--- a/iswaryafinalinternship (2).docx
+++ b/iswaryafinalinternship (2).docx
@@ -227,7 +227,6 @@
           <w:sz w:val="36"/>
         </w:rPr>
       </w:pPr>
-      <w:proofErr w:type="gramStart"/>
       <w:r>
         <w:rPr>
           <w:b/>
@@ -236,7 +235,6 @@
         </w:rPr>
         <w:t>By</w:t>
       </w:r>
-      <w:proofErr w:type="gramEnd"/>
     </w:p>
     <w:p>
       <w:pPr>
@@ -1518,7 +1516,6 @@
         </w:rPr>
         <w:t xml:space="preserve"> P. </w:t>
       </w:r>
-      <w:proofErr w:type="spellStart"/>
       <w:r>
         <w:rPr>
           <w:b/>
@@ -1526,9 +1523,17 @@
           <w:sz w:val="24"/>
           <w:szCs w:val="24"/>
         </w:rPr>
-        <w:t>sunandha</w:t>
-      </w:r>
-      <w:proofErr w:type="spellEnd"/>
+        <w:t>S</w:t>
+      </w:r>
+      <w:r>
+        <w:rPr>
+          <w:b/>
+          <w:color w:val="000000" w:themeColor="text1"/>
+          <w:sz w:val="24"/>
+          <w:szCs w:val="24"/>
+        </w:rPr>
+        <w:t>unandha</w:t>
+      </w:r>
       <w:r>
         <w:rPr>
           <w:b/>
@@ -3778,11 +3783,67 @@
       <w:r>
         <w:rPr>
           <w:b/>
+          <w:noProof/>
+          <w:sz w:val="20"/>
+        </w:rPr>
+        <w:lastRenderedPageBreak/>
+        <w:drawing>
+          <wp:anchor distT="0" distB="0" distL="114300" distR="114300" simplePos="0" relativeHeight="487613952" behindDoc="0" locked="0" layoutInCell="1" allowOverlap="1" wp14:anchorId="31F8223B" wp14:editId="4066C3D1">
+            <wp:simplePos x="0" y="0"/>
+            <wp:positionH relativeFrom="margin">
+              <wp:align>center</wp:align>
+            </wp:positionH>
+            <wp:positionV relativeFrom="paragraph">
+              <wp:posOffset>508000</wp:posOffset>
+            </wp:positionV>
+            <wp:extent cx="6209665" cy="8789035"/>
+            <wp:effectExtent l="0" t="0" r="635" b="0"/>
+            <wp:wrapSquare wrapText="bothSides"/>
+            <wp:docPr id="845302378" name="Picture 8"/>
+            <wp:cNvGraphicFramePr>
+              <a:graphicFrameLocks xmlns:a="http://schemas.openxmlformats.org/drawingml/2006/main" noChangeAspect="1"/>
+            </wp:cNvGraphicFramePr>
+            <a:graphic xmlns:a="http://schemas.openxmlformats.org/drawingml/2006/main">
+              <a:graphicData uri="http://schemas.openxmlformats.org/drawingml/2006/picture">
+                <pic:pic xmlns:pic="http://schemas.openxmlformats.org/drawingml/2006/picture">
+                  <pic:nvPicPr>
+                    <pic:cNvPr id="845302378" name="Picture 845302378"/>
+                    <pic:cNvPicPr/>
+                  </pic:nvPicPr>
+                  <pic:blipFill>
+                    <a:blip r:embed="rId10">
+                      <a:extLst>
+                        <a:ext uri="{28A0092B-C50C-407E-A947-70E740481C1C}">
+                          <a14:useLocalDpi xmlns:a14="http://schemas.microsoft.com/office/drawing/2010/main" val="0"/>
+                        </a:ext>
+                      </a:extLst>
+                    </a:blip>
+                    <a:stretch>
+                      <a:fillRect/>
+                    </a:stretch>
+                  </pic:blipFill>
+                  <pic:spPr>
+                    <a:xfrm>
+                      <a:off x="0" y="0"/>
+                      <a:ext cx="6209665" cy="8789035"/>
+                    </a:xfrm>
+                    <a:prstGeom prst="rect">
+                      <a:avLst/>
+                    </a:prstGeom>
+                  </pic:spPr>
+                </pic:pic>
+              </a:graphicData>
+            </a:graphic>
+          </wp:anchor>
+        </w:drawing>
+      </w:r>
+      <w:r>
+        <w:rPr>
+          <w:b/>
           <w:spacing w:val="-6"/>
           <w:sz w:val="32"/>
           <w:u w:val="single"/>
         </w:rPr>
-        <w:lastRenderedPageBreak/>
         <w:t>I</w:t>
       </w:r>
       <w:r>
@@ -3824,48 +3885,6 @@
           <w:cols w:space="720"/>
         </w:sectPr>
       </w:pPr>
-      <w:r>
-        <w:rPr>
-          <w:b/>
-          <w:noProof/>
-          <w:sz w:val="20"/>
-        </w:rPr>
-        <w:drawing>
-          <wp:inline distT="0" distB="0" distL="0" distR="0" wp14:anchorId="53C7F3B8" wp14:editId="015C34A7">
-            <wp:extent cx="6699565" cy="7686686"/>
-            <wp:effectExtent l="0" t="0" r="6350" b="0"/>
-            <wp:docPr id="374292429" name="Picture 1"/>
-            <wp:cNvGraphicFramePr>
-              <a:graphicFrameLocks xmlns:a="http://schemas.openxmlformats.org/drawingml/2006/main" noChangeAspect="1"/>
-            </wp:cNvGraphicFramePr>
-            <a:graphic xmlns:a="http://schemas.openxmlformats.org/drawingml/2006/main">
-              <a:graphicData uri="http://schemas.openxmlformats.org/drawingml/2006/picture">
-                <pic:pic xmlns:pic="http://schemas.openxmlformats.org/drawingml/2006/picture">
-                  <pic:nvPicPr>
-                    <pic:cNvPr id="374292429" name=""/>
-                    <pic:cNvPicPr/>
-                  </pic:nvPicPr>
-                  <pic:blipFill>
-                    <a:blip r:embed="rId10"/>
-                    <a:stretch>
-                      <a:fillRect/>
-                    </a:stretch>
-                  </pic:blipFill>
-                  <pic:spPr>
-                    <a:xfrm>
-                      <a:off x="0" y="0"/>
-                      <a:ext cx="6707342" cy="7695609"/>
-                    </a:xfrm>
-                    <a:prstGeom prst="rect">
-                      <a:avLst/>
-                    </a:prstGeom>
-                  </pic:spPr>
-                </pic:pic>
-              </a:graphicData>
-            </a:graphic>
-          </wp:inline>
-        </w:drawing>
-      </w:r>
     </w:p>
     <w:p>
       <w:pPr>
@@ -4088,7 +4107,6 @@
       <w:r>
         <w:t xml:space="preserve"> </w:t>
       </w:r>
-      <w:proofErr w:type="gramStart"/>
       <w:r>
         <w:t>whole</w:t>
       </w:r>
@@ -4096,11 +4114,7 @@
         <w:t xml:space="preserve"> </w:t>
       </w:r>
       <w:r>
-        <w:t>hearted</w:t>
-      </w:r>
-      <w:proofErr w:type="gramEnd"/>
-      <w:r>
-        <w:t xml:space="preserve"> support and encouragement during the internship.</w:t>
+        <w:t>hearted support and encouragement during the internship.</w:t>
       </w:r>
     </w:p>
     <w:p>
@@ -4159,15 +4173,7 @@
         <w:jc w:val="both"/>
       </w:pPr>
       <w:r>
-        <w:t xml:space="preserve">I wish to convey my acknowledgements to all the staff members of the Computer Science and Engineering Department </w:t>
-      </w:r>
-      <w:proofErr w:type="gramStart"/>
-      <w:r>
-        <w:t>for giving</w:t>
-      </w:r>
-      <w:proofErr w:type="gramEnd"/>
-      <w:r>
-        <w:t xml:space="preserve"> the required information needed for my internship work.</w:t>
+        <w:t>I wish to convey my acknowledgements to all the staff members of the Computer Science and Engineering Department for giving the required information needed for my internship work.</w:t>
       </w:r>
     </w:p>
     <w:p>
@@ -4235,12 +4241,10 @@
       <w:r>
         <w:t xml:space="preserve">well </w:t>
       </w:r>
-      <w:proofErr w:type="gramStart"/>
       <w:r>
         <w:t>wishers</w:t>
       </w:r>
       <w:proofErr w:type="spellEnd"/>
-      <w:proofErr w:type="gramEnd"/>
       <w:r>
         <w:t xml:space="preserve"> </w:t>
       </w:r>
@@ -4281,15 +4285,7 @@
         <w:t xml:space="preserve"> </w:t>
       </w:r>
       <w:r>
-        <w:t xml:space="preserve">indirectly </w:t>
-      </w:r>
-      <w:proofErr w:type="gramStart"/>
-      <w:r>
-        <w:t>during the course of</w:t>
-      </w:r>
-      <w:proofErr w:type="gramEnd"/>
-      <w:r>
-        <w:t xml:space="preserve"> this internship work.</w:t>
+        <w:t>indirectly during the course of this internship work.</w:t>
       </w:r>
     </w:p>
     <w:p>
@@ -4683,11 +4679,11 @@
               <w:rPr>
                 <w:spacing w:val="-5"/>
               </w:rPr>
-              <w:t>1</w:t>
+              <w:t>2</w:t>
             </w:r>
           </w:hyperlink>
           <w:r>
-            <w:t>3</w:t>
+            <w:t>9</w:t>
           </w:r>
         </w:p>
         <w:p>
@@ -4741,13 +4737,7 @@
             <w:rPr>
               <w:spacing w:val="-5"/>
             </w:rPr>
-            <w:t>1</w:t>
-          </w:r>
-          <w:r>
-            <w:rPr>
-              <w:spacing w:val="-5"/>
-            </w:rPr>
-            <w:t>5</w:t>
+            <w:t>31</w:t>
           </w:r>
         </w:p>
         <w:p>
@@ -4812,14 +4802,14 @@
               <w:b w:val="0"/>
               <w:spacing w:val="-5"/>
             </w:rPr>
-            <w:t>2</w:t>
+            <w:t>3</w:t>
           </w:r>
           <w:r>
             <w:rPr>
               <w:b w:val="0"/>
               <w:spacing w:val="-5"/>
             </w:rPr>
-            <w:t>1</w:t>
+            <w:t>2</w:t>
           </w:r>
         </w:p>
         <w:p>
@@ -4857,13 +4847,7 @@
             <w:rPr>
               <w:spacing w:val="-5"/>
             </w:rPr>
-            <w:t>2</w:t>
-          </w:r>
-          <w:r>
-            <w:rPr>
-              <w:spacing w:val="-5"/>
-            </w:rPr>
-            <w:t>2</w:t>
+            <w:t>33</w:t>
           </w:r>
         </w:p>
         <w:p>
@@ -4901,7 +4885,13 @@
             <w:rPr>
               <w:spacing w:val="-5"/>
             </w:rPr>
-            <w:t>31</w:t>
+            <w:t>4</w:t>
+          </w:r>
+          <w:r>
+            <w:rPr>
+              <w:spacing w:val="-5"/>
+            </w:rPr>
+            <w:t>1</w:t>
           </w:r>
         </w:p>
         <w:p>
@@ -4939,13 +4929,7 @@
             <w:rPr>
               <w:spacing w:val="-5"/>
             </w:rPr>
-            <w:t>3</w:t>
-          </w:r>
-          <w:r>
-            <w:rPr>
-              <w:spacing w:val="-5"/>
-            </w:rPr>
-            <w:t>5</w:t>
+            <w:t>48</w:t>
           </w:r>
         </w:p>
         <w:p>
@@ -5010,14 +4994,7 @@
               <w:b w:val="0"/>
               <w:spacing w:val="-5"/>
             </w:rPr>
-            <w:t>4</w:t>
-          </w:r>
-          <w:r>
-            <w:rPr>
-              <w:b w:val="0"/>
-              <w:spacing w:val="-5"/>
-            </w:rPr>
-            <w:t>9</w:t>
+            <w:t>53</w:t>
           </w:r>
         </w:p>
         <w:p>
@@ -5070,7 +5047,14 @@
               <w:b w:val="0"/>
               <w:spacing w:val="-5"/>
             </w:rPr>
-            <w:t>53</w:t>
+            <w:t>5</w:t>
+          </w:r>
+          <w:r>
+            <w:rPr>
+              <w:b w:val="0"/>
+              <w:spacing w:val="-5"/>
+            </w:rPr>
+            <w:t>8</w:t>
           </w:r>
         </w:p>
         <w:p>
@@ -5101,16 +5085,9 @@
           <w:r>
             <w:rPr>
               <w:b w:val="0"/>
-              <w:spacing w:val="-5"/>
+              <w:bCs w:val="0"/>
             </w:rPr>
-            <w:t>5</w:t>
-          </w:r>
-          <w:r>
-            <w:rPr>
-              <w:b w:val="0"/>
-              <w:spacing w:val="-5"/>
-            </w:rPr>
-            <w:t>5</w:t>
+            <w:t>60</w:t>
           </w:r>
         </w:p>
         <w:p>
@@ -5142,13 +5119,7 @@
             <w:rPr>
               <w:b w:val="0"/>
             </w:rPr>
-            <w:t>5</w:t>
-          </w:r>
-          <w:r>
-            <w:rPr>
-              <w:b w:val="0"/>
-            </w:rPr>
-            <w:t>6</w:t>
+            <w:t>61</w:t>
           </w:r>
         </w:p>
       </w:sdtContent>
@@ -5415,7 +5386,14 @@
                 <w:sz w:val="24"/>
                 <w:szCs w:val="24"/>
               </w:rPr>
-              <w:t xml:space="preserve">                  9</w:t>
+              <w:t xml:space="preserve">                  </w:t>
+            </w:r>
+            <w:r>
+              <w:rPr>
+                <w:sz w:val="24"/>
+                <w:szCs w:val="24"/>
+              </w:rPr>
+              <w:t>18</w:t>
             </w:r>
           </w:p>
         </w:tc>
@@ -5497,7 +5475,14 @@
                 <w:sz w:val="24"/>
                 <w:szCs w:val="24"/>
               </w:rPr>
-              <w:t xml:space="preserve">                11</w:t>
+              <w:t xml:space="preserve">                </w:t>
+            </w:r>
+            <w:r>
+              <w:rPr>
+                <w:sz w:val="24"/>
+                <w:szCs w:val="24"/>
+              </w:rPr>
+              <w:t xml:space="preserve">  21</w:t>
             </w:r>
           </w:p>
         </w:tc>
@@ -5566,6 +5551,13 @@
                 <w:szCs w:val="24"/>
               </w:rPr>
             </w:pPr>
+            <w:r>
+              <w:rPr>
+                <w:sz w:val="24"/>
+                <w:szCs w:val="24"/>
+              </w:rPr>
+              <w:t xml:space="preserve">                  27</w:t>
+            </w:r>
           </w:p>
         </w:tc>
       </w:tr>
@@ -5645,7 +5637,14 @@
                 <w:sz w:val="24"/>
                 <w:szCs w:val="24"/>
               </w:rPr>
-              <w:t xml:space="preserve">                26</w:t>
+              <w:t xml:space="preserve">                </w:t>
+            </w:r>
+            <w:r>
+              <w:rPr>
+                <w:sz w:val="24"/>
+                <w:szCs w:val="24"/>
+              </w:rPr>
+              <w:t>40</w:t>
             </w:r>
           </w:p>
         </w:tc>
@@ -5731,7 +5730,14 @@
                 <w:sz w:val="24"/>
                 <w:szCs w:val="24"/>
               </w:rPr>
-              <w:t xml:space="preserve">                27</w:t>
+              <w:t xml:space="preserve">                </w:t>
+            </w:r>
+            <w:r>
+              <w:rPr>
+                <w:sz w:val="24"/>
+                <w:szCs w:val="24"/>
+              </w:rPr>
+              <w:t>41</w:t>
             </w:r>
           </w:p>
         </w:tc>
@@ -5810,7 +5816,14 @@
                 <w:sz w:val="24"/>
                 <w:szCs w:val="24"/>
               </w:rPr>
-              <w:t xml:space="preserve">                31</w:t>
+              <w:t xml:space="preserve">                </w:t>
+            </w:r>
+            <w:r>
+              <w:rPr>
+                <w:sz w:val="24"/>
+                <w:szCs w:val="24"/>
+              </w:rPr>
+              <w:t>41</w:t>
             </w:r>
           </w:p>
         </w:tc>
@@ -5867,13 +5880,7 @@
             </w:r>
             <w:proofErr w:type="spellEnd"/>
             <w:r>
-              <w:t xml:space="preserve"> </w:t>
-            </w:r>
-            <w:r>
-              <w:t>Analytics</w:t>
-            </w:r>
-            <w:r>
-              <w:t xml:space="preserve"> Tab</w:t>
+              <w:t xml:space="preserve"> Analytics Tab</w:t>
             </w:r>
           </w:p>
         </w:tc>
@@ -5895,7 +5902,14 @@
                 <w:sz w:val="24"/>
                 <w:szCs w:val="24"/>
               </w:rPr>
-              <w:t xml:space="preserve">                31</w:t>
+              <w:t xml:space="preserve">                </w:t>
+            </w:r>
+            <w:r>
+              <w:rPr>
+                <w:sz w:val="24"/>
+                <w:szCs w:val="24"/>
+              </w:rPr>
+              <w:t>42</w:t>
             </w:r>
           </w:p>
         </w:tc>
@@ -5988,7 +6002,14 @@
                 <w:sz w:val="24"/>
                 <w:szCs w:val="24"/>
               </w:rPr>
-              <w:t xml:space="preserve">                37</w:t>
+              <w:t xml:space="preserve">                </w:t>
+            </w:r>
+            <w:r>
+              <w:rPr>
+                <w:sz w:val="24"/>
+                <w:szCs w:val="24"/>
+              </w:rPr>
+              <w:t>42</w:t>
             </w:r>
           </w:p>
         </w:tc>
@@ -6061,7 +6082,14 @@
                 <w:sz w:val="24"/>
                 <w:szCs w:val="24"/>
               </w:rPr>
-              <w:t xml:space="preserve">                37</w:t>
+              <w:t xml:space="preserve">               </w:t>
+            </w:r>
+            <w:r>
+              <w:rPr>
+                <w:sz w:val="24"/>
+                <w:szCs w:val="24"/>
+              </w:rPr>
+              <w:t xml:space="preserve"> 49</w:t>
             </w:r>
           </w:p>
         </w:tc>
@@ -6138,7 +6166,14 @@
                 <w:sz w:val="24"/>
                 <w:szCs w:val="24"/>
               </w:rPr>
-              <w:t xml:space="preserve">               38</w:t>
+              <w:t xml:space="preserve">               </w:t>
+            </w:r>
+            <w:r>
+              <w:rPr>
+                <w:sz w:val="24"/>
+                <w:szCs w:val="24"/>
+              </w:rPr>
+              <w:t>49</w:t>
             </w:r>
           </w:p>
         </w:tc>
@@ -6222,7 +6257,14 @@
                 <w:sz w:val="24"/>
                 <w:szCs w:val="24"/>
               </w:rPr>
-              <w:t xml:space="preserve">                38</w:t>
+              <w:t xml:space="preserve">                </w:t>
+            </w:r>
+            <w:r>
+              <w:rPr>
+                <w:sz w:val="24"/>
+                <w:szCs w:val="24"/>
+              </w:rPr>
+              <w:t>50</w:t>
             </w:r>
           </w:p>
         </w:tc>
@@ -6299,7 +6341,14 @@
                 <w:sz w:val="24"/>
                 <w:szCs w:val="24"/>
               </w:rPr>
-              <w:t xml:space="preserve">               39</w:t>
+              <w:t xml:space="preserve">               </w:t>
+            </w:r>
+            <w:r>
+              <w:rPr>
+                <w:sz w:val="24"/>
+                <w:szCs w:val="24"/>
+              </w:rPr>
+              <w:t>50</w:t>
             </w:r>
           </w:p>
         </w:tc>
@@ -6376,7 +6425,14 @@
                 <w:sz w:val="24"/>
                 <w:szCs w:val="24"/>
               </w:rPr>
-              <w:t xml:space="preserve">               43</w:t>
+              <w:t xml:space="preserve">               </w:t>
+            </w:r>
+            <w:r>
+              <w:rPr>
+                <w:sz w:val="24"/>
+                <w:szCs w:val="24"/>
+              </w:rPr>
+              <w:t>55</w:t>
             </w:r>
           </w:p>
         </w:tc>
@@ -6453,7 +6509,14 @@
                 <w:sz w:val="24"/>
                 <w:szCs w:val="24"/>
               </w:rPr>
-              <w:t xml:space="preserve">              43</w:t>
+              <w:t xml:space="preserve">              </w:t>
+            </w:r>
+            <w:r>
+              <w:rPr>
+                <w:sz w:val="24"/>
+                <w:szCs w:val="24"/>
+              </w:rPr>
+              <w:t>55</w:t>
             </w:r>
           </w:p>
         </w:tc>
@@ -6531,7 +6594,14 @@
                 <w:sz w:val="24"/>
                 <w:szCs w:val="24"/>
               </w:rPr>
-              <w:t xml:space="preserve">              44</w:t>
+              <w:t xml:space="preserve">              </w:t>
+            </w:r>
+            <w:r>
+              <w:rPr>
+                <w:sz w:val="24"/>
+                <w:szCs w:val="24"/>
+              </w:rPr>
+              <w:t>55</w:t>
             </w:r>
           </w:p>
         </w:tc>
@@ -7626,15 +7696,7 @@
         <w:t>Codeon Technologies Pvt. Ltd.</w:t>
       </w:r>
       <w:r>
-        <w:t xml:space="preserve"> is a comprehensive, full-time training program designed to transform students into confident and industry-ready full-stack developers. This in-person internship provides </w:t>
-      </w:r>
-      <w:proofErr w:type="gramStart"/>
-      <w:r>
-        <w:t>an immersive</w:t>
-      </w:r>
-      <w:proofErr w:type="gramEnd"/>
-      <w:r>
-        <w:t xml:space="preserve"> learning experience through structured training, real-time projects, and continuous mentor guidance, ensuring both technical and professional growth.</w:t>
+        <w:t xml:space="preserve"> is a comprehensive, full-time training program designed to transform students into confident and industry-ready full-stack developers. This in-person internship provides an immersive learning experience through structured training, real-time projects, and continuous mentor guidance, ensuring both technical and professional growth.</w:t>
       </w:r>
     </w:p>
     <w:p>
@@ -7652,7 +7714,6 @@
       <w:r>
         <w:t xml:space="preserve"> </w:t>
       </w:r>
-      <w:proofErr w:type="gramStart"/>
       <w:r>
         <w:t>&amp;</w:t>
       </w:r>
@@ -7662,7 +7723,6 @@
         </w:rPr>
         <w:t>Timings</w:t>
       </w:r>
-      <w:proofErr w:type="gramEnd"/>
     </w:p>
     <w:p>
       <w:pPr>
@@ -8037,6 +8097,22 @@
     <w:p>
       <w:pPr>
         <w:pStyle w:val="Heading5"/>
+        <w:numPr>
+          <w:ilvl w:val="0"/>
+          <w:numId w:val="136"/>
+        </w:numPr>
+        <w:tabs>
+          <w:tab w:val="left" w:pos="1003"/>
+        </w:tabs>
+        <w:spacing w:before="239"/>
+      </w:pPr>
+      <w:r>
+        <w:t>Stage 2: Core Java, SQL &amp; Agile Fundamentals</w:t>
+      </w:r>
+    </w:p>
+    <w:p>
+      <w:pPr>
+        <w:pStyle w:val="Heading5"/>
         <w:tabs>
           <w:tab w:val="left" w:pos="1003"/>
         </w:tabs>
@@ -8047,6 +8123,13 @@
           <w:bCs w:val="0"/>
         </w:rPr>
       </w:pPr>
+      <w:r>
+        <w:rPr>
+          <w:b w:val="0"/>
+          <w:bCs w:val="0"/>
+        </w:rPr>
+        <w:t>Covered Core Java programming, database management using SQL, and introduction to Agile methodologies for understanding real-world development workflows.</w:t>
+      </w:r>
     </w:p>
     <w:p>
       <w:pPr>
@@ -8061,7 +8144,7 @@
         <w:spacing w:before="239"/>
       </w:pPr>
       <w:r>
-        <w:t>Stage 2: Core Java, SQL &amp; Agile Fundamentals</w:t>
+        <w:t>Stage 3: Advanced Backend Development</w:t>
       </w:r>
     </w:p>
     <w:p>
@@ -8082,53 +8165,7 @@
           <w:b w:val="0"/>
           <w:bCs w:val="0"/>
         </w:rPr>
-        <w:t>Covered Core Java programming, database management using SQL, and introduction to Agile methodologies for understanding real-world development workflows.</w:t>
-      </w:r>
-    </w:p>
-    <w:p>
-      <w:pPr>
-        <w:pStyle w:val="Heading5"/>
-        <w:numPr>
-          <w:ilvl w:val="0"/>
-          <w:numId w:val="136"/>
-        </w:numPr>
-        <w:tabs>
-          <w:tab w:val="left" w:pos="1003"/>
-        </w:tabs>
-        <w:spacing w:before="239"/>
-      </w:pPr>
-      <w:r>
-        <w:t>Stage 3: Advanced Backend Development</w:t>
-      </w:r>
-    </w:p>
-    <w:p>
-      <w:pPr>
-        <w:pStyle w:val="Heading5"/>
-        <w:tabs>
-          <w:tab w:val="left" w:pos="1003"/>
-        </w:tabs>
-        <w:spacing w:before="239"/>
-        <w:ind w:left="1728"/>
-        <w:rPr>
-          <w:b w:val="0"/>
-          <w:bCs w:val="0"/>
-        </w:rPr>
-      </w:pPr>
-      <w:proofErr w:type="gramStart"/>
-      <w:r>
-        <w:rPr>
-          <w:b w:val="0"/>
-          <w:bCs w:val="0"/>
-        </w:rPr>
-        <w:t>Included</w:t>
-      </w:r>
-      <w:proofErr w:type="gramEnd"/>
-      <w:r>
-        <w:rPr>
-          <w:b w:val="0"/>
-          <w:bCs w:val="0"/>
-        </w:rPr>
-        <w:t xml:space="preserve"> Spring, Spring Boot, Spring MVC, REST APIs, Hibernate, JPA, and Data JPA for building scalable backend systems and enterprise-level applications.</w:t>
+        <w:t>Included Spring, Spring Boot, Spring MVC, REST APIs, Hibernate, JPA, and Data JPA for building scalable backend systems and enterprise-level applications.</w:t>
       </w:r>
     </w:p>
     <w:p>
@@ -8354,11 +8391,7 @@
         <w:t xml:space="preserve"> </w:t>
       </w:r>
       <w:r>
-        <w:t xml:space="preserve">Stack </w:t>
-      </w:r>
-      <w:proofErr w:type="gramStart"/>
-      <w:r>
-        <w:t>&amp;</w:t>
+        <w:t>Stack &amp;</w:t>
       </w:r>
       <w:r>
         <w:rPr>
@@ -8366,7 +8399,6 @@
         </w:rPr>
         <w:t>Tools</w:t>
       </w:r>
-      <w:proofErr w:type="gramEnd"/>
     </w:p>
     <w:p>
       <w:pPr>
@@ -8488,7 +8520,6 @@
           <w:b/>
           <w:sz w:val="24"/>
         </w:rPr>
-        <w:lastRenderedPageBreak/>
         <w:t>Databases:</w:t>
       </w:r>
       <w:r>
@@ -8526,6 +8557,7 @@
           <w:b/>
           <w:sz w:val="24"/>
         </w:rPr>
+        <w:lastRenderedPageBreak/>
         <w:t xml:space="preserve">Build </w:t>
       </w:r>
       <w:r>
@@ -9321,17 +9353,23 @@
       </w:pPr>
       <w:r>
         <w:rPr>
+          <w:sz w:val="24"/>
+        </w:rPr>
+        <w:t xml:space="preserve">Frontend development focused on designing and developing </w:t>
+      </w:r>
+      <w:r>
+        <w:rPr>
           <w:b/>
           <w:bCs/>
           <w:sz w:val="24"/>
         </w:rPr>
-        <w:tab/>
-      </w:r>
-      <w:r>
-        <w:rPr>
-          <w:sz w:val="24"/>
-        </w:rPr>
-        <w:t xml:space="preserve">Frontend development focused on designing and developing </w:t>
+        <w:t>interactive, responsive, and user-friendly interfaces</w:t>
+      </w:r>
+      <w:r>
+        <w:rPr>
+          <w:sz w:val="24"/>
+        </w:rPr>
+        <w:t xml:space="preserve">. Technologies such as </w:t>
       </w:r>
       <w:r>
         <w:rPr>
@@ -9339,20 +9377,6 @@
           <w:bCs/>
           <w:sz w:val="24"/>
         </w:rPr>
-        <w:t>interactive, responsive, and user-friendly interfaces</w:t>
-      </w:r>
-      <w:r>
-        <w:rPr>
-          <w:sz w:val="24"/>
-        </w:rPr>
-        <w:t xml:space="preserve">. Technologies such as </w:t>
-      </w:r>
-      <w:r>
-        <w:rPr>
-          <w:b/>
-          <w:bCs/>
-          <w:sz w:val="24"/>
-        </w:rPr>
         <w:t>HTML, CSS, Bootstrap, and JavaScript</w:t>
       </w:r>
       <w:r>
@@ -9368,7 +9392,7 @@
           <w:tab w:val="left" w:pos="1452"/>
         </w:tabs>
         <w:spacing w:line="360" w:lineRule="auto"/>
-        <w:ind w:left="1440" w:right="719"/>
+        <w:ind w:left="720" w:right="719"/>
         <w:rPr>
           <w:sz w:val="24"/>
         </w:rPr>
@@ -9415,6 +9439,7 @@
         </w:tabs>
         <w:spacing w:line="360" w:lineRule="auto"/>
         <w:ind w:left="720" w:right="719"/>
+        <w:jc w:val="both"/>
         <w:rPr>
           <w:sz w:val="24"/>
         </w:rPr>
@@ -9483,12 +9508,6 @@
         <w:rPr>
           <w:sz w:val="24"/>
         </w:rPr>
-        <w:tab/>
-      </w:r>
-      <w:r>
-        <w:rPr>
-          <w:sz w:val="24"/>
-        </w:rPr>
         <w:t xml:space="preserve">Backend development involved building the </w:t>
       </w:r>
       <w:r>
@@ -9503,13 +9522,7 @@
         <w:rPr>
           <w:sz w:val="24"/>
         </w:rPr>
-        <w:t xml:space="preserve"> of applications using Java and modern frameworks. The training covered</w:t>
-      </w:r>
-      <w:r>
-        <w:rPr>
-          <w:sz w:val="24"/>
-        </w:rPr>
-        <w:t>:</w:t>
+        <w:t xml:space="preserve"> of applications using Java and modern frameworks.</w:t>
       </w:r>
     </w:p>
     <w:p>
@@ -9544,7 +9557,8 @@
           <w:tab w:val="left" w:pos="1452"/>
         </w:tabs>
         <w:spacing w:before="23" w:line="360" w:lineRule="auto"/>
-        <w:ind w:left="1440" w:right="719"/>
+        <w:ind w:left="504" w:right="719"/>
+        <w:jc w:val="both"/>
         <w:rPr>
           <w:sz w:val="24"/>
         </w:rPr>
@@ -9554,6 +9568,30 @@
           <w:sz w:val="24"/>
         </w:rPr>
         <w:lastRenderedPageBreak/>
+        <w:t xml:space="preserve"> The training covered</w:t>
+      </w:r>
+      <w:r>
+        <w:rPr>
+          <w:sz w:val="24"/>
+        </w:rPr>
+        <w:t>:</w:t>
+      </w:r>
+    </w:p>
+    <w:p>
+      <w:pPr>
+        <w:tabs>
+          <w:tab w:val="left" w:pos="1452"/>
+        </w:tabs>
+        <w:spacing w:before="23" w:line="360" w:lineRule="auto"/>
+        <w:ind w:left="504" w:right="719"/>
+        <w:rPr>
+          <w:sz w:val="24"/>
+        </w:rPr>
+      </w:pPr>
+      <w:r>
+        <w:rPr>
+          <w:sz w:val="24"/>
+        </w:rPr>
         <w:t xml:space="preserve">• </w:t>
       </w:r>
       <w:r>
@@ -9657,10 +9695,17 @@
         </w:tabs>
         <w:spacing w:before="23" w:line="360" w:lineRule="auto"/>
         <w:ind w:left="504" w:right="719"/>
-        <w:rPr>
-          <w:sz w:val="24"/>
-        </w:rPr>
-      </w:pPr>
+        <w:jc w:val="both"/>
+        <w:rPr>
+          <w:sz w:val="24"/>
+        </w:rPr>
+      </w:pPr>
+      <w:r>
+        <w:rPr>
+          <w:sz w:val="24"/>
+        </w:rPr>
+        <w:t xml:space="preserve">  </w:t>
+      </w:r>
       <w:r>
         <w:rPr>
           <w:sz w:val="24"/>
@@ -9679,7 +9724,19 @@
         <w:rPr>
           <w:sz w:val="24"/>
         </w:rPr>
-        <w:t>, I learned how to build scalable and efficient backend systems with features like dependency injection, REST API development, and simplified configuration.</w:t>
+        <w:t xml:space="preserve">, I learned how to build scalable and efficient backend systems with </w:t>
+      </w:r>
+      <w:r>
+        <w:rPr>
+          <w:sz w:val="24"/>
+        </w:rPr>
+        <w:t xml:space="preserve">  </w:t>
+      </w:r>
+      <w:r>
+        <w:rPr>
+          <w:sz w:val="24"/>
+        </w:rPr>
+        <w:t>features like dependency injection, REST API development, and simplified configuration.</w:t>
       </w:r>
     </w:p>
     <w:p>
@@ -9731,27 +9788,7 @@
         <w:rPr>
           <w:sz w:val="24"/>
         </w:rPr>
-        <w:tab/>
-      </w:r>
-      <w:r>
-        <w:rPr>
-          <w:sz w:val="24"/>
-        </w:rPr>
-        <w:t xml:space="preserve">Database management </w:t>
-      </w:r>
-      <w:proofErr w:type="gramStart"/>
-      <w:r>
-        <w:rPr>
-          <w:sz w:val="24"/>
-        </w:rPr>
-        <w:t>focused</w:t>
-      </w:r>
-      <w:proofErr w:type="gramEnd"/>
-      <w:r>
-        <w:rPr>
-          <w:sz w:val="24"/>
-        </w:rPr>
-        <w:t xml:space="preserve"> on storing and managing application data efficiently</w:t>
+        <w:t>Database management focused on storing and managing application data efficiently</w:t>
       </w:r>
       <w:r>
         <w:rPr>
@@ -9763,6 +9800,12 @@
         <w:rPr>
           <w:sz w:val="24"/>
         </w:rPr>
+        <w:t xml:space="preserve">  </w:t>
+      </w:r>
+      <w:r>
+        <w:rPr>
+          <w:sz w:val="24"/>
+        </w:rPr>
         <w:t xml:space="preserve">using </w:t>
       </w:r>
       <w:r>
@@ -9786,11 +9829,17 @@
           <w:tab w:val="left" w:pos="1452"/>
         </w:tabs>
         <w:spacing w:before="21" w:line="360" w:lineRule="auto"/>
-        <w:ind w:left="1440" w:right="733"/>
-        <w:rPr>
-          <w:sz w:val="24"/>
-        </w:rPr>
-      </w:pPr>
+        <w:ind w:left="720" w:right="733"/>
+        <w:rPr>
+          <w:sz w:val="24"/>
+        </w:rPr>
+      </w:pPr>
+      <w:r>
+        <w:rPr>
+          <w:sz w:val="24"/>
+        </w:rPr>
+        <w:t xml:space="preserve"> </w:t>
+      </w:r>
       <w:r>
         <w:rPr>
           <w:sz w:val="24"/>
@@ -9851,6 +9900,12 @@
           <w:sz w:val="24"/>
         </w:rPr>
       </w:pPr>
+      <w:r>
+        <w:rPr>
+          <w:sz w:val="24"/>
+        </w:rPr>
+        <w:t xml:space="preserve"> </w:t>
+      </w:r>
       <w:r>
         <w:rPr>
           <w:sz w:val="24"/>
@@ -9913,7 +9968,7 @@
           <w:bCs/>
           <w:sz w:val="24"/>
         </w:rPr>
-        <w:tab/>
+        <w:t xml:space="preserve"> </w:t>
       </w:r>
       <w:r>
         <w:rPr>
@@ -9928,7 +9983,7 @@
           <w:tab w:val="left" w:pos="1452"/>
         </w:tabs>
         <w:spacing w:line="360" w:lineRule="auto"/>
-        <w:ind w:left="1440" w:right="719"/>
+        <w:ind w:left="720" w:right="719"/>
         <w:rPr>
           <w:sz w:val="24"/>
         </w:rPr>
@@ -9979,7 +10034,19 @@
         <w:rPr>
           <w:sz w:val="24"/>
         </w:rPr>
-        <w:t xml:space="preserve"> Worked in Agile teams, participated in sprint planning, stand-ups, and reviews</w:t>
+        <w:t xml:space="preserve"> Worked in Agile teams, participated in sprint planning, stand-ups, and </w:t>
+      </w:r>
+      <w:r>
+        <w:rPr>
+          <w:sz w:val="24"/>
+        </w:rPr>
+        <w:t xml:space="preserve">   </w:t>
+      </w:r>
+      <w:r>
+        <w:rPr>
+          <w:sz w:val="24"/>
+        </w:rPr>
+        <w:t>reviews</w:t>
       </w:r>
       <w:r>
         <w:rPr>
@@ -10038,7 +10105,7 @@
           <w:tab w:val="left" w:pos="1452"/>
         </w:tabs>
         <w:spacing w:before="21" w:line="360" w:lineRule="auto"/>
-        <w:ind w:left="720" w:right="733"/>
+        <w:ind w:right="733"/>
         <w:jc w:val="both"/>
         <w:rPr>
           <w:sz w:val="24"/>
@@ -10161,13 +10228,6 @@
           <w:sz w:val="24"/>
           <w:szCs w:val="24"/>
         </w:rPr>
-        <w:tab/>
-      </w:r>
-      <w:r>
-        <w:rPr>
-          <w:sz w:val="24"/>
-          <w:szCs w:val="24"/>
-        </w:rPr>
         <w:t xml:space="preserve">HTML is the standard markup language used to create the </w:t>
       </w:r>
       <w:r>
@@ -11771,18 +11831,8 @@
           <w:szCs w:val="24"/>
           <w:lang w:val="en-IN"/>
         </w:rPr>
-        <w:t xml:space="preserve">: </w:t>
-      </w:r>
-      <w:proofErr w:type="gramStart"/>
-      <w:r>
-        <w:rPr>
-          <w:sz w:val="24"/>
-          <w:szCs w:val="24"/>
-          <w:lang w:val="en-IN"/>
-        </w:rPr>
-        <w:t>blue;</w:t>
-      </w:r>
-      <w:proofErr w:type="gramEnd"/>
+        <w:t>: blue;</w:t>
+      </w:r>
     </w:p>
     <w:p>
       <w:pPr>
@@ -11804,18 +11854,8 @@
           <w:szCs w:val="24"/>
           <w:lang w:val="en-IN"/>
         </w:rPr>
-        <w:t xml:space="preserve">    font-size: </w:t>
-      </w:r>
-      <w:proofErr w:type="gramStart"/>
-      <w:r>
-        <w:rPr>
-          <w:sz w:val="24"/>
-          <w:szCs w:val="24"/>
-          <w:lang w:val="en-IN"/>
-        </w:rPr>
-        <w:t>16px;</w:t>
-      </w:r>
-      <w:proofErr w:type="gramEnd"/>
+        <w:t xml:space="preserve">    font-size: 16px;</w:t>
+      </w:r>
     </w:p>
     <w:p>
       <w:pPr>
@@ -12217,18 +12257,8 @@
           <w:szCs w:val="24"/>
           <w:lang w:val="en-IN"/>
         </w:rPr>
-        <w:t xml:space="preserve">    display: </w:t>
-      </w:r>
-      <w:proofErr w:type="gramStart"/>
-      <w:r>
-        <w:rPr>
-          <w:sz w:val="24"/>
-          <w:szCs w:val="24"/>
-          <w:lang w:val="en-IN"/>
-        </w:rPr>
-        <w:t>flex;</w:t>
-      </w:r>
-      <w:proofErr w:type="gramEnd"/>
+        <w:t xml:space="preserve">    display: flex;</w:t>
+      </w:r>
     </w:p>
     <w:p>
       <w:pPr>
@@ -12249,7 +12279,6 @@
         <w:t xml:space="preserve">    justify-content: </w:t>
       </w:r>
       <w:proofErr w:type="spellStart"/>
-      <w:proofErr w:type="gramStart"/>
       <w:r>
         <w:rPr>
           <w:sz w:val="24"/>
@@ -12267,7 +12296,6 @@
         </w:rPr>
         <w:t>;</w:t>
       </w:r>
-      <w:proofErr w:type="gramEnd"/>
     </w:p>
     <w:p>
       <w:pPr>
@@ -12288,7 +12316,6 @@
         <w:t xml:space="preserve">    align-items: </w:t>
       </w:r>
       <w:proofErr w:type="spellStart"/>
-      <w:proofErr w:type="gramStart"/>
       <w:r>
         <w:rPr>
           <w:sz w:val="24"/>
@@ -12306,7 +12333,6 @@
         </w:rPr>
         <w:t>;</w:t>
       </w:r>
-      <w:proofErr w:type="gramEnd"/>
     </w:p>
     <w:p>
       <w:pPr>
@@ -12618,7 +12644,7 @@
       <w:pPr>
         <w:pStyle w:val="ListParagraph"/>
         <w:spacing w:before="65" w:line="357" w:lineRule="auto"/>
-        <w:ind w:left="862"/>
+        <w:ind w:left="1516"/>
         <w:rPr>
           <w:sz w:val="24"/>
           <w:szCs w:val="24"/>
@@ -12640,7 +12666,7 @@
       <w:pPr>
         <w:pStyle w:val="ListParagraph"/>
         <w:spacing w:before="65" w:line="357" w:lineRule="auto"/>
-        <w:ind w:left="720" w:firstLine="0"/>
+        <w:ind w:left="1374" w:firstLine="0"/>
         <w:rPr>
           <w:sz w:val="24"/>
           <w:szCs w:val="24"/>
@@ -12867,6 +12893,418 @@
           <w:tab w:val="num" w:pos="720"/>
         </w:tabs>
         <w:spacing w:before="65" w:line="357" w:lineRule="auto"/>
+        <w:rPr>
+          <w:sz w:val="24"/>
+          <w:szCs w:val="24"/>
+          <w:lang w:val="en-IN"/>
+        </w:rPr>
+      </w:pPr>
+      <w:r>
+        <w:rPr>
+          <w:sz w:val="24"/>
+          <w:szCs w:val="24"/>
+          <w:lang w:val="en-IN"/>
+        </w:rPr>
+        <w:tab/>
+      </w:r>
+      <w:r>
+        <w:rPr>
+          <w:sz w:val="24"/>
+          <w:szCs w:val="24"/>
+          <w:lang w:val="en-IN"/>
+        </w:rPr>
+        <w:tab/>
+      </w:r>
+      <w:r>
+        <w:rPr>
+          <w:sz w:val="24"/>
+          <w:szCs w:val="24"/>
+          <w:lang w:val="en-IN"/>
+        </w:rPr>
+        <w:t xml:space="preserve">function </w:t>
+      </w:r>
+      <w:proofErr w:type="gramStart"/>
+      <w:r>
+        <w:rPr>
+          <w:sz w:val="24"/>
+          <w:szCs w:val="24"/>
+          <w:lang w:val="en-IN"/>
+        </w:rPr>
+        <w:t>greet(</w:t>
+      </w:r>
+      <w:proofErr w:type="gramEnd"/>
+      <w:r>
+        <w:rPr>
+          <w:sz w:val="24"/>
+          <w:szCs w:val="24"/>
+          <w:lang w:val="en-IN"/>
+        </w:rPr>
+        <w:t>) {</w:t>
+      </w:r>
+      <w:r>
+        <w:rPr>
+          <w:sz w:val="24"/>
+          <w:szCs w:val="24"/>
+          <w:lang w:val="en-IN"/>
+        </w:rPr>
+        <w:br/>
+        <w:t xml:space="preserve">    </w:t>
+      </w:r>
+      <w:r>
+        <w:rPr>
+          <w:sz w:val="24"/>
+          <w:szCs w:val="24"/>
+          <w:lang w:val="en-IN"/>
+        </w:rPr>
+        <w:t xml:space="preserve">                           </w:t>
+      </w:r>
+      <w:r>
+        <w:rPr>
+          <w:sz w:val="24"/>
+          <w:szCs w:val="24"/>
+          <w:lang w:val="en-IN"/>
+        </w:rPr>
+        <w:t>console.log("Hello");</w:t>
+      </w:r>
+      <w:r>
+        <w:rPr>
+          <w:sz w:val="24"/>
+          <w:szCs w:val="24"/>
+          <w:lang w:val="en-IN"/>
+        </w:rPr>
+        <w:br/>
+      </w:r>
+      <w:r>
+        <w:rPr>
+          <w:sz w:val="24"/>
+          <w:szCs w:val="24"/>
+          <w:lang w:val="en-IN"/>
+        </w:rPr>
+        <w:t xml:space="preserve">                      </w:t>
+      </w:r>
+      <w:proofErr w:type="gramStart"/>
+      <w:r>
+        <w:rPr>
+          <w:sz w:val="24"/>
+          <w:szCs w:val="24"/>
+          <w:lang w:val="en-IN"/>
+        </w:rPr>
+        <w:t xml:space="preserve">  </w:t>
+      </w:r>
+      <w:r>
+        <w:rPr>
+          <w:sz w:val="24"/>
+          <w:szCs w:val="24"/>
+          <w:lang w:val="en-IN"/>
+        </w:rPr>
+        <w:t>}</w:t>
+      </w:r>
+      <w:proofErr w:type="gramEnd"/>
+      <w:r>
+        <w:rPr>
+          <w:sz w:val="24"/>
+          <w:szCs w:val="24"/>
+          <w:lang w:val="en-IN"/>
+        </w:rPr>
+        <w:br/>
+      </w:r>
+      <w:r>
+        <w:rPr>
+          <w:sz w:val="24"/>
+          <w:szCs w:val="24"/>
+          <w:lang w:val="en-IN"/>
+        </w:rPr>
+        <w:t xml:space="preserve">                        </w:t>
+      </w:r>
+      <w:proofErr w:type="gramStart"/>
+      <w:r>
+        <w:rPr>
+          <w:sz w:val="24"/>
+          <w:szCs w:val="24"/>
+          <w:lang w:val="en-IN"/>
+        </w:rPr>
+        <w:t>greet(</w:t>
+      </w:r>
+      <w:proofErr w:type="gramEnd"/>
+      <w:r>
+        <w:rPr>
+          <w:sz w:val="24"/>
+          <w:szCs w:val="24"/>
+          <w:lang w:val="en-IN"/>
+        </w:rPr>
+        <w:t>);</w:t>
+      </w:r>
+    </w:p>
+    <w:p>
+      <w:pPr>
+        <w:tabs>
+          <w:tab w:val="num" w:pos="720"/>
+        </w:tabs>
+        <w:spacing w:before="65" w:line="357" w:lineRule="auto"/>
+        <w:rPr>
+          <w:b/>
+          <w:bCs/>
+          <w:sz w:val="24"/>
+          <w:szCs w:val="24"/>
+          <w:lang w:val="en-IN"/>
+        </w:rPr>
+      </w:pPr>
+      <w:r>
+        <w:tab/>
+      </w:r>
+      <w:r>
+        <w:rPr>
+          <w:b/>
+          <w:bCs/>
+          <w:sz w:val="24"/>
+          <w:szCs w:val="24"/>
+          <w:lang w:val="en-IN"/>
+        </w:rPr>
+        <w:t>DOM Manipulation</w:t>
+      </w:r>
+    </w:p>
+    <w:p>
+      <w:pPr>
+        <w:tabs>
+          <w:tab w:val="num" w:pos="720"/>
+        </w:tabs>
+        <w:spacing w:before="65" w:line="357" w:lineRule="auto"/>
+        <w:rPr>
+          <w:sz w:val="24"/>
+          <w:szCs w:val="24"/>
+          <w:lang w:val="en-IN"/>
+        </w:rPr>
+      </w:pPr>
+      <w:r>
+        <w:rPr>
+          <w:sz w:val="24"/>
+          <w:szCs w:val="24"/>
+          <w:lang w:val="en-IN"/>
+        </w:rPr>
+        <w:t xml:space="preserve">                    </w:t>
+      </w:r>
+      <w:r>
+        <w:rPr>
+          <w:sz w:val="24"/>
+          <w:szCs w:val="24"/>
+          <w:lang w:val="en-IN"/>
+        </w:rPr>
+        <w:t xml:space="preserve">DOM allows JavaScript to </w:t>
+      </w:r>
+      <w:r>
+        <w:rPr>
+          <w:b/>
+          <w:bCs/>
+          <w:sz w:val="24"/>
+          <w:szCs w:val="24"/>
+          <w:lang w:val="en-IN"/>
+        </w:rPr>
+        <w:t>access and modify HTML elements dynamically</w:t>
+      </w:r>
+      <w:r>
+        <w:rPr>
+          <w:sz w:val="24"/>
+          <w:szCs w:val="24"/>
+          <w:lang w:val="en-IN"/>
+        </w:rPr>
+        <w:t>.</w:t>
+      </w:r>
+    </w:p>
+    <w:p>
+      <w:pPr>
+        <w:tabs>
+          <w:tab w:val="num" w:pos="720"/>
+        </w:tabs>
+        <w:spacing w:before="65" w:line="357" w:lineRule="auto"/>
+        <w:ind w:left="720" w:firstLine="131"/>
+        <w:rPr>
+          <w:sz w:val="24"/>
+          <w:szCs w:val="24"/>
+          <w:lang w:val="en-IN"/>
+        </w:rPr>
+      </w:pPr>
+      <w:r>
+        <w:rPr>
+          <w:b/>
+          <w:bCs/>
+          <w:sz w:val="24"/>
+          <w:szCs w:val="24"/>
+          <w:lang w:val="en-IN"/>
+        </w:rPr>
+        <w:t xml:space="preserve">    </w:t>
+      </w:r>
+      <w:r>
+        <w:rPr>
+          <w:b/>
+          <w:bCs/>
+          <w:sz w:val="24"/>
+          <w:szCs w:val="24"/>
+          <w:lang w:val="en-IN"/>
+        </w:rPr>
+        <w:t>Example:</w:t>
+      </w:r>
+    </w:p>
+    <w:p>
+      <w:pPr>
+        <w:tabs>
+          <w:tab w:val="num" w:pos="720"/>
+        </w:tabs>
+        <w:spacing w:before="65" w:line="357" w:lineRule="auto"/>
+        <w:rPr>
+          <w:sz w:val="24"/>
+          <w:szCs w:val="24"/>
+          <w:lang w:val="en-IN"/>
+        </w:rPr>
+      </w:pPr>
+      <w:r>
+        <w:rPr>
+          <w:sz w:val="24"/>
+          <w:szCs w:val="24"/>
+          <w:lang w:val="en-IN"/>
+        </w:rPr>
+        <w:tab/>
+      </w:r>
+      <w:r>
+        <w:rPr>
+          <w:sz w:val="24"/>
+          <w:szCs w:val="24"/>
+          <w:lang w:val="en-IN"/>
+        </w:rPr>
+        <w:t xml:space="preserve">           </w:t>
+      </w:r>
+      <w:proofErr w:type="spellStart"/>
+      <w:proofErr w:type="gramStart"/>
+      <w:r>
+        <w:rPr>
+          <w:sz w:val="24"/>
+          <w:szCs w:val="24"/>
+          <w:lang w:val="en-IN"/>
+        </w:rPr>
+        <w:t>document.getElementById</w:t>
+      </w:r>
+      <w:proofErr w:type="spellEnd"/>
+      <w:proofErr w:type="gramEnd"/>
+      <w:r>
+        <w:rPr>
+          <w:sz w:val="24"/>
+          <w:szCs w:val="24"/>
+          <w:lang w:val="en-IN"/>
+        </w:rPr>
+        <w:t>("demo"</w:t>
+      </w:r>
+      <w:proofErr w:type="gramStart"/>
+      <w:r>
+        <w:rPr>
+          <w:sz w:val="24"/>
+          <w:szCs w:val="24"/>
+          <w:lang w:val="en-IN"/>
+        </w:rPr>
+        <w:t>).</w:t>
+      </w:r>
+      <w:proofErr w:type="spellStart"/>
+      <w:r>
+        <w:rPr>
+          <w:sz w:val="24"/>
+          <w:szCs w:val="24"/>
+          <w:lang w:val="en-IN"/>
+        </w:rPr>
+        <w:t>innerHTML</w:t>
+      </w:r>
+      <w:proofErr w:type="spellEnd"/>
+      <w:proofErr w:type="gramEnd"/>
+      <w:r>
+        <w:rPr>
+          <w:sz w:val="24"/>
+          <w:szCs w:val="24"/>
+          <w:lang w:val="en-IN"/>
+        </w:rPr>
+        <w:t xml:space="preserve"> = "Updated Content";</w:t>
+      </w:r>
+    </w:p>
+    <w:p>
+      <w:pPr>
+        <w:tabs>
+          <w:tab w:val="num" w:pos="720"/>
+        </w:tabs>
+        <w:spacing w:before="65" w:line="357" w:lineRule="auto"/>
+        <w:rPr>
+          <w:sz w:val="24"/>
+          <w:szCs w:val="24"/>
+          <w:lang w:val="en-IN"/>
+        </w:rPr>
+      </w:pPr>
+      <w:r>
+        <w:rPr>
+          <w:sz w:val="24"/>
+          <w:szCs w:val="24"/>
+          <w:lang w:val="en-IN"/>
+        </w:rPr>
+        <w:tab/>
+        <w:t xml:space="preserve">       </w:t>
+      </w:r>
+      <w:r>
+        <w:rPr>
+          <w:sz w:val="24"/>
+          <w:szCs w:val="24"/>
+          <w:lang w:val="en-IN"/>
+        </w:rPr>
+        <w:t xml:space="preserve"> </w:t>
+      </w:r>
+      <w:r>
+        <w:rPr>
+          <w:sz w:val="24"/>
+          <w:szCs w:val="24"/>
+          <w:lang w:val="en-IN"/>
+        </w:rPr>
+        <w:t xml:space="preserve">   </w:t>
+      </w:r>
+      <w:r>
+        <w:rPr>
+          <w:sz w:val="24"/>
+          <w:szCs w:val="24"/>
+          <w:lang w:val="en-IN"/>
+        </w:rPr>
+        <w:t>This changes the content of an HTML element.</w:t>
+      </w:r>
+    </w:p>
+    <w:p>
+      <w:pPr>
+        <w:tabs>
+          <w:tab w:val="num" w:pos="720"/>
+        </w:tabs>
+        <w:spacing w:before="65" w:line="357" w:lineRule="auto"/>
+        <w:rPr>
+          <w:b/>
+          <w:bCs/>
+          <w:sz w:val="24"/>
+          <w:szCs w:val="24"/>
+          <w:lang w:val="en-IN"/>
+        </w:rPr>
+      </w:pPr>
+      <w:r>
+        <w:rPr>
+          <w:sz w:val="24"/>
+          <w:szCs w:val="24"/>
+        </w:rPr>
+        <w:tab/>
+      </w:r>
+      <w:r>
+        <w:rPr>
+          <w:b/>
+          <w:bCs/>
+          <w:sz w:val="24"/>
+          <w:szCs w:val="24"/>
+          <w:lang w:val="en-IN"/>
+        </w:rPr>
+        <w:t>Event Handling</w:t>
+      </w:r>
+    </w:p>
+    <w:p>
+      <w:pPr>
+        <w:tabs>
+          <w:tab w:val="num" w:pos="720"/>
+        </w:tabs>
+        <w:spacing w:before="65" w:line="357" w:lineRule="auto"/>
         <w:ind w:left="1440"/>
         <w:rPr>
           <w:sz w:val="24"/>
@@ -12880,8 +13318,90 @@
           <w:szCs w:val="24"/>
           <w:lang w:val="en-IN"/>
         </w:rPr>
-        <w:t xml:space="preserve">function </w:t>
-      </w:r>
+        <w:t xml:space="preserve">Events are </w:t>
+      </w:r>
+      <w:r>
+        <w:rPr>
+          <w:b/>
+          <w:bCs/>
+          <w:sz w:val="24"/>
+          <w:szCs w:val="24"/>
+          <w:lang w:val="en-IN"/>
+        </w:rPr>
+        <w:t>user actions</w:t>
+      </w:r>
+      <w:r>
+        <w:rPr>
+          <w:sz w:val="24"/>
+          <w:szCs w:val="24"/>
+          <w:lang w:val="en-IN"/>
+        </w:rPr>
+        <w:t xml:space="preserve"> like clicking a button or submitting a form. JavaScript responds using event handlers.</w:t>
+      </w:r>
+    </w:p>
+    <w:p>
+      <w:pPr>
+        <w:tabs>
+          <w:tab w:val="num" w:pos="720"/>
+        </w:tabs>
+        <w:spacing w:before="65" w:line="357" w:lineRule="auto"/>
+        <w:rPr>
+          <w:sz w:val="24"/>
+          <w:szCs w:val="24"/>
+          <w:lang w:val="en-IN"/>
+        </w:rPr>
+      </w:pPr>
+      <w:r>
+        <w:rPr>
+          <w:b/>
+          <w:bCs/>
+          <w:sz w:val="24"/>
+          <w:szCs w:val="24"/>
+          <w:lang w:val="en-IN"/>
+        </w:rPr>
+        <w:tab/>
+        <w:t xml:space="preserve">       </w:t>
+      </w:r>
+      <w:r>
+        <w:rPr>
+          <w:b/>
+          <w:bCs/>
+          <w:sz w:val="24"/>
+          <w:szCs w:val="24"/>
+          <w:lang w:val="en-IN"/>
+        </w:rPr>
+        <w:t>Example:</w:t>
+      </w:r>
+    </w:p>
+    <w:p>
+      <w:pPr>
+        <w:tabs>
+          <w:tab w:val="num" w:pos="720"/>
+        </w:tabs>
+        <w:spacing w:before="65" w:line="357" w:lineRule="auto"/>
+        <w:rPr>
+          <w:sz w:val="24"/>
+          <w:szCs w:val="24"/>
+          <w:lang w:val="en-IN"/>
+        </w:rPr>
+      </w:pPr>
+      <w:r>
+        <w:rPr>
+          <w:sz w:val="24"/>
+          <w:szCs w:val="24"/>
+          <w:lang w:val="en-IN"/>
+        </w:rPr>
+        <w:tab/>
+      </w:r>
+      <w:r>
+        <w:rPr>
+          <w:sz w:val="24"/>
+          <w:szCs w:val="24"/>
+          <w:lang w:val="en-IN"/>
+        </w:rPr>
+        <w:tab/>
+      </w:r>
+      <w:proofErr w:type="spellStart"/>
       <w:proofErr w:type="gramStart"/>
       <w:r>
         <w:rPr>
@@ -12889,8 +13409,9 @@
           <w:szCs w:val="24"/>
           <w:lang w:val="en-IN"/>
         </w:rPr>
-        <w:t>greet(</w:t>
-      </w:r>
+        <w:t>button.onclick</w:t>
+      </w:r>
+      <w:proofErr w:type="spellEnd"/>
       <w:proofErr w:type="gramEnd"/>
       <w:r>
         <w:rPr>
@@ -12898,6 +13419,24 @@
           <w:szCs w:val="24"/>
           <w:lang w:val="en-IN"/>
         </w:rPr>
+        <w:t xml:space="preserve"> = </w:t>
+      </w:r>
+      <w:proofErr w:type="gramStart"/>
+      <w:r>
+        <w:rPr>
+          <w:sz w:val="24"/>
+          <w:szCs w:val="24"/>
+          <w:lang w:val="en-IN"/>
+        </w:rPr>
+        <w:t>function(</w:t>
+      </w:r>
+      <w:proofErr w:type="gramEnd"/>
+      <w:r>
+        <w:rPr>
+          <w:sz w:val="24"/>
+          <w:szCs w:val="24"/>
+          <w:lang w:val="en-IN"/>
+        </w:rPr>
         <w:t>) {</w:t>
       </w:r>
       <w:r>
@@ -12907,7 +13446,484 @@
           <w:lang w:val="en-IN"/>
         </w:rPr>
         <w:br/>
-        <w:t xml:space="preserve">    console.log("Hello");</w:t>
+        <w:t xml:space="preserve">    </w:t>
+      </w:r>
+      <w:r>
+        <w:rPr>
+          <w:sz w:val="24"/>
+          <w:szCs w:val="24"/>
+          <w:lang w:val="en-IN"/>
+        </w:rPr>
+        <w:tab/>
+      </w:r>
+      <w:r>
+        <w:rPr>
+          <w:sz w:val="24"/>
+          <w:szCs w:val="24"/>
+          <w:lang w:val="en-IN"/>
+        </w:rPr>
+        <w:tab/>
+      </w:r>
+      <w:r>
+        <w:rPr>
+          <w:sz w:val="24"/>
+          <w:szCs w:val="24"/>
+          <w:lang w:val="en-IN"/>
+        </w:rPr>
+        <w:t>alert("Clicked");</w:t>
+      </w:r>
+      <w:r>
+        <w:rPr>
+          <w:sz w:val="24"/>
+          <w:szCs w:val="24"/>
+          <w:lang w:val="en-IN"/>
+        </w:rPr>
+        <w:br/>
+      </w:r>
+      <w:r>
+        <w:rPr>
+          <w:sz w:val="24"/>
+          <w:szCs w:val="24"/>
+          <w:lang w:val="en-IN"/>
+        </w:rPr>
+        <w:t xml:space="preserve">                       </w:t>
+      </w:r>
+      <w:proofErr w:type="gramStart"/>
+      <w:r>
+        <w:rPr>
+          <w:sz w:val="24"/>
+          <w:szCs w:val="24"/>
+          <w:lang w:val="en-IN"/>
+        </w:rPr>
+        <w:t xml:space="preserve">  </w:t>
+      </w:r>
+      <w:r>
+        <w:rPr>
+          <w:sz w:val="24"/>
+          <w:szCs w:val="24"/>
+          <w:lang w:val="en-IN"/>
+        </w:rPr>
+        <w:t>}</w:t>
+      </w:r>
+      <w:proofErr w:type="gramEnd"/>
+    </w:p>
+    <w:p>
+      <w:pPr>
+        <w:tabs>
+          <w:tab w:val="num" w:pos="720"/>
+        </w:tabs>
+        <w:spacing w:before="65" w:line="357" w:lineRule="auto"/>
+        <w:rPr>
+          <w:b/>
+          <w:bCs/>
+          <w:sz w:val="24"/>
+          <w:szCs w:val="24"/>
+          <w:lang w:val="en-IN"/>
+        </w:rPr>
+      </w:pPr>
+      <w:r>
+        <w:rPr>
+          <w:sz w:val="24"/>
+          <w:szCs w:val="24"/>
+        </w:rPr>
+        <w:tab/>
+      </w:r>
+      <w:r>
+        <w:rPr>
+          <w:b/>
+          <w:bCs/>
+          <w:sz w:val="24"/>
+          <w:szCs w:val="24"/>
+          <w:lang w:val="en-IN"/>
+        </w:rPr>
+        <w:t>Form Validation</w:t>
+      </w:r>
+    </w:p>
+    <w:p>
+      <w:pPr>
+        <w:tabs>
+          <w:tab w:val="num" w:pos="720"/>
+        </w:tabs>
+        <w:spacing w:before="65" w:line="357" w:lineRule="auto"/>
+        <w:rPr>
+          <w:sz w:val="24"/>
+          <w:szCs w:val="24"/>
+          <w:lang w:val="en-IN"/>
+        </w:rPr>
+      </w:pPr>
+      <w:r>
+        <w:rPr>
+          <w:sz w:val="24"/>
+          <w:szCs w:val="24"/>
+          <w:lang w:val="en-IN"/>
+        </w:rPr>
+        <w:tab/>
+      </w:r>
+      <w:r>
+        <w:rPr>
+          <w:sz w:val="24"/>
+          <w:szCs w:val="24"/>
+          <w:lang w:val="en-IN"/>
+        </w:rPr>
+        <w:t xml:space="preserve">       </w:t>
+      </w:r>
+      <w:r>
+        <w:rPr>
+          <w:sz w:val="24"/>
+          <w:szCs w:val="24"/>
+          <w:lang w:val="en-IN"/>
+        </w:rPr>
+        <w:t xml:space="preserve">Form validation ensures that </w:t>
+      </w:r>
+      <w:r>
+        <w:rPr>
+          <w:b/>
+          <w:bCs/>
+          <w:sz w:val="24"/>
+          <w:szCs w:val="24"/>
+          <w:lang w:val="en-IN"/>
+        </w:rPr>
+        <w:t>user inputs are correct before submission</w:t>
+      </w:r>
+      <w:r>
+        <w:rPr>
+          <w:sz w:val="24"/>
+          <w:szCs w:val="24"/>
+          <w:lang w:val="en-IN"/>
+        </w:rPr>
+        <w:t>.</w:t>
+      </w:r>
+    </w:p>
+    <w:p>
+      <w:pPr>
+        <w:tabs>
+          <w:tab w:val="num" w:pos="720"/>
+        </w:tabs>
+        <w:spacing w:before="65" w:line="357" w:lineRule="auto"/>
+        <w:rPr>
+          <w:sz w:val="24"/>
+          <w:szCs w:val="24"/>
+          <w:lang w:val="en-IN"/>
+        </w:rPr>
+      </w:pPr>
+      <w:r>
+        <w:rPr>
+          <w:b/>
+          <w:bCs/>
+          <w:sz w:val="24"/>
+          <w:szCs w:val="24"/>
+          <w:lang w:val="en-IN"/>
+        </w:rPr>
+        <w:tab/>
+      </w:r>
+      <w:r>
+        <w:rPr>
+          <w:b/>
+          <w:bCs/>
+          <w:sz w:val="24"/>
+          <w:szCs w:val="24"/>
+          <w:lang w:val="en-IN"/>
+        </w:rPr>
+        <w:t xml:space="preserve">       </w:t>
+      </w:r>
+      <w:r>
+        <w:rPr>
+          <w:b/>
+          <w:bCs/>
+          <w:sz w:val="24"/>
+          <w:szCs w:val="24"/>
+          <w:lang w:val="en-IN"/>
+        </w:rPr>
+        <w:t>Example:</w:t>
+      </w:r>
+    </w:p>
+    <w:p>
+      <w:pPr>
+        <w:tabs>
+          <w:tab w:val="num" w:pos="720"/>
+        </w:tabs>
+        <w:spacing w:before="65" w:line="357" w:lineRule="auto"/>
+        <w:ind w:left="1440"/>
+        <w:rPr>
+          <w:sz w:val="24"/>
+          <w:szCs w:val="24"/>
+          <w:lang w:val="en-IN"/>
+        </w:rPr>
+      </w:pPr>
+      <w:r>
+        <w:rPr>
+          <w:sz w:val="24"/>
+          <w:szCs w:val="24"/>
+          <w:lang w:val="en-IN"/>
+        </w:rPr>
+        <w:t>let name = "";</w:t>
+      </w:r>
+      <w:r>
+        <w:rPr>
+          <w:sz w:val="24"/>
+          <w:szCs w:val="24"/>
+          <w:lang w:val="en-IN"/>
+        </w:rPr>
+        <w:br/>
+      </w:r>
+      <w:proofErr w:type="gramStart"/>
+      <w:r>
+        <w:rPr>
+          <w:sz w:val="24"/>
+          <w:szCs w:val="24"/>
+          <w:lang w:val="en-IN"/>
+        </w:rPr>
+        <w:t>if(</w:t>
+      </w:r>
+      <w:proofErr w:type="gramEnd"/>
+      <w:r>
+        <w:rPr>
+          <w:sz w:val="24"/>
+          <w:szCs w:val="24"/>
+          <w:lang w:val="en-IN"/>
+        </w:rPr>
+        <w:t xml:space="preserve">name === "") </w:t>
+      </w:r>
+      <w:proofErr w:type="gramStart"/>
+      <w:r>
+        <w:rPr>
+          <w:sz w:val="24"/>
+          <w:szCs w:val="24"/>
+          <w:lang w:val="en-IN"/>
+        </w:rPr>
+        <w:t>{ alert</w:t>
+      </w:r>
+      <w:proofErr w:type="gramEnd"/>
+      <w:r>
+        <w:rPr>
+          <w:sz w:val="24"/>
+          <w:szCs w:val="24"/>
+          <w:lang w:val="en-IN"/>
+        </w:rPr>
+        <w:t>("Name is required");}</w:t>
+      </w:r>
+    </w:p>
+    <w:p>
+      <w:pPr>
+        <w:tabs>
+          <w:tab w:val="num" w:pos="720"/>
+        </w:tabs>
+        <w:spacing w:before="65" w:line="357" w:lineRule="auto"/>
+        <w:rPr>
+          <w:b/>
+          <w:bCs/>
+          <w:sz w:val="24"/>
+          <w:szCs w:val="24"/>
+          <w:lang w:val="en-IN"/>
+        </w:rPr>
+      </w:pPr>
+      <w:r>
+        <w:rPr>
+          <w:sz w:val="24"/>
+          <w:szCs w:val="24"/>
+        </w:rPr>
+        <w:tab/>
+      </w:r>
+      <w:r>
+        <w:rPr>
+          <w:b/>
+          <w:bCs/>
+          <w:sz w:val="24"/>
+          <w:szCs w:val="24"/>
+          <w:lang w:val="en-IN"/>
+        </w:rPr>
+        <w:t>Conditional Statements</w:t>
+      </w:r>
+    </w:p>
+    <w:p>
+      <w:pPr>
+        <w:tabs>
+          <w:tab w:val="num" w:pos="720"/>
+        </w:tabs>
+        <w:spacing w:before="65" w:line="357" w:lineRule="auto"/>
+        <w:rPr>
+          <w:sz w:val="24"/>
+          <w:szCs w:val="24"/>
+          <w:lang w:val="en-IN"/>
+        </w:rPr>
+      </w:pPr>
+      <w:r>
+        <w:rPr>
+          <w:sz w:val="24"/>
+          <w:szCs w:val="24"/>
+          <w:lang w:val="en-IN"/>
+        </w:rPr>
+        <w:tab/>
+      </w:r>
+      <w:r>
+        <w:rPr>
+          <w:sz w:val="24"/>
+          <w:szCs w:val="24"/>
+          <w:lang w:val="en-IN"/>
+        </w:rPr>
+        <w:t xml:space="preserve">       </w:t>
+      </w:r>
+      <w:r>
+        <w:rPr>
+          <w:sz w:val="24"/>
+          <w:szCs w:val="24"/>
+          <w:lang w:val="en-IN"/>
+        </w:rPr>
+        <w:t xml:space="preserve">Used to make </w:t>
+      </w:r>
+      <w:r>
+        <w:rPr>
+          <w:b/>
+          <w:bCs/>
+          <w:sz w:val="24"/>
+          <w:szCs w:val="24"/>
+          <w:lang w:val="en-IN"/>
+        </w:rPr>
+        <w:t>decisions in a program</w:t>
+      </w:r>
+      <w:r>
+        <w:rPr>
+          <w:sz w:val="24"/>
+          <w:szCs w:val="24"/>
+          <w:lang w:val="en-IN"/>
+        </w:rPr>
+        <w:t>.</w:t>
+      </w:r>
+    </w:p>
+    <w:p>
+      <w:pPr>
+        <w:tabs>
+          <w:tab w:val="num" w:pos="720"/>
+        </w:tabs>
+        <w:spacing w:before="65" w:line="357" w:lineRule="auto"/>
+        <w:rPr>
+          <w:sz w:val="24"/>
+          <w:szCs w:val="24"/>
+          <w:lang w:val="en-IN"/>
+        </w:rPr>
+      </w:pPr>
+      <w:r>
+        <w:rPr>
+          <w:b/>
+          <w:bCs/>
+          <w:sz w:val="24"/>
+          <w:szCs w:val="24"/>
+          <w:lang w:val="en-IN"/>
+        </w:rPr>
+        <w:tab/>
+      </w:r>
+      <w:r>
+        <w:rPr>
+          <w:b/>
+          <w:bCs/>
+          <w:sz w:val="24"/>
+          <w:szCs w:val="24"/>
+          <w:lang w:val="en-IN"/>
+        </w:rPr>
+        <w:t xml:space="preserve">       </w:t>
+      </w:r>
+      <w:r>
+        <w:rPr>
+          <w:b/>
+          <w:bCs/>
+          <w:sz w:val="24"/>
+          <w:szCs w:val="24"/>
+          <w:lang w:val="en-IN"/>
+        </w:rPr>
+        <w:t>Example:</w:t>
+      </w:r>
+    </w:p>
+    <w:p>
+      <w:pPr>
+        <w:tabs>
+          <w:tab w:val="num" w:pos="720"/>
+        </w:tabs>
+        <w:spacing w:before="65" w:line="357" w:lineRule="auto"/>
+        <w:ind w:left="1440"/>
+        <w:rPr>
+          <w:sz w:val="24"/>
+          <w:szCs w:val="24"/>
+          <w:lang w:val="en-IN"/>
+        </w:rPr>
+      </w:pPr>
+      <w:r>
+        <w:rPr>
+          <w:sz w:val="24"/>
+          <w:szCs w:val="24"/>
+          <w:lang w:val="en-IN"/>
+        </w:rPr>
+        <w:t>let age = 18;</w:t>
+      </w:r>
+      <w:r>
+        <w:rPr>
+          <w:sz w:val="24"/>
+          <w:szCs w:val="24"/>
+          <w:lang w:val="en-IN"/>
+        </w:rPr>
+        <w:br/>
+      </w:r>
+      <w:proofErr w:type="gramStart"/>
+      <w:r>
+        <w:rPr>
+          <w:sz w:val="24"/>
+          <w:szCs w:val="24"/>
+          <w:lang w:val="en-IN"/>
+        </w:rPr>
+        <w:t>if(</w:t>
+      </w:r>
+      <w:proofErr w:type="gramEnd"/>
+      <w:r>
+        <w:rPr>
+          <w:sz w:val="24"/>
+          <w:szCs w:val="24"/>
+          <w:lang w:val="en-IN"/>
+        </w:rPr>
+        <w:t>age &gt;= 18) {</w:t>
+      </w:r>
+      <w:r>
+        <w:rPr>
+          <w:sz w:val="24"/>
+          <w:szCs w:val="24"/>
+          <w:lang w:val="en-IN"/>
+        </w:rPr>
+        <w:br/>
+        <w:t xml:space="preserve">    console.log("Eligible");</w:t>
+      </w:r>
+      <w:r>
+        <w:rPr>
+          <w:sz w:val="24"/>
+          <w:szCs w:val="24"/>
+          <w:lang w:val="en-IN"/>
+        </w:rPr>
+        <w:br/>
+        <w:t>} else {</w:t>
+      </w:r>
+      <w:r>
+        <w:rPr>
+          <w:sz w:val="24"/>
+          <w:szCs w:val="24"/>
+          <w:lang w:val="en-IN"/>
+        </w:rPr>
+        <w:br/>
+        <w:t xml:space="preserve">    </w:t>
+      </w:r>
+      <w:proofErr w:type="gramStart"/>
+      <w:r>
+        <w:rPr>
+          <w:sz w:val="24"/>
+          <w:szCs w:val="24"/>
+          <w:lang w:val="en-IN"/>
+        </w:rPr>
+        <w:t>console.log(</w:t>
+      </w:r>
+      <w:proofErr w:type="gramEnd"/>
+      <w:r>
+        <w:rPr>
+          <w:sz w:val="24"/>
+          <w:szCs w:val="24"/>
+          <w:lang w:val="en-IN"/>
+        </w:rPr>
+        <w:t>"Not Eligible");</w:t>
       </w:r>
       <w:r>
         <w:rPr>
@@ -12918,24 +13934,6 @@
         <w:br/>
         <w:t>}</w:t>
       </w:r>
-      <w:r>
-        <w:rPr>
-          <w:sz w:val="24"/>
-          <w:szCs w:val="24"/>
-          <w:lang w:val="en-IN"/>
-        </w:rPr>
-        <w:br/>
-      </w:r>
-      <w:proofErr w:type="gramStart"/>
-      <w:r>
-        <w:rPr>
-          <w:sz w:val="24"/>
-          <w:szCs w:val="24"/>
-          <w:lang w:val="en-IN"/>
-        </w:rPr>
-        <w:t>greet();</w:t>
-      </w:r>
-      <w:proofErr w:type="gramEnd"/>
     </w:p>
     <w:p>
       <w:pPr>
@@ -12952,6 +13950,7 @@
         </w:rPr>
       </w:pPr>
       <w:r>
+        <w:lastRenderedPageBreak/>
         <w:tab/>
       </w:r>
       <w:r>
@@ -12962,7 +13961,7 @@
           <w:szCs w:val="24"/>
           <w:lang w:val="en-IN"/>
         </w:rPr>
-        <w:t>DOM Manipulation</w:t>
+        <w:t>Loops</w:t>
       </w:r>
     </w:p>
     <w:p>
@@ -12983,15 +13982,15 @@
           <w:szCs w:val="24"/>
           <w:lang w:val="en-IN"/>
         </w:rPr>
-        <w:t xml:space="preserve">                    </w:t>
-      </w:r>
-      <w:r>
-        <w:rPr>
-          <w:sz w:val="24"/>
-          <w:szCs w:val="24"/>
-          <w:lang w:val="en-IN"/>
-        </w:rPr>
-        <w:t xml:space="preserve">DOM allows JavaScript to </w:t>
+        <w:t xml:space="preserve">                 </w:t>
+      </w:r>
+      <w:r>
+        <w:rPr>
+          <w:sz w:val="24"/>
+          <w:szCs w:val="24"/>
+          <w:lang w:val="en-IN"/>
+        </w:rPr>
+        <w:t xml:space="preserve">Loops are used to </w:t>
       </w:r>
       <w:r>
         <w:rPr>
@@ -13001,7 +14000,7 @@
           <w:szCs w:val="24"/>
           <w:lang w:val="en-IN"/>
         </w:rPr>
-        <w:t>access and modify HTML elements dynamically</w:t>
+        <w:t>repeat a block of code multiple times</w:t>
       </w:r>
       <w:r>
         <w:rPr>
@@ -13018,7 +14017,6 @@
           <w:tab w:val="num" w:pos="720"/>
         </w:tabs>
         <w:spacing w:before="65" w:line="357" w:lineRule="auto"/>
-        <w:ind w:left="720"/>
         <w:rPr>
           <w:sz w:val="24"/>
           <w:szCs w:val="24"/>
@@ -13033,7 +14031,7 @@
           <w:szCs w:val="24"/>
           <w:lang w:val="en-IN"/>
         </w:rPr>
-        <w:t xml:space="preserve">        </w:t>
+        <w:tab/>
       </w:r>
       <w:r>
         <w:rPr>
@@ -13043,164 +14041,17 @@
           <w:szCs w:val="24"/>
           <w:lang w:val="en-IN"/>
         </w:rPr>
+        <w:t xml:space="preserve">     </w:t>
+      </w:r>
+      <w:r>
+        <w:rPr>
+          <w:b/>
+          <w:bCs/>
+          <w:sz w:val="24"/>
+          <w:szCs w:val="24"/>
+          <w:lang w:val="en-IN"/>
+        </w:rPr>
         <w:t>Example:</w:t>
-      </w:r>
-    </w:p>
-    <w:p>
-      <w:pPr>
-        <w:tabs>
-          <w:tab w:val="num" w:pos="720"/>
-        </w:tabs>
-        <w:spacing w:before="65" w:line="357" w:lineRule="auto"/>
-        <w:rPr>
-          <w:sz w:val="24"/>
-          <w:szCs w:val="24"/>
-          <w:lang w:val="en-IN"/>
-        </w:rPr>
-      </w:pPr>
-      <w:r>
-        <w:rPr>
-          <w:sz w:val="24"/>
-          <w:szCs w:val="24"/>
-          <w:lang w:val="en-IN"/>
-        </w:rPr>
-        <w:tab/>
-      </w:r>
-      <w:r>
-        <w:rPr>
-          <w:sz w:val="24"/>
-          <w:szCs w:val="24"/>
-          <w:lang w:val="en-IN"/>
-        </w:rPr>
-        <w:tab/>
-      </w:r>
-      <w:proofErr w:type="spellStart"/>
-      <w:proofErr w:type="gramStart"/>
-      <w:r>
-        <w:rPr>
-          <w:sz w:val="24"/>
-          <w:szCs w:val="24"/>
-          <w:lang w:val="en-IN"/>
-        </w:rPr>
-        <w:t>document.getElementById</w:t>
-      </w:r>
-      <w:proofErr w:type="spellEnd"/>
-      <w:proofErr w:type="gramEnd"/>
-      <w:r>
-        <w:rPr>
-          <w:sz w:val="24"/>
-          <w:szCs w:val="24"/>
-          <w:lang w:val="en-IN"/>
-        </w:rPr>
-        <w:t>("demo"</w:t>
-      </w:r>
-      <w:proofErr w:type="gramStart"/>
-      <w:r>
-        <w:rPr>
-          <w:sz w:val="24"/>
-          <w:szCs w:val="24"/>
-          <w:lang w:val="en-IN"/>
-        </w:rPr>
-        <w:t>).</w:t>
-      </w:r>
-      <w:proofErr w:type="spellStart"/>
-      <w:r>
-        <w:rPr>
-          <w:sz w:val="24"/>
-          <w:szCs w:val="24"/>
-          <w:lang w:val="en-IN"/>
-        </w:rPr>
-        <w:t>innerHTML</w:t>
-      </w:r>
-      <w:proofErr w:type="spellEnd"/>
-      <w:proofErr w:type="gramEnd"/>
-      <w:r>
-        <w:rPr>
-          <w:sz w:val="24"/>
-          <w:szCs w:val="24"/>
-          <w:lang w:val="en-IN"/>
-        </w:rPr>
-        <w:t xml:space="preserve"> = "Updated Content</w:t>
-      </w:r>
-      <w:proofErr w:type="gramStart"/>
-      <w:r>
-        <w:rPr>
-          <w:sz w:val="24"/>
-          <w:szCs w:val="24"/>
-          <w:lang w:val="en-IN"/>
-        </w:rPr>
-        <w:t>";</w:t>
-      </w:r>
-      <w:proofErr w:type="gramEnd"/>
-    </w:p>
-    <w:p>
-      <w:pPr>
-        <w:tabs>
-          <w:tab w:val="num" w:pos="720"/>
-        </w:tabs>
-        <w:spacing w:before="65" w:line="357" w:lineRule="auto"/>
-        <w:rPr>
-          <w:sz w:val="24"/>
-          <w:szCs w:val="24"/>
-          <w:lang w:val="en-IN"/>
-        </w:rPr>
-      </w:pPr>
-      <w:r>
-        <w:rPr>
-          <w:sz w:val="24"/>
-          <w:szCs w:val="24"/>
-          <w:lang w:val="en-IN"/>
-        </w:rPr>
-        <w:tab/>
-        <w:t xml:space="preserve">       </w:t>
-      </w:r>
-      <w:r>
-        <w:rPr>
-          <w:sz w:val="24"/>
-          <w:szCs w:val="24"/>
-          <w:lang w:val="en-IN"/>
-        </w:rPr>
-        <w:t xml:space="preserve"> </w:t>
-      </w:r>
-      <w:r>
-        <w:rPr>
-          <w:sz w:val="24"/>
-          <w:szCs w:val="24"/>
-          <w:lang w:val="en-IN"/>
-        </w:rPr>
-        <w:t>This changes the content of an HTML element.</w:t>
-      </w:r>
-    </w:p>
-    <w:p>
-      <w:pPr>
-        <w:tabs>
-          <w:tab w:val="num" w:pos="720"/>
-        </w:tabs>
-        <w:spacing w:before="65" w:line="357" w:lineRule="auto"/>
-        <w:rPr>
-          <w:b/>
-          <w:bCs/>
-          <w:sz w:val="24"/>
-          <w:szCs w:val="24"/>
-          <w:lang w:val="en-IN"/>
-        </w:rPr>
-      </w:pPr>
-      <w:r>
-        <w:rPr>
-          <w:sz w:val="24"/>
-          <w:szCs w:val="24"/>
-        </w:rPr>
-        <w:tab/>
-      </w:r>
-      <w:r>
-        <w:rPr>
-          <w:b/>
-          <w:bCs/>
-          <w:sz w:val="24"/>
-          <w:szCs w:val="24"/>
-          <w:lang w:val="en-IN"/>
-        </w:rPr>
-        <w:t>Event Handling</w:t>
       </w:r>
     </w:p>
     <w:p>
@@ -13216,15 +14067,121 @@
           <w:lang w:val="en-IN"/>
         </w:rPr>
       </w:pPr>
-      <w:r>
-        <w:rPr>
-          <w:sz w:val="24"/>
-          <w:szCs w:val="24"/>
-          <w:lang w:val="en-IN"/>
-        </w:rPr>
-        <w:t xml:space="preserve">Events are </w:t>
-      </w:r>
-      <w:r>
+      <w:proofErr w:type="gramStart"/>
+      <w:r>
+        <w:rPr>
+          <w:sz w:val="24"/>
+          <w:szCs w:val="24"/>
+          <w:lang w:val="en-IN"/>
+        </w:rPr>
+        <w:t>for(</w:t>
+      </w:r>
+      <w:proofErr w:type="gramEnd"/>
+      <w:r>
+        <w:rPr>
+          <w:sz w:val="24"/>
+          <w:szCs w:val="24"/>
+          <w:lang w:val="en-IN"/>
+        </w:rPr>
+        <w:t xml:space="preserve">let </w:t>
+      </w:r>
+      <w:proofErr w:type="spellStart"/>
+      <w:r>
+        <w:rPr>
+          <w:sz w:val="24"/>
+          <w:szCs w:val="24"/>
+          <w:lang w:val="en-IN"/>
+        </w:rPr>
+        <w:t>i</w:t>
+      </w:r>
+      <w:proofErr w:type="spellEnd"/>
+      <w:r>
+        <w:rPr>
+          <w:sz w:val="24"/>
+          <w:szCs w:val="24"/>
+          <w:lang w:val="en-IN"/>
+        </w:rPr>
+        <w:t xml:space="preserve"> = 1; </w:t>
+      </w:r>
+      <w:proofErr w:type="spellStart"/>
+      <w:r>
+        <w:rPr>
+          <w:sz w:val="24"/>
+          <w:szCs w:val="24"/>
+          <w:lang w:val="en-IN"/>
+        </w:rPr>
+        <w:t>i</w:t>
+      </w:r>
+      <w:proofErr w:type="spellEnd"/>
+      <w:r>
+        <w:rPr>
+          <w:sz w:val="24"/>
+          <w:szCs w:val="24"/>
+          <w:lang w:val="en-IN"/>
+        </w:rPr>
+        <w:t xml:space="preserve"> &lt;= 3; </w:t>
+      </w:r>
+      <w:proofErr w:type="spellStart"/>
+      <w:r>
+        <w:rPr>
+          <w:sz w:val="24"/>
+          <w:szCs w:val="24"/>
+          <w:lang w:val="en-IN"/>
+        </w:rPr>
+        <w:t>i</w:t>
+      </w:r>
+      <w:proofErr w:type="spellEnd"/>
+      <w:r>
+        <w:rPr>
+          <w:sz w:val="24"/>
+          <w:szCs w:val="24"/>
+          <w:lang w:val="en-IN"/>
+        </w:rPr>
+        <w:t>++) {</w:t>
+      </w:r>
+      <w:r>
+        <w:rPr>
+          <w:sz w:val="24"/>
+          <w:szCs w:val="24"/>
+          <w:lang w:val="en-IN"/>
+        </w:rPr>
+        <w:br/>
+        <w:t xml:space="preserve">    console.log(</w:t>
+      </w:r>
+      <w:proofErr w:type="spellStart"/>
+      <w:r>
+        <w:rPr>
+          <w:sz w:val="24"/>
+          <w:szCs w:val="24"/>
+          <w:lang w:val="en-IN"/>
+        </w:rPr>
+        <w:t>i</w:t>
+      </w:r>
+      <w:proofErr w:type="spellEnd"/>
+      <w:r>
+        <w:rPr>
+          <w:sz w:val="24"/>
+          <w:szCs w:val="24"/>
+          <w:lang w:val="en-IN"/>
+        </w:rPr>
+        <w:t>);</w:t>
+      </w:r>
+      <w:r>
+        <w:rPr>
+          <w:sz w:val="24"/>
+          <w:szCs w:val="24"/>
+          <w:lang w:val="en-IN"/>
+        </w:rPr>
+        <w:br/>
+        <w:t>}</w:t>
+      </w:r>
+    </w:p>
+    <w:p>
+      <w:pPr>
+        <w:tabs>
+          <w:tab w:val="num" w:pos="720"/>
+        </w:tabs>
+        <w:spacing w:before="65" w:line="357" w:lineRule="auto"/>
         <w:rPr>
           <w:b/>
           <w:bCs/>
@@ -13232,15 +14189,105 @@
           <w:szCs w:val="24"/>
           <w:lang w:val="en-IN"/>
         </w:rPr>
-        <w:t>user actions</w:t>
-      </w:r>
-      <w:r>
-        <w:rPr>
-          <w:sz w:val="24"/>
-          <w:szCs w:val="24"/>
-          <w:lang w:val="en-IN"/>
-        </w:rPr>
-        <w:t xml:space="preserve"> like clicking a button or submitting a form. JavaScript responds using event handlers.</w:t>
+      </w:pPr>
+      <w:r>
+        <w:rPr>
+          <w:sz w:val="24"/>
+          <w:szCs w:val="24"/>
+        </w:rPr>
+        <w:tab/>
+      </w:r>
+      <w:r>
+        <w:rPr>
+          <w:b/>
+          <w:bCs/>
+          <w:sz w:val="24"/>
+          <w:szCs w:val="24"/>
+          <w:lang w:val="en-IN"/>
+        </w:rPr>
+        <w:t>Asynchronous Operations</w:t>
+      </w:r>
+    </w:p>
+    <w:p>
+      <w:pPr>
+        <w:tabs>
+          <w:tab w:val="num" w:pos="720"/>
+        </w:tabs>
+        <w:spacing w:before="65" w:line="357" w:lineRule="auto"/>
+        <w:rPr>
+          <w:sz w:val="24"/>
+          <w:szCs w:val="24"/>
+          <w:lang w:val="en-IN"/>
+        </w:rPr>
+      </w:pPr>
+      <w:r>
+        <w:rPr>
+          <w:sz w:val="24"/>
+          <w:szCs w:val="24"/>
+          <w:lang w:val="en-IN"/>
+        </w:rPr>
+        <w:tab/>
+      </w:r>
+      <w:r>
+        <w:rPr>
+          <w:sz w:val="24"/>
+          <w:szCs w:val="24"/>
+          <w:lang w:val="en-IN"/>
+        </w:rPr>
+        <w:tab/>
+      </w:r>
+      <w:r>
+        <w:rPr>
+          <w:sz w:val="24"/>
+          <w:szCs w:val="24"/>
+          <w:lang w:val="en-IN"/>
+        </w:rPr>
+        <w:t>Used to handle tasks like API calls without stopping execution.</w:t>
+      </w:r>
+    </w:p>
+    <w:p>
+      <w:pPr>
+        <w:tabs>
+          <w:tab w:val="num" w:pos="720"/>
+        </w:tabs>
+        <w:spacing w:before="65" w:line="357" w:lineRule="auto"/>
+        <w:rPr>
+          <w:b/>
+          <w:bCs/>
+          <w:sz w:val="24"/>
+          <w:szCs w:val="24"/>
+          <w:lang w:val="en-IN"/>
+        </w:rPr>
+      </w:pPr>
+      <w:r>
+        <w:rPr>
+          <w:b/>
+          <w:bCs/>
+          <w:sz w:val="24"/>
+          <w:szCs w:val="24"/>
+          <w:lang w:val="en-IN"/>
+        </w:rPr>
+        <w:tab/>
+      </w:r>
+      <w:r>
+        <w:rPr>
+          <w:b/>
+          <w:bCs/>
+          <w:sz w:val="24"/>
+          <w:szCs w:val="24"/>
+          <w:lang w:val="en-IN"/>
+        </w:rPr>
+        <w:t xml:space="preserve">     </w:t>
+      </w:r>
+      <w:r>
+        <w:rPr>
+          <w:b/>
+          <w:bCs/>
+          <w:sz w:val="24"/>
+          <w:szCs w:val="24"/>
+          <w:lang w:val="en-IN"/>
+        </w:rPr>
+        <w:t>Callbacks</w:t>
       </w:r>
     </w:p>
     <w:p>
@@ -13250,891 +14297,6 @@
         </w:tabs>
         <w:spacing w:before="65" w:line="357" w:lineRule="auto"/>
         <w:ind w:left="1440"/>
-        <w:rPr>
-          <w:sz w:val="24"/>
-          <w:szCs w:val="24"/>
-          <w:lang w:val="en-IN"/>
-        </w:rPr>
-      </w:pPr>
-      <w:r>
-        <w:rPr>
-          <w:b/>
-          <w:bCs/>
-          <w:sz w:val="24"/>
-          <w:szCs w:val="24"/>
-          <w:lang w:val="en-IN"/>
-        </w:rPr>
-        <w:t>Example:</w:t>
-      </w:r>
-    </w:p>
-    <w:p>
-      <w:pPr>
-        <w:tabs>
-          <w:tab w:val="num" w:pos="720"/>
-        </w:tabs>
-        <w:spacing w:before="65" w:line="357" w:lineRule="auto"/>
-        <w:ind w:left="2160"/>
-        <w:rPr>
-          <w:sz w:val="24"/>
-          <w:szCs w:val="24"/>
-          <w:lang w:val="en-IN"/>
-        </w:rPr>
-      </w:pPr>
-      <w:proofErr w:type="spellStart"/>
-      <w:proofErr w:type="gramStart"/>
-      <w:r>
-        <w:rPr>
-          <w:sz w:val="24"/>
-          <w:szCs w:val="24"/>
-          <w:lang w:val="en-IN"/>
-        </w:rPr>
-        <w:t>button.onclick</w:t>
-      </w:r>
-      <w:proofErr w:type="spellEnd"/>
-      <w:proofErr w:type="gramEnd"/>
-      <w:r>
-        <w:rPr>
-          <w:sz w:val="24"/>
-          <w:szCs w:val="24"/>
-          <w:lang w:val="en-IN"/>
-        </w:rPr>
-        <w:t xml:space="preserve"> = </w:t>
-      </w:r>
-      <w:proofErr w:type="gramStart"/>
-      <w:r>
-        <w:rPr>
-          <w:sz w:val="24"/>
-          <w:szCs w:val="24"/>
-          <w:lang w:val="en-IN"/>
-        </w:rPr>
-        <w:t>function(</w:t>
-      </w:r>
-      <w:proofErr w:type="gramEnd"/>
-      <w:r>
-        <w:rPr>
-          <w:sz w:val="24"/>
-          <w:szCs w:val="24"/>
-          <w:lang w:val="en-IN"/>
-        </w:rPr>
-        <w:t>) {</w:t>
-      </w:r>
-      <w:r>
-        <w:rPr>
-          <w:sz w:val="24"/>
-          <w:szCs w:val="24"/>
-          <w:lang w:val="en-IN"/>
-        </w:rPr>
-        <w:br/>
-        <w:t xml:space="preserve">    alert("Clicked");</w:t>
-      </w:r>
-      <w:r>
-        <w:rPr>
-          <w:sz w:val="24"/>
-          <w:szCs w:val="24"/>
-          <w:lang w:val="en-IN"/>
-        </w:rPr>
-        <w:br/>
-        <w:t>}</w:t>
-      </w:r>
-    </w:p>
-    <w:p>
-      <w:pPr>
-        <w:tabs>
-          <w:tab w:val="num" w:pos="720"/>
-        </w:tabs>
-        <w:spacing w:before="65" w:line="357" w:lineRule="auto"/>
-        <w:rPr>
-          <w:b/>
-          <w:bCs/>
-          <w:sz w:val="24"/>
-          <w:szCs w:val="24"/>
-          <w:lang w:val="en-IN"/>
-        </w:rPr>
-      </w:pPr>
-      <w:r>
-        <w:rPr>
-          <w:sz w:val="24"/>
-          <w:szCs w:val="24"/>
-        </w:rPr>
-        <w:tab/>
-      </w:r>
-      <w:r>
-        <w:rPr>
-          <w:b/>
-          <w:bCs/>
-          <w:sz w:val="24"/>
-          <w:szCs w:val="24"/>
-          <w:lang w:val="en-IN"/>
-        </w:rPr>
-        <w:t>Form Validation</w:t>
-      </w:r>
-    </w:p>
-    <w:p>
-      <w:pPr>
-        <w:tabs>
-          <w:tab w:val="num" w:pos="720"/>
-        </w:tabs>
-        <w:spacing w:before="65" w:line="357" w:lineRule="auto"/>
-        <w:rPr>
-          <w:sz w:val="24"/>
-          <w:szCs w:val="24"/>
-          <w:lang w:val="en-IN"/>
-        </w:rPr>
-      </w:pPr>
-      <w:r>
-        <w:rPr>
-          <w:sz w:val="24"/>
-          <w:szCs w:val="24"/>
-          <w:lang w:val="en-IN"/>
-        </w:rPr>
-        <w:tab/>
-      </w:r>
-      <w:r>
-        <w:rPr>
-          <w:sz w:val="24"/>
-          <w:szCs w:val="24"/>
-          <w:lang w:val="en-IN"/>
-        </w:rPr>
-        <w:tab/>
-      </w:r>
-      <w:r>
-        <w:rPr>
-          <w:sz w:val="24"/>
-          <w:szCs w:val="24"/>
-          <w:lang w:val="en-IN"/>
-        </w:rPr>
-        <w:t xml:space="preserve">Form validation ensures that </w:t>
-      </w:r>
-      <w:r>
-        <w:rPr>
-          <w:b/>
-          <w:bCs/>
-          <w:sz w:val="24"/>
-          <w:szCs w:val="24"/>
-          <w:lang w:val="en-IN"/>
-        </w:rPr>
-        <w:t>user inputs are correct before submission</w:t>
-      </w:r>
-      <w:r>
-        <w:rPr>
-          <w:sz w:val="24"/>
-          <w:szCs w:val="24"/>
-          <w:lang w:val="en-IN"/>
-        </w:rPr>
-        <w:t>.</w:t>
-      </w:r>
-    </w:p>
-    <w:p>
-      <w:pPr>
-        <w:tabs>
-          <w:tab w:val="num" w:pos="720"/>
-        </w:tabs>
-        <w:spacing w:before="65" w:line="357" w:lineRule="auto"/>
-        <w:rPr>
-          <w:sz w:val="24"/>
-          <w:szCs w:val="24"/>
-          <w:lang w:val="en-IN"/>
-        </w:rPr>
-      </w:pPr>
-      <w:r>
-        <w:rPr>
-          <w:b/>
-          <w:bCs/>
-          <w:sz w:val="24"/>
-          <w:szCs w:val="24"/>
-          <w:lang w:val="en-IN"/>
-        </w:rPr>
-        <w:tab/>
-      </w:r>
-      <w:r>
-        <w:rPr>
-          <w:b/>
-          <w:bCs/>
-          <w:sz w:val="24"/>
-          <w:szCs w:val="24"/>
-          <w:lang w:val="en-IN"/>
-        </w:rPr>
-        <w:tab/>
-      </w:r>
-      <w:r>
-        <w:rPr>
-          <w:b/>
-          <w:bCs/>
-          <w:sz w:val="24"/>
-          <w:szCs w:val="24"/>
-          <w:lang w:val="en-IN"/>
-        </w:rPr>
-        <w:t>Example:</w:t>
-      </w:r>
-    </w:p>
-    <w:p>
-      <w:pPr>
-        <w:tabs>
-          <w:tab w:val="num" w:pos="720"/>
-        </w:tabs>
-        <w:spacing w:before="65" w:line="357" w:lineRule="auto"/>
-        <w:ind w:left="2160"/>
-        <w:rPr>
-          <w:sz w:val="24"/>
-          <w:szCs w:val="24"/>
-          <w:lang w:val="en-IN"/>
-        </w:rPr>
-      </w:pPr>
-      <w:r>
-        <w:rPr>
-          <w:sz w:val="24"/>
-          <w:szCs w:val="24"/>
-          <w:lang w:val="en-IN"/>
-        </w:rPr>
-        <w:t>let name = "";</w:t>
-      </w:r>
-      <w:r>
-        <w:rPr>
-          <w:sz w:val="24"/>
-          <w:szCs w:val="24"/>
-          <w:lang w:val="en-IN"/>
-        </w:rPr>
-        <w:br/>
-      </w:r>
-      <w:proofErr w:type="gramStart"/>
-      <w:r>
-        <w:rPr>
-          <w:sz w:val="24"/>
-          <w:szCs w:val="24"/>
-          <w:lang w:val="en-IN"/>
-        </w:rPr>
-        <w:t>if(</w:t>
-      </w:r>
-      <w:proofErr w:type="gramEnd"/>
-      <w:r>
-        <w:rPr>
-          <w:sz w:val="24"/>
-          <w:szCs w:val="24"/>
-          <w:lang w:val="en-IN"/>
-        </w:rPr>
-        <w:t xml:space="preserve">name === "") </w:t>
-      </w:r>
-      <w:proofErr w:type="gramStart"/>
-      <w:r>
-        <w:rPr>
-          <w:sz w:val="24"/>
-          <w:szCs w:val="24"/>
-          <w:lang w:val="en-IN"/>
-        </w:rPr>
-        <w:t>{ alert</w:t>
-      </w:r>
-      <w:proofErr w:type="gramEnd"/>
-      <w:r>
-        <w:rPr>
-          <w:sz w:val="24"/>
-          <w:szCs w:val="24"/>
-          <w:lang w:val="en-IN"/>
-        </w:rPr>
-        <w:t>("Name is required");}</w:t>
-      </w:r>
-    </w:p>
-    <w:p>
-      <w:pPr>
-        <w:tabs>
-          <w:tab w:val="num" w:pos="720"/>
-        </w:tabs>
-        <w:spacing w:before="65" w:line="357" w:lineRule="auto"/>
-        <w:rPr>
-          <w:b/>
-          <w:bCs/>
-          <w:sz w:val="24"/>
-          <w:szCs w:val="24"/>
-          <w:lang w:val="en-IN"/>
-        </w:rPr>
-      </w:pPr>
-      <w:r>
-        <w:rPr>
-          <w:sz w:val="24"/>
-          <w:szCs w:val="24"/>
-        </w:rPr>
-        <w:tab/>
-      </w:r>
-      <w:r>
-        <w:rPr>
-          <w:b/>
-          <w:bCs/>
-          <w:sz w:val="24"/>
-          <w:szCs w:val="24"/>
-          <w:lang w:val="en-IN"/>
-        </w:rPr>
-        <w:t>Conditional Statements</w:t>
-      </w:r>
-    </w:p>
-    <w:p>
-      <w:pPr>
-        <w:tabs>
-          <w:tab w:val="num" w:pos="720"/>
-        </w:tabs>
-        <w:spacing w:before="65" w:line="357" w:lineRule="auto"/>
-        <w:rPr>
-          <w:sz w:val="24"/>
-          <w:szCs w:val="24"/>
-          <w:lang w:val="en-IN"/>
-        </w:rPr>
-      </w:pPr>
-      <w:r>
-        <w:rPr>
-          <w:sz w:val="24"/>
-          <w:szCs w:val="24"/>
-          <w:lang w:val="en-IN"/>
-        </w:rPr>
-        <w:tab/>
-      </w:r>
-      <w:r>
-        <w:rPr>
-          <w:sz w:val="24"/>
-          <w:szCs w:val="24"/>
-          <w:lang w:val="en-IN"/>
-        </w:rPr>
-        <w:tab/>
-      </w:r>
-      <w:r>
-        <w:rPr>
-          <w:sz w:val="24"/>
-          <w:szCs w:val="24"/>
-          <w:lang w:val="en-IN"/>
-        </w:rPr>
-        <w:t xml:space="preserve">Used to make </w:t>
-      </w:r>
-      <w:r>
-        <w:rPr>
-          <w:b/>
-          <w:bCs/>
-          <w:sz w:val="24"/>
-          <w:szCs w:val="24"/>
-          <w:lang w:val="en-IN"/>
-        </w:rPr>
-        <w:t>decisions in a program</w:t>
-      </w:r>
-      <w:r>
-        <w:rPr>
-          <w:sz w:val="24"/>
-          <w:szCs w:val="24"/>
-          <w:lang w:val="en-IN"/>
-        </w:rPr>
-        <w:t>.</w:t>
-      </w:r>
-    </w:p>
-    <w:p>
-      <w:pPr>
-        <w:tabs>
-          <w:tab w:val="num" w:pos="720"/>
-        </w:tabs>
-        <w:spacing w:before="65" w:line="357" w:lineRule="auto"/>
-        <w:rPr>
-          <w:sz w:val="24"/>
-          <w:szCs w:val="24"/>
-          <w:lang w:val="en-IN"/>
-        </w:rPr>
-      </w:pPr>
-      <w:r>
-        <w:rPr>
-          <w:b/>
-          <w:bCs/>
-          <w:sz w:val="24"/>
-          <w:szCs w:val="24"/>
-          <w:lang w:val="en-IN"/>
-        </w:rPr>
-        <w:tab/>
-      </w:r>
-      <w:r>
-        <w:rPr>
-          <w:b/>
-          <w:bCs/>
-          <w:sz w:val="24"/>
-          <w:szCs w:val="24"/>
-          <w:lang w:val="en-IN"/>
-        </w:rPr>
-        <w:tab/>
-      </w:r>
-      <w:r>
-        <w:rPr>
-          <w:b/>
-          <w:bCs/>
-          <w:sz w:val="24"/>
-          <w:szCs w:val="24"/>
-          <w:lang w:val="en-IN"/>
-        </w:rPr>
-        <w:t>Example:</w:t>
-      </w:r>
-    </w:p>
-    <w:p>
-      <w:pPr>
-        <w:tabs>
-          <w:tab w:val="num" w:pos="720"/>
-        </w:tabs>
-        <w:spacing w:before="65" w:line="357" w:lineRule="auto"/>
-        <w:ind w:left="2160"/>
-        <w:rPr>
-          <w:sz w:val="24"/>
-          <w:szCs w:val="24"/>
-          <w:lang w:val="en-IN"/>
-        </w:rPr>
-      </w:pPr>
-      <w:r>
-        <w:rPr>
-          <w:sz w:val="24"/>
-          <w:szCs w:val="24"/>
-          <w:lang w:val="en-IN"/>
-        </w:rPr>
-        <w:t>let age = 18;</w:t>
-      </w:r>
-      <w:r>
-        <w:rPr>
-          <w:sz w:val="24"/>
-          <w:szCs w:val="24"/>
-          <w:lang w:val="en-IN"/>
-        </w:rPr>
-        <w:br/>
-      </w:r>
-      <w:proofErr w:type="gramStart"/>
-      <w:r>
-        <w:rPr>
-          <w:sz w:val="24"/>
-          <w:szCs w:val="24"/>
-          <w:lang w:val="en-IN"/>
-        </w:rPr>
-        <w:t>if(</w:t>
-      </w:r>
-      <w:proofErr w:type="gramEnd"/>
-      <w:r>
-        <w:rPr>
-          <w:sz w:val="24"/>
-          <w:szCs w:val="24"/>
-          <w:lang w:val="en-IN"/>
-        </w:rPr>
-        <w:t>age &gt;= 18) {</w:t>
-      </w:r>
-      <w:r>
-        <w:rPr>
-          <w:sz w:val="24"/>
-          <w:szCs w:val="24"/>
-          <w:lang w:val="en-IN"/>
-        </w:rPr>
-        <w:br/>
-        <w:t xml:space="preserve">    console.log("Eligible");</w:t>
-      </w:r>
-      <w:r>
-        <w:rPr>
-          <w:sz w:val="24"/>
-          <w:szCs w:val="24"/>
-          <w:lang w:val="en-IN"/>
-        </w:rPr>
-        <w:br/>
-        <w:t>} else {</w:t>
-      </w:r>
-      <w:r>
-        <w:rPr>
-          <w:sz w:val="24"/>
-          <w:szCs w:val="24"/>
-          <w:lang w:val="en-IN"/>
-        </w:rPr>
-        <w:br/>
-        <w:t xml:space="preserve">    </w:t>
-      </w:r>
-      <w:proofErr w:type="gramStart"/>
-      <w:r>
-        <w:rPr>
-          <w:sz w:val="24"/>
-          <w:szCs w:val="24"/>
-          <w:lang w:val="en-IN"/>
-        </w:rPr>
-        <w:t>console.log(</w:t>
-      </w:r>
-      <w:proofErr w:type="gramEnd"/>
-      <w:r>
-        <w:rPr>
-          <w:sz w:val="24"/>
-          <w:szCs w:val="24"/>
-          <w:lang w:val="en-IN"/>
-        </w:rPr>
-        <w:t>"Not Eligible");</w:t>
-      </w:r>
-      <w:r>
-        <w:rPr>
-          <w:sz w:val="24"/>
-          <w:szCs w:val="24"/>
-          <w:lang w:val="en-IN"/>
-        </w:rPr>
-        <w:br/>
-        <w:t>}</w:t>
-      </w:r>
-    </w:p>
-    <w:p>
-      <w:pPr>
-        <w:tabs>
-          <w:tab w:val="num" w:pos="720"/>
-        </w:tabs>
-        <w:spacing w:before="65" w:line="357" w:lineRule="auto"/>
-        <w:rPr>
-          <w:b/>
-          <w:bCs/>
-          <w:sz w:val="24"/>
-          <w:szCs w:val="24"/>
-          <w:lang w:val="en-IN"/>
-        </w:rPr>
-      </w:pPr>
-      <w:r>
-        <w:lastRenderedPageBreak/>
-        <w:tab/>
-      </w:r>
-      <w:r>
-        <w:rPr>
-          <w:b/>
-          <w:bCs/>
-          <w:sz w:val="24"/>
-          <w:szCs w:val="24"/>
-          <w:lang w:val="en-IN"/>
-        </w:rPr>
-        <w:t>Loops</w:t>
-      </w:r>
-    </w:p>
-    <w:p>
-      <w:pPr>
-        <w:tabs>
-          <w:tab w:val="num" w:pos="720"/>
-        </w:tabs>
-        <w:spacing w:before="65" w:line="357" w:lineRule="auto"/>
-        <w:rPr>
-          <w:sz w:val="24"/>
-          <w:szCs w:val="24"/>
-          <w:lang w:val="en-IN"/>
-        </w:rPr>
-      </w:pPr>
-      <w:r>
-        <w:rPr>
-          <w:sz w:val="24"/>
-          <w:szCs w:val="24"/>
-          <w:lang w:val="en-IN"/>
-        </w:rPr>
-        <w:tab/>
-      </w:r>
-      <w:r>
-        <w:rPr>
-          <w:sz w:val="24"/>
-          <w:szCs w:val="24"/>
-          <w:lang w:val="en-IN"/>
-        </w:rPr>
-        <w:tab/>
-      </w:r>
-      <w:r>
-        <w:rPr>
-          <w:sz w:val="24"/>
-          <w:szCs w:val="24"/>
-          <w:lang w:val="en-IN"/>
-        </w:rPr>
-        <w:t xml:space="preserve">Loops are used to </w:t>
-      </w:r>
-      <w:r>
-        <w:rPr>
-          <w:b/>
-          <w:bCs/>
-          <w:sz w:val="24"/>
-          <w:szCs w:val="24"/>
-          <w:lang w:val="en-IN"/>
-        </w:rPr>
-        <w:t>repeat a block of code multiple times</w:t>
-      </w:r>
-      <w:r>
-        <w:rPr>
-          <w:sz w:val="24"/>
-          <w:szCs w:val="24"/>
-          <w:lang w:val="en-IN"/>
-        </w:rPr>
-        <w:t>.</w:t>
-      </w:r>
-    </w:p>
-    <w:p>
-      <w:pPr>
-        <w:tabs>
-          <w:tab w:val="num" w:pos="720"/>
-        </w:tabs>
-        <w:spacing w:before="65" w:line="357" w:lineRule="auto"/>
-        <w:rPr>
-          <w:sz w:val="24"/>
-          <w:szCs w:val="24"/>
-          <w:lang w:val="en-IN"/>
-        </w:rPr>
-      </w:pPr>
-      <w:r>
-        <w:rPr>
-          <w:b/>
-          <w:bCs/>
-          <w:sz w:val="24"/>
-          <w:szCs w:val="24"/>
-          <w:lang w:val="en-IN"/>
-        </w:rPr>
-        <w:tab/>
-      </w:r>
-      <w:r>
-        <w:rPr>
-          <w:b/>
-          <w:bCs/>
-          <w:sz w:val="24"/>
-          <w:szCs w:val="24"/>
-          <w:lang w:val="en-IN"/>
-        </w:rPr>
-        <w:tab/>
-      </w:r>
-      <w:r>
-        <w:rPr>
-          <w:b/>
-          <w:bCs/>
-          <w:sz w:val="24"/>
-          <w:szCs w:val="24"/>
-          <w:lang w:val="en-IN"/>
-        </w:rPr>
-        <w:t>Example:</w:t>
-      </w:r>
-    </w:p>
-    <w:p>
-      <w:pPr>
-        <w:tabs>
-          <w:tab w:val="num" w:pos="720"/>
-        </w:tabs>
-        <w:spacing w:before="65" w:line="357" w:lineRule="auto"/>
-        <w:ind w:left="2160"/>
-        <w:rPr>
-          <w:sz w:val="24"/>
-          <w:szCs w:val="24"/>
-          <w:lang w:val="en-IN"/>
-        </w:rPr>
-      </w:pPr>
-      <w:proofErr w:type="gramStart"/>
-      <w:r>
-        <w:rPr>
-          <w:sz w:val="24"/>
-          <w:szCs w:val="24"/>
-          <w:lang w:val="en-IN"/>
-        </w:rPr>
-        <w:t>for(</w:t>
-      </w:r>
-      <w:proofErr w:type="gramEnd"/>
-      <w:r>
-        <w:rPr>
-          <w:sz w:val="24"/>
-          <w:szCs w:val="24"/>
-          <w:lang w:val="en-IN"/>
-        </w:rPr>
-        <w:t xml:space="preserve">let </w:t>
-      </w:r>
-      <w:proofErr w:type="spellStart"/>
-      <w:r>
-        <w:rPr>
-          <w:sz w:val="24"/>
-          <w:szCs w:val="24"/>
-          <w:lang w:val="en-IN"/>
-        </w:rPr>
-        <w:t>i</w:t>
-      </w:r>
-      <w:proofErr w:type="spellEnd"/>
-      <w:r>
-        <w:rPr>
-          <w:sz w:val="24"/>
-          <w:szCs w:val="24"/>
-          <w:lang w:val="en-IN"/>
-        </w:rPr>
-        <w:t xml:space="preserve"> = 1; </w:t>
-      </w:r>
-      <w:proofErr w:type="spellStart"/>
-      <w:r>
-        <w:rPr>
-          <w:sz w:val="24"/>
-          <w:szCs w:val="24"/>
-          <w:lang w:val="en-IN"/>
-        </w:rPr>
-        <w:t>i</w:t>
-      </w:r>
-      <w:proofErr w:type="spellEnd"/>
-      <w:r>
-        <w:rPr>
-          <w:sz w:val="24"/>
-          <w:szCs w:val="24"/>
-          <w:lang w:val="en-IN"/>
-        </w:rPr>
-        <w:t xml:space="preserve"> &lt;= 3; </w:t>
-      </w:r>
-      <w:proofErr w:type="spellStart"/>
-      <w:r>
-        <w:rPr>
-          <w:sz w:val="24"/>
-          <w:szCs w:val="24"/>
-          <w:lang w:val="en-IN"/>
-        </w:rPr>
-        <w:t>i</w:t>
-      </w:r>
-      <w:proofErr w:type="spellEnd"/>
-      <w:r>
-        <w:rPr>
-          <w:sz w:val="24"/>
-          <w:szCs w:val="24"/>
-          <w:lang w:val="en-IN"/>
-        </w:rPr>
-        <w:t>++) {</w:t>
-      </w:r>
-      <w:r>
-        <w:rPr>
-          <w:sz w:val="24"/>
-          <w:szCs w:val="24"/>
-          <w:lang w:val="en-IN"/>
-        </w:rPr>
-        <w:br/>
-        <w:t xml:space="preserve">    console.log(</w:t>
-      </w:r>
-      <w:proofErr w:type="spellStart"/>
-      <w:r>
-        <w:rPr>
-          <w:sz w:val="24"/>
-          <w:szCs w:val="24"/>
-          <w:lang w:val="en-IN"/>
-        </w:rPr>
-        <w:t>i</w:t>
-      </w:r>
-      <w:proofErr w:type="spellEnd"/>
-      <w:r>
-        <w:rPr>
-          <w:sz w:val="24"/>
-          <w:szCs w:val="24"/>
-          <w:lang w:val="en-IN"/>
-        </w:rPr>
-        <w:t>);</w:t>
-      </w:r>
-      <w:r>
-        <w:rPr>
-          <w:sz w:val="24"/>
-          <w:szCs w:val="24"/>
-          <w:lang w:val="en-IN"/>
-        </w:rPr>
-        <w:br/>
-        <w:t>}</w:t>
-      </w:r>
-    </w:p>
-    <w:p>
-      <w:pPr>
-        <w:tabs>
-          <w:tab w:val="num" w:pos="720"/>
-        </w:tabs>
-        <w:spacing w:before="65" w:line="357" w:lineRule="auto"/>
-        <w:rPr>
-          <w:b/>
-          <w:bCs/>
-          <w:sz w:val="24"/>
-          <w:szCs w:val="24"/>
-          <w:lang w:val="en-IN"/>
-        </w:rPr>
-      </w:pPr>
-      <w:r>
-        <w:rPr>
-          <w:sz w:val="24"/>
-          <w:szCs w:val="24"/>
-        </w:rPr>
-        <w:tab/>
-      </w:r>
-      <w:r>
-        <w:rPr>
-          <w:b/>
-          <w:bCs/>
-          <w:sz w:val="24"/>
-          <w:szCs w:val="24"/>
-          <w:lang w:val="en-IN"/>
-        </w:rPr>
-        <w:t>Asynchronous Operations</w:t>
-      </w:r>
-    </w:p>
-    <w:p>
-      <w:pPr>
-        <w:tabs>
-          <w:tab w:val="num" w:pos="720"/>
-        </w:tabs>
-        <w:spacing w:before="65" w:line="357" w:lineRule="auto"/>
-        <w:rPr>
-          <w:sz w:val="24"/>
-          <w:szCs w:val="24"/>
-          <w:lang w:val="en-IN"/>
-        </w:rPr>
-      </w:pPr>
-      <w:r>
-        <w:rPr>
-          <w:sz w:val="24"/>
-          <w:szCs w:val="24"/>
-          <w:lang w:val="en-IN"/>
-        </w:rPr>
-        <w:tab/>
-      </w:r>
-      <w:r>
-        <w:rPr>
-          <w:sz w:val="24"/>
-          <w:szCs w:val="24"/>
-          <w:lang w:val="en-IN"/>
-        </w:rPr>
-        <w:tab/>
-      </w:r>
-      <w:r>
-        <w:rPr>
-          <w:sz w:val="24"/>
-          <w:szCs w:val="24"/>
-          <w:lang w:val="en-IN"/>
-        </w:rPr>
-        <w:t>Used to handle tasks like API calls without stopping execution.</w:t>
-      </w:r>
-    </w:p>
-    <w:p>
-      <w:pPr>
-        <w:tabs>
-          <w:tab w:val="num" w:pos="720"/>
-        </w:tabs>
-        <w:spacing w:before="65" w:line="357" w:lineRule="auto"/>
-        <w:rPr>
-          <w:b/>
-          <w:bCs/>
-          <w:sz w:val="24"/>
-          <w:szCs w:val="24"/>
-          <w:lang w:val="en-IN"/>
-        </w:rPr>
-      </w:pPr>
-      <w:r>
-        <w:rPr>
-          <w:b/>
-          <w:bCs/>
-          <w:sz w:val="24"/>
-          <w:szCs w:val="24"/>
-          <w:lang w:val="en-IN"/>
-        </w:rPr>
-        <w:tab/>
-      </w:r>
-      <w:r>
-        <w:rPr>
-          <w:b/>
-          <w:bCs/>
-          <w:sz w:val="24"/>
-          <w:szCs w:val="24"/>
-          <w:lang w:val="en-IN"/>
-        </w:rPr>
-        <w:tab/>
-      </w:r>
-      <w:r>
-        <w:rPr>
-          <w:b/>
-          <w:bCs/>
-          <w:sz w:val="24"/>
-          <w:szCs w:val="24"/>
-          <w:lang w:val="en-IN"/>
-        </w:rPr>
-        <w:t>Callbacks</w:t>
-      </w:r>
-    </w:p>
-    <w:p>
-      <w:pPr>
-        <w:tabs>
-          <w:tab w:val="num" w:pos="720"/>
-        </w:tabs>
-        <w:spacing w:before="65" w:line="357" w:lineRule="auto"/>
-        <w:ind w:left="2160"/>
         <w:rPr>
           <w:sz w:val="24"/>
           <w:szCs w:val="24"/>
@@ -14723,18 +14885,8 @@
           <w:szCs w:val="24"/>
           <w:lang w:val="en-IN"/>
         </w:rPr>
-        <w:t xml:space="preserve"> = </w:t>
-      </w:r>
-      <w:proofErr w:type="gramStart"/>
-      <w:r>
-        <w:rPr>
-          <w:sz w:val="24"/>
-          <w:szCs w:val="24"/>
-          <w:lang w:val="en-IN"/>
-        </w:rPr>
-        <w:t>10;</w:t>
-      </w:r>
-      <w:proofErr w:type="gramEnd"/>
+        <w:t xml:space="preserve"> = 10;</w:t>
+      </w:r>
     </w:p>
     <w:p>
       <w:pPr>
@@ -15464,7 +15616,57 @@
           <w:szCs w:val="24"/>
           <w:lang w:val="en-IN"/>
         </w:rPr>
-        <w:t xml:space="preserve">Unlike primitive types, non-primitive </w:t>
+        <w:t>Unlike primitive types, non-primitive types store references (memory addresses) rather than actual values.</w:t>
+      </w:r>
+    </w:p>
+    <w:p>
+      <w:pPr>
+        <w:tabs>
+          <w:tab w:val="num" w:pos="720"/>
+        </w:tabs>
+        <w:spacing w:before="65" w:line="357" w:lineRule="auto"/>
+        <w:rPr>
+          <w:sz w:val="24"/>
+          <w:szCs w:val="24"/>
+          <w:lang w:val="en-IN"/>
+        </w:rPr>
+      </w:pPr>
+      <w:r>
+        <w:rPr>
+          <w:sz w:val="24"/>
+          <w:szCs w:val="24"/>
+          <w:lang w:val="en-IN"/>
+        </w:rPr>
+        <w:tab/>
+      </w:r>
+      <w:r>
+        <w:rPr>
+          <w:sz w:val="24"/>
+          <w:szCs w:val="24"/>
+          <w:lang w:val="en-IN"/>
+        </w:rPr>
+        <w:t>String name = "Sai";</w:t>
+      </w:r>
+    </w:p>
+    <w:p>
+      <w:pPr>
+        <w:tabs>
+          <w:tab w:val="num" w:pos="720"/>
+        </w:tabs>
+        <w:spacing w:before="65" w:line="357" w:lineRule="auto"/>
+        <w:rPr>
+          <w:sz w:val="24"/>
+          <w:szCs w:val="24"/>
+          <w:lang w:val="en-IN"/>
+        </w:rPr>
+      </w:pPr>
+      <w:r>
+        <w:rPr>
+          <w:sz w:val="24"/>
+          <w:szCs w:val="24"/>
+          <w:lang w:val="en-IN"/>
+        </w:rPr>
+        <w:tab/>
       </w:r>
       <w:proofErr w:type="gramStart"/>
       <w:r>
@@ -15473,7 +15675,7 @@
           <w:szCs w:val="24"/>
           <w:lang w:val="en-IN"/>
         </w:rPr>
-        <w:t>types</w:t>
+        <w:t>int[</w:t>
       </w:r>
       <w:proofErr w:type="gramEnd"/>
       <w:r>
@@ -15482,96 +15684,8 @@
           <w:szCs w:val="24"/>
           <w:lang w:val="en-IN"/>
         </w:rPr>
-        <w:t xml:space="preserve"> store references (memory addresses) rather than actual values.</w:t>
-      </w:r>
-    </w:p>
-    <w:p>
-      <w:pPr>
-        <w:tabs>
-          <w:tab w:val="num" w:pos="720"/>
-        </w:tabs>
-        <w:spacing w:before="65" w:line="357" w:lineRule="auto"/>
-        <w:rPr>
-          <w:sz w:val="24"/>
-          <w:szCs w:val="24"/>
-          <w:lang w:val="en-IN"/>
-        </w:rPr>
-      </w:pPr>
-      <w:r>
-        <w:rPr>
-          <w:sz w:val="24"/>
-          <w:szCs w:val="24"/>
-          <w:lang w:val="en-IN"/>
-        </w:rPr>
-        <w:tab/>
-      </w:r>
-      <w:r>
-        <w:rPr>
-          <w:sz w:val="24"/>
-          <w:szCs w:val="24"/>
-          <w:lang w:val="en-IN"/>
-        </w:rPr>
-        <w:t>String name = "Sai</w:t>
-      </w:r>
-      <w:proofErr w:type="gramStart"/>
-      <w:r>
-        <w:rPr>
-          <w:sz w:val="24"/>
-          <w:szCs w:val="24"/>
-          <w:lang w:val="en-IN"/>
-        </w:rPr>
-        <w:t>";</w:t>
-      </w:r>
-      <w:proofErr w:type="gramEnd"/>
-    </w:p>
-    <w:p>
-      <w:pPr>
-        <w:tabs>
-          <w:tab w:val="num" w:pos="720"/>
-        </w:tabs>
-        <w:spacing w:before="65" w:line="357" w:lineRule="auto"/>
-        <w:rPr>
-          <w:sz w:val="24"/>
-          <w:szCs w:val="24"/>
-          <w:lang w:val="en-IN"/>
-        </w:rPr>
-      </w:pPr>
-      <w:r>
-        <w:rPr>
-          <w:sz w:val="24"/>
-          <w:szCs w:val="24"/>
-          <w:lang w:val="en-IN"/>
-        </w:rPr>
-        <w:tab/>
-      </w:r>
-      <w:proofErr w:type="gramStart"/>
-      <w:r>
-        <w:rPr>
-          <w:sz w:val="24"/>
-          <w:szCs w:val="24"/>
-          <w:lang w:val="en-IN"/>
-        </w:rPr>
-        <w:t>int[</w:t>
-      </w:r>
-      <w:proofErr w:type="gramEnd"/>
-      <w:r>
-        <w:rPr>
-          <w:sz w:val="24"/>
-          <w:szCs w:val="24"/>
-          <w:lang w:val="en-IN"/>
-        </w:rPr>
-        <w:t>] numbers = {1, 2, 3, 4</w:t>
-      </w:r>
-      <w:proofErr w:type="gramStart"/>
-      <w:r>
-        <w:rPr>
-          <w:sz w:val="24"/>
-          <w:szCs w:val="24"/>
-          <w:lang w:val="en-IN"/>
-        </w:rPr>
-        <w:t>};</w:t>
-      </w:r>
-      <w:proofErr w:type="gramEnd"/>
+        <w:t>] numbers = {1, 2, 3, 4};</w:t>
+      </w:r>
     </w:p>
     <w:p>
       <w:pPr>
@@ -15637,18 +15751,8 @@
           <w:szCs w:val="24"/>
           <w:lang w:val="en-IN"/>
         </w:rPr>
-        <w:t xml:space="preserve"> int </w:t>
-      </w:r>
-      <w:proofErr w:type="gramStart"/>
-      <w:r>
-        <w:rPr>
-          <w:sz w:val="24"/>
-          <w:szCs w:val="24"/>
-          <w:lang w:val="en-IN"/>
-        </w:rPr>
-        <w:t>id;</w:t>
-      </w:r>
-      <w:proofErr w:type="gramEnd"/>
+        <w:t xml:space="preserve"> int id;</w:t>
+      </w:r>
     </w:p>
     <w:p>
       <w:pPr>
@@ -15863,18 +15967,8 @@
           <w:szCs w:val="24"/>
           <w:lang w:val="en-IN"/>
         </w:rPr>
-        <w:t xml:space="preserve">int a = </w:t>
-      </w:r>
-      <w:proofErr w:type="gramStart"/>
-      <w:r>
-        <w:rPr>
-          <w:sz w:val="24"/>
-          <w:szCs w:val="24"/>
-          <w:lang w:val="en-IN"/>
-        </w:rPr>
-        <w:t>10;</w:t>
-      </w:r>
-      <w:proofErr w:type="gramEnd"/>
+        <w:t>int a = 10;</w:t>
+      </w:r>
     </w:p>
     <w:p>
       <w:pPr>
@@ -15935,18 +16029,8 @@
           <w:szCs w:val="24"/>
           <w:lang w:val="en-IN"/>
         </w:rPr>
-        <w:t xml:space="preserve">double x = </w:t>
-      </w:r>
-      <w:proofErr w:type="gramStart"/>
-      <w:r>
-        <w:rPr>
-          <w:sz w:val="24"/>
-          <w:szCs w:val="24"/>
-          <w:lang w:val="en-IN"/>
-        </w:rPr>
-        <w:t>10.5;</w:t>
-      </w:r>
-      <w:proofErr w:type="gramEnd"/>
+        <w:t>double x = 10.5;</w:t>
+      </w:r>
     </w:p>
     <w:p>
       <w:pPr>
@@ -16558,7 +16642,6 @@
         </w:rPr>
         <w:t xml:space="preserve"> </w:t>
       </w:r>
-      <w:proofErr w:type="gramStart"/>
       <w:r>
         <w:rPr>
           <w:rStyle w:val="b"/>
@@ -16574,7 +16657,6 @@
         </w:rPr>
         <w:t>;</w:t>
       </w:r>
-      <w:proofErr w:type="gramEnd"/>
     </w:p>
     <w:p>
       <w:pPr>
@@ -17172,13 +17254,8 @@
           <w:numId w:val="107"/>
         </w:numPr>
       </w:pPr>
-      <w:proofErr w:type="gramStart"/>
-      <w:r>
-        <w:t>Promotes</w:t>
-      </w:r>
-      <w:proofErr w:type="gramEnd"/>
-      <w:r>
-        <w:t xml:space="preserve"> code reuse.</w:t>
+      <w:r>
+        <w:t>Promotes code reuse.</w:t>
       </w:r>
     </w:p>
     <w:p>
@@ -18675,10 +18752,7 @@
         <w:tab/>
       </w:r>
       <w:r>
-        <w:t xml:space="preserve">Fig 2.1.1: </w:t>
-      </w:r>
-      <w:r>
-        <w:t>Java Collections Framework</w:t>
+        <w:t>Fig 2.1.1: Java Collections Framework</w:t>
       </w:r>
     </w:p>
     <w:p>
@@ -18780,25 +18854,7 @@
           <w:lang w:val="en-IN"/>
         </w:rPr>
         <w:br/>
-        <w:t xml:space="preserve">A thread is </w:t>
-      </w:r>
-      <w:proofErr w:type="gramStart"/>
-      <w:r>
-        <w:rPr>
-          <w:sz w:val="24"/>
-          <w:szCs w:val="24"/>
-          <w:lang w:val="en-IN"/>
-        </w:rPr>
-        <w:t>a</w:t>
-      </w:r>
-      <w:proofErr w:type="gramEnd"/>
-      <w:r>
-        <w:rPr>
-          <w:sz w:val="24"/>
-          <w:szCs w:val="24"/>
-          <w:lang w:val="en-IN"/>
-        </w:rPr>
-        <w:t xml:space="preserve"> </w:t>
+        <w:t xml:space="preserve">A thread is a </w:t>
       </w:r>
       <w:r>
         <w:rPr>
@@ -19404,18 +19460,8 @@
           <w:lang w:val="en-IN"/>
         </w:rPr>
         <w:br/>
-        <w:t>t1.start(</w:t>
-      </w:r>
-      <w:proofErr w:type="gramStart"/>
-      <w:r>
-        <w:rPr>
-          <w:sz w:val="24"/>
-          <w:szCs w:val="24"/>
-          <w:lang w:val="en-IN"/>
-        </w:rPr>
-        <w:t>);</w:t>
-      </w:r>
-      <w:proofErr w:type="gramEnd"/>
+        <w:t>t1.start();</w:t>
+      </w:r>
     </w:p>
     <w:p>
       <w:pPr>
@@ -19648,18 +19694,8 @@
           <w:lang w:val="en-IN"/>
         </w:rPr>
         <w:br/>
-        <w:t>t2.start(</w:t>
-      </w:r>
-      <w:proofErr w:type="gramStart"/>
-      <w:r>
-        <w:rPr>
-          <w:sz w:val="24"/>
-          <w:szCs w:val="24"/>
-          <w:lang w:val="en-IN"/>
-        </w:rPr>
-        <w:t>);</w:t>
-      </w:r>
-      <w:proofErr w:type="gramEnd"/>
+        <w:t>t2.start();</w:t>
+      </w:r>
     </w:p>
     <w:p>
       <w:pPr>
@@ -20696,16 +20732,7 @@
         <w:ind w:left="3600"/>
       </w:pPr>
       <w:r>
-        <w:t>Fig 2.1.</w:t>
-      </w:r>
-      <w:r>
-        <w:t>2</w:t>
-      </w:r>
-      <w:r>
-        <w:t xml:space="preserve">: </w:t>
-      </w:r>
-      <w:r>
-        <w:t>Java Thread Life Cycle</w:t>
+        <w:t>Fig 2.1.2: Java Thread Life Cycle</w:t>
       </w:r>
     </w:p>
     <w:p>
@@ -21536,25 +21563,7 @@
           <w:szCs w:val="24"/>
           <w:lang w:val="en-IN"/>
         </w:rPr>
-        <w:t xml:space="preserve">The </w:t>
-      </w:r>
-      <w:proofErr w:type="gramStart"/>
-      <w:r>
-        <w:rPr>
-          <w:sz w:val="24"/>
-          <w:szCs w:val="24"/>
-          <w:lang w:val="en-IN"/>
-        </w:rPr>
-        <w:t>finally</w:t>
-      </w:r>
-      <w:proofErr w:type="gramEnd"/>
-      <w:r>
-        <w:rPr>
-          <w:sz w:val="24"/>
-          <w:szCs w:val="24"/>
-          <w:lang w:val="en-IN"/>
-        </w:rPr>
-        <w:t xml:space="preserve"> block </w:t>
+        <w:t xml:space="preserve">The finally block </w:t>
       </w:r>
       <w:r>
         <w:rPr>
@@ -21852,18 +21861,8 @@
           <w:szCs w:val="24"/>
           <w:lang w:val="en-IN"/>
         </w:rPr>
-        <w:t>"Invalid operation"</w:t>
-      </w:r>
-      <w:proofErr w:type="gramStart"/>
-      <w:r>
-        <w:rPr>
-          <w:sz w:val="24"/>
-          <w:szCs w:val="24"/>
-          <w:lang w:val="en-IN"/>
-        </w:rPr>
-        <w:t>);</w:t>
-      </w:r>
-      <w:proofErr w:type="gramEnd"/>
+        <w:t>"Invalid operation");</w:t>
+      </w:r>
     </w:p>
     <w:p>
       <w:pPr>
@@ -21948,6 +21947,16 @@
           <w:lang w:val="en-IN"/>
         </w:rPr>
       </w:pPr>
+      <w:r>
+        <w:rPr>
+          <w:b/>
+          <w:bCs/>
+          <w:sz w:val="24"/>
+          <w:szCs w:val="24"/>
+          <w:lang w:val="en-IN"/>
+        </w:rPr>
+        <w:t>Example:</w:t>
+      </w:r>
     </w:p>
     <w:p>
       <w:pPr>
@@ -21962,6 +21971,50 @@
           <w:lang w:val="en-IN"/>
         </w:rPr>
       </w:pPr>
+      <w:r>
+        <w:rPr>
+          <w:sz w:val="24"/>
+          <w:szCs w:val="24"/>
+          <w:lang w:val="en-IN"/>
+        </w:rPr>
+        <w:t xml:space="preserve">void </w:t>
+      </w:r>
+      <w:proofErr w:type="gramStart"/>
+      <w:r>
+        <w:rPr>
+          <w:sz w:val="24"/>
+          <w:szCs w:val="24"/>
+          <w:lang w:val="en-IN"/>
+        </w:rPr>
+        <w:t>check(</w:t>
+      </w:r>
+      <w:proofErr w:type="gramEnd"/>
+      <w:r>
+        <w:rPr>
+          <w:sz w:val="24"/>
+          <w:szCs w:val="24"/>
+          <w:lang w:val="en-IN"/>
+        </w:rPr>
+        <w:t>) throws Exception {</w:t>
+      </w:r>
+      <w:r>
+        <w:rPr>
+          <w:sz w:val="24"/>
+          <w:szCs w:val="24"/>
+          <w:lang w:val="en-IN"/>
+        </w:rPr>
+        <w:br/>
+        <w:t xml:space="preserve">    // risky code</w:t>
+      </w:r>
+      <w:r>
+        <w:rPr>
+          <w:sz w:val="24"/>
+          <w:szCs w:val="24"/>
+          <w:lang w:val="en-IN"/>
+        </w:rPr>
+        <w:br/>
+        <w:t>}</w:t>
+      </w:r>
     </w:p>
     <w:p>
       <w:pPr>
@@ -21976,16 +22029,6 @@
           <w:lang w:val="en-IN"/>
         </w:rPr>
       </w:pPr>
-      <w:r>
-        <w:rPr>
-          <w:b/>
-          <w:bCs/>
-          <w:sz w:val="24"/>
-          <w:szCs w:val="24"/>
-          <w:lang w:val="en-IN"/>
-        </w:rPr>
-        <w:t>Example:</w:t>
-      </w:r>
     </w:p>
     <w:p>
       <w:pPr>
@@ -22000,50 +22043,6 @@
           <w:lang w:val="en-IN"/>
         </w:rPr>
       </w:pPr>
-      <w:r>
-        <w:rPr>
-          <w:sz w:val="24"/>
-          <w:szCs w:val="24"/>
-          <w:lang w:val="en-IN"/>
-        </w:rPr>
-        <w:t xml:space="preserve">void </w:t>
-      </w:r>
-      <w:proofErr w:type="gramStart"/>
-      <w:r>
-        <w:rPr>
-          <w:sz w:val="24"/>
-          <w:szCs w:val="24"/>
-          <w:lang w:val="en-IN"/>
-        </w:rPr>
-        <w:t>check(</w:t>
-      </w:r>
-      <w:proofErr w:type="gramEnd"/>
-      <w:r>
-        <w:rPr>
-          <w:sz w:val="24"/>
-          <w:szCs w:val="24"/>
-          <w:lang w:val="en-IN"/>
-        </w:rPr>
-        <w:t>) throws Exception {</w:t>
-      </w:r>
-      <w:r>
-        <w:rPr>
-          <w:sz w:val="24"/>
-          <w:szCs w:val="24"/>
-          <w:lang w:val="en-IN"/>
-        </w:rPr>
-        <w:br/>
-        <w:t xml:space="preserve">    // risky code</w:t>
-      </w:r>
-      <w:r>
-        <w:rPr>
-          <w:sz w:val="24"/>
-          <w:szCs w:val="24"/>
-          <w:lang w:val="en-IN"/>
-        </w:rPr>
-        <w:br/>
-        <w:t>}</w:t>
-      </w:r>
     </w:p>
     <w:p>
       <w:pPr>
@@ -23042,18 +23041,8 @@
           <w:szCs w:val="24"/>
           <w:lang w:val="en-IN"/>
         </w:rPr>
-        <w:t>"</w:t>
-      </w:r>
-      <w:proofErr w:type="gramStart"/>
-      <w:r>
-        <w:rPr>
-          <w:sz w:val="24"/>
-          <w:szCs w:val="24"/>
-          <w:lang w:val="en-IN"/>
-        </w:rPr>
-        <w:t>);</w:t>
-      </w:r>
-      <w:proofErr w:type="gramEnd"/>
+        <w:t>");</w:t>
+      </w:r>
     </w:p>
     <w:p>
       <w:pPr>
@@ -23129,18 +23118,8 @@
           <w:szCs w:val="24"/>
           <w:lang w:val="en-IN"/>
         </w:rPr>
-        <w:t>("SELECT * FROM users"</w:t>
-      </w:r>
-      <w:proofErr w:type="gramStart"/>
-      <w:r>
-        <w:rPr>
-          <w:sz w:val="24"/>
-          <w:szCs w:val="24"/>
-          <w:lang w:val="en-IN"/>
-        </w:rPr>
-        <w:t>);</w:t>
-      </w:r>
-      <w:proofErr w:type="gramEnd"/>
+        <w:t>("SELECT * FROM users");</w:t>
+      </w:r>
     </w:p>
     <w:p>
       <w:pPr>
@@ -23216,18 +23195,8 @@
           <w:szCs w:val="24"/>
           <w:lang w:val="en-IN"/>
         </w:rPr>
-        <w:t>(</w:t>
-      </w:r>
-      <w:proofErr w:type="gramStart"/>
-      <w:r>
-        <w:rPr>
-          <w:sz w:val="24"/>
-          <w:szCs w:val="24"/>
-          <w:lang w:val="en-IN"/>
-        </w:rPr>
-        <w:t>);</w:t>
-      </w:r>
-      <w:proofErr w:type="gramEnd"/>
+        <w:t>();</w:t>
+      </w:r>
     </w:p>
     <w:p>
       <w:pPr>
@@ -23893,6 +23862,34 @@
           <w:tab w:val="num" w:pos="720"/>
         </w:tabs>
         <w:spacing w:before="65" w:line="357" w:lineRule="auto"/>
+        <w:ind w:left="1440"/>
+        <w:rPr>
+          <w:sz w:val="24"/>
+          <w:szCs w:val="24"/>
+          <w:lang w:val="en-IN"/>
+        </w:rPr>
+      </w:pPr>
+    </w:p>
+    <w:p>
+      <w:pPr>
+        <w:tabs>
+          <w:tab w:val="num" w:pos="720"/>
+        </w:tabs>
+        <w:spacing w:before="65" w:line="357" w:lineRule="auto"/>
+        <w:ind w:left="1440"/>
+        <w:rPr>
+          <w:sz w:val="24"/>
+          <w:szCs w:val="24"/>
+          <w:lang w:val="en-IN"/>
+        </w:rPr>
+      </w:pPr>
+    </w:p>
+    <w:p>
+      <w:pPr>
+        <w:tabs>
+          <w:tab w:val="num" w:pos="720"/>
+        </w:tabs>
+        <w:spacing w:before="65" w:line="357" w:lineRule="auto"/>
         <w:rPr>
           <w:b/>
           <w:bCs/>
@@ -23907,6 +23904,7 @@
           <w:szCs w:val="24"/>
           <w:lang w:val="en-IN"/>
         </w:rPr>
+        <w:lastRenderedPageBreak/>
         <w:tab/>
       </w:r>
       <w:r>
@@ -23964,7 +23962,6 @@
           <w:szCs w:val="24"/>
           <w:lang w:val="en-IN"/>
         </w:rPr>
-        <w:lastRenderedPageBreak/>
         <w:tab/>
       </w:r>
       <w:r>
@@ -24395,18 +24392,8 @@
           <w:szCs w:val="24"/>
           <w:lang w:val="en-IN"/>
         </w:rPr>
-        <w:t xml:space="preserve">        return "Hello World</w:t>
-      </w:r>
-      <w:proofErr w:type="gramStart"/>
-      <w:r>
-        <w:rPr>
-          <w:sz w:val="24"/>
-          <w:szCs w:val="24"/>
-          <w:lang w:val="en-IN"/>
-        </w:rPr>
-        <w:t>";</w:t>
-      </w:r>
-      <w:proofErr w:type="gramEnd"/>
+        <w:t xml:space="preserve">        return "Hello World";</w:t>
+      </w:r>
     </w:p>
     <w:p>
       <w:pPr>
@@ -24559,18 +24546,8 @@
           <w:szCs w:val="24"/>
           <w:lang w:val="en-IN"/>
         </w:rPr>
-        <w:t xml:space="preserve"> </w:t>
-      </w:r>
-      <w:proofErr w:type="gramStart"/>
-      <w:r>
-        <w:rPr>
-          <w:sz w:val="24"/>
-          <w:szCs w:val="24"/>
-          <w:lang w:val="en-IN"/>
-        </w:rPr>
-        <w:t>service;</w:t>
-      </w:r>
-      <w:proofErr w:type="gramEnd"/>
+        <w:t xml:space="preserve"> service;</w:t>
+      </w:r>
     </w:p>
     <w:p>
       <w:pPr>
@@ -24833,6 +24810,7 @@
           <w:szCs w:val="24"/>
           <w:lang w:val="en-IN"/>
         </w:rPr>
+        <w:lastRenderedPageBreak/>
         <w:t>@Entity</w:t>
       </w:r>
     </w:p>
@@ -24877,7 +24855,6 @@
           <w:szCs w:val="24"/>
           <w:lang w:val="en-IN"/>
         </w:rPr>
-        <w:lastRenderedPageBreak/>
         <w:t xml:space="preserve">    @Id</w:t>
       </w:r>
     </w:p>
@@ -24900,18 +24877,8 @@
           <w:szCs w:val="24"/>
           <w:lang w:val="en-IN"/>
         </w:rPr>
-        <w:t xml:space="preserve">    private int </w:t>
-      </w:r>
-      <w:proofErr w:type="gramStart"/>
-      <w:r>
-        <w:rPr>
-          <w:sz w:val="24"/>
-          <w:szCs w:val="24"/>
-          <w:lang w:val="en-IN"/>
-        </w:rPr>
-        <w:t>id;</w:t>
-      </w:r>
-      <w:proofErr w:type="gramEnd"/>
+        <w:t xml:space="preserve">    private int id;</w:t>
+      </w:r>
     </w:p>
     <w:p>
       <w:pPr>
@@ -25389,7 +25356,13 @@
           <w:lang w:val="en-IN"/>
         </w:rPr>
         <w:br/>
-        <w:t>• Automates build process</w:t>
+        <w:t xml:space="preserve">• Automates build </w:t>
+      </w:r>
+      <w:r>
+        <w:rPr>
+          <w:lang w:val="en-IN"/>
+        </w:rPr>
+        <w:t>process</w:t>
       </w:r>
     </w:p>
     <w:p>
@@ -25397,33 +25370,42 @@
         <w:pStyle w:val="NormalWeb"/>
         <w:ind w:left="720"/>
         <w:rPr>
-          <w:b/>
-          <w:bCs/>
-          <w:lang w:val="en-IN"/>
-        </w:rPr>
-      </w:pPr>
-      <w:r>
-        <w:rPr>
-          <w:b/>
-          <w:bCs/>
-          <w:lang w:val="en-IN"/>
-        </w:rPr>
-        <w:t>Key Features</w:t>
-      </w:r>
+          <w:lang w:val="en-IN"/>
+        </w:rPr>
+      </w:pPr>
     </w:p>
     <w:p>
       <w:pPr>
         <w:pStyle w:val="NormalWeb"/>
         <w:ind w:left="720"/>
         <w:rPr>
-          <w:lang w:val="en-IN"/>
-        </w:rPr>
-      </w:pPr>
-      <w:r>
-        <w:rPr>
+          <w:b/>
+          <w:bCs/>
+          <w:lang w:val="en-IN"/>
+        </w:rPr>
+      </w:pPr>
+      <w:r>
+        <w:rPr>
+          <w:b/>
+          <w:bCs/>
           <w:lang w:val="en-IN"/>
         </w:rPr>
         <w:lastRenderedPageBreak/>
+        <w:t>Key Features</w:t>
+      </w:r>
+    </w:p>
+    <w:p>
+      <w:pPr>
+        <w:pStyle w:val="NormalWeb"/>
+        <w:ind w:left="720"/>
+        <w:rPr>
+          <w:lang w:val="en-IN"/>
+        </w:rPr>
+      </w:pPr>
+      <w:r>
+        <w:rPr>
+          <w:lang w:val="en-IN"/>
+        </w:rPr>
         <w:t>• pom.xml configuration</w:t>
       </w:r>
       <w:r>
@@ -25449,6 +25431,12 @@
           <w:lang w:val="en-IN"/>
         </w:rPr>
       </w:pPr>
+      <w:r>
+        <w:rPr>
+          <w:lang w:val="en-IN"/>
+        </w:rPr>
+        <w:t>&lt;dependencies&gt;</w:t>
+      </w:r>
     </w:p>
     <w:p>
       <w:pPr>
@@ -25462,7 +25450,7 @@
         <w:rPr>
           <w:lang w:val="en-IN"/>
         </w:rPr>
-        <w:t>&lt;dependencies&gt;</w:t>
+        <w:t xml:space="preserve">    &lt;dependency&gt;</w:t>
       </w:r>
     </w:p>
     <w:p>
@@ -25477,7 +25465,57 @@
         <w:rPr>
           <w:lang w:val="en-IN"/>
         </w:rPr>
-        <w:t xml:space="preserve">    &lt;dependency&gt;</w:t>
+        <w:t xml:space="preserve">        </w:t>
+      </w:r>
+      <w:proofErr w:type="gramStart"/>
+      <w:r>
+        <w:rPr>
+          <w:lang w:val="en-IN"/>
+        </w:rPr>
+        <w:t>&lt;</w:t>
+      </w:r>
+      <w:proofErr w:type="spellStart"/>
+      <w:r>
+        <w:rPr>
+          <w:lang w:val="en-IN"/>
+        </w:rPr>
+        <w:t>groupId</w:t>
+      </w:r>
+      <w:proofErr w:type="spellEnd"/>
+      <w:r>
+        <w:rPr>
+          <w:lang w:val="en-IN"/>
+        </w:rPr>
+        <w:t>&gt;</w:t>
+      </w:r>
+      <w:proofErr w:type="spellStart"/>
+      <w:r>
+        <w:rPr>
+          <w:lang w:val="en-IN"/>
+        </w:rPr>
+        <w:t>org.springframework.boot</w:t>
+      </w:r>
+      <w:proofErr w:type="spellEnd"/>
+      <w:proofErr w:type="gramEnd"/>
+      <w:r>
+        <w:rPr>
+          <w:lang w:val="en-IN"/>
+        </w:rPr>
+        <w:t>&lt;/</w:t>
+      </w:r>
+      <w:proofErr w:type="spellStart"/>
+      <w:r>
+        <w:rPr>
+          <w:lang w:val="en-IN"/>
+        </w:rPr>
+        <w:t>groupId</w:t>
+      </w:r>
+      <w:proofErr w:type="spellEnd"/>
+      <w:r>
+        <w:rPr>
+          <w:lang w:val="en-IN"/>
+        </w:rPr>
+        <w:t>&gt;</w:t>
       </w:r>
     </w:p>
     <w:p>
@@ -25492,50 +25530,28 @@
         <w:rPr>
           <w:lang w:val="en-IN"/>
         </w:rPr>
-        <w:t xml:space="preserve">        </w:t>
-      </w:r>
-      <w:proofErr w:type="gramStart"/>
-      <w:r>
-        <w:rPr>
-          <w:lang w:val="en-IN"/>
-        </w:rPr>
-        <w:t>&lt;</w:t>
+        <w:t xml:space="preserve">        &lt;</w:t>
       </w:r>
       <w:proofErr w:type="spellStart"/>
       <w:r>
         <w:rPr>
           <w:lang w:val="en-IN"/>
         </w:rPr>
-        <w:t>groupId</w:t>
+        <w:t>artifactId</w:t>
       </w:r>
       <w:proofErr w:type="spellEnd"/>
       <w:r>
         <w:rPr>
           <w:lang w:val="en-IN"/>
         </w:rPr>
-        <w:t>&gt;</w:t>
+        <w:t>&gt;spring-boot-starter-web&lt;/</w:t>
       </w:r>
       <w:proofErr w:type="spellStart"/>
       <w:r>
         <w:rPr>
           <w:lang w:val="en-IN"/>
         </w:rPr>
-        <w:t>org.springframework.boot</w:t>
-      </w:r>
-      <w:proofErr w:type="spellEnd"/>
-      <w:proofErr w:type="gramEnd"/>
-      <w:r>
-        <w:rPr>
-          <w:lang w:val="en-IN"/>
-        </w:rPr>
-        <w:t>&lt;/</w:t>
-      </w:r>
-      <w:proofErr w:type="spellStart"/>
-      <w:r>
-        <w:rPr>
-          <w:lang w:val="en-IN"/>
-        </w:rPr>
-        <w:t>groupId</w:t>
+        <w:t>artifactId</w:t>
       </w:r>
       <w:proofErr w:type="spellEnd"/>
       <w:r>
@@ -25557,35 +25573,7 @@
         <w:rPr>
           <w:lang w:val="en-IN"/>
         </w:rPr>
-        <w:t xml:space="preserve">        &lt;</w:t>
-      </w:r>
-      <w:proofErr w:type="spellStart"/>
-      <w:r>
-        <w:rPr>
-          <w:lang w:val="en-IN"/>
-        </w:rPr>
-        <w:t>artifactId</w:t>
-      </w:r>
-      <w:proofErr w:type="spellEnd"/>
-      <w:r>
-        <w:rPr>
-          <w:lang w:val="en-IN"/>
-        </w:rPr>
-        <w:t>&gt;spring-boot-starter-web&lt;/</w:t>
-      </w:r>
-      <w:proofErr w:type="spellStart"/>
-      <w:r>
-        <w:rPr>
-          <w:lang w:val="en-IN"/>
-        </w:rPr>
-        <w:t>artifactId</w:t>
-      </w:r>
-      <w:proofErr w:type="spellEnd"/>
-      <w:r>
-        <w:rPr>
-          <w:lang w:val="en-IN"/>
-        </w:rPr>
-        <w:t>&gt;</w:t>
+        <w:t xml:space="preserve">    &lt;/dependency&gt;</w:t>
       </w:r>
     </w:p>
     <w:p>
@@ -25600,28 +25588,15 @@
         <w:rPr>
           <w:lang w:val="en-IN"/>
         </w:rPr>
-        <w:t xml:space="preserve">    &lt;/dependency&gt;</w:t>
+        <w:t>&lt;/dependencies&gt;</w:t>
       </w:r>
     </w:p>
     <w:p>
       <w:pPr>
         <w:pStyle w:val="NormalWeb"/>
+        <w:spacing w:line="360" w:lineRule="auto"/>
         <w:ind w:left="720"/>
-        <w:rPr>
-          <w:lang w:val="en-IN"/>
-        </w:rPr>
-      </w:pPr>
-      <w:r>
-        <w:rPr>
-          <w:lang w:val="en-IN"/>
-        </w:rPr>
-        <w:t>&lt;/dependencies&gt;</w:t>
-      </w:r>
-    </w:p>
-    <w:p>
-      <w:pPr>
-        <w:pStyle w:val="NormalWeb"/>
-        <w:ind w:left="720"/>
+        <w:jc w:val="both"/>
         <w:rPr>
           <w:lang w:val="en-IN"/>
         </w:rPr>
@@ -25776,20 +25751,6 @@
           <w:bCs/>
           <w:sz w:val="24"/>
           <w:szCs w:val="24"/>
-        </w:rPr>
-      </w:pPr>
-    </w:p>
-    <w:p>
-      <w:pPr>
-        <w:tabs>
-          <w:tab w:val="num" w:pos="720"/>
-        </w:tabs>
-        <w:spacing w:before="65" w:line="357" w:lineRule="auto"/>
-        <w:rPr>
-          <w:b/>
-          <w:bCs/>
-          <w:sz w:val="24"/>
-          <w:szCs w:val="24"/>
           <w:lang w:val="en-IN"/>
         </w:rPr>
       </w:pPr>
@@ -25906,14 +25867,12 @@
         </w:rPr>
         <w:t xml:space="preserve"> </w:t>
       </w:r>
-      <w:proofErr w:type="gramStart"/>
       <w:r>
         <w:rPr>
           <w:sz w:val="24"/>
         </w:rPr>
         <w:t>better-performing</w:t>
       </w:r>
-      <w:proofErr w:type="gramEnd"/>
       <w:r>
         <w:rPr>
           <w:sz w:val="24"/>
@@ -26619,15 +26578,7 @@
       </w:r>
       <w:r>
         <w:br/>
-        <w:t xml:space="preserve">• Deployment: </w:t>
-      </w:r>
-      <w:proofErr w:type="gramStart"/>
-      <w:r>
-        <w:t>On-premise</w:t>
-      </w:r>
-      <w:proofErr w:type="gramEnd"/>
-      <w:r>
-        <w:t>, cloud (AWS, Azure, GCP), or using Docker and Kubernetes for containerized environments. Deployment pipelines are configured using CI/CD tools like Jenkins, GitHub Actions, or GitLab CI. Applications are then launched through platforms such as web portals, app stores, or internal deployment networks.</w:t>
+        <w:t>• Deployment: On-premise, cloud (AWS, Azure, GCP), or using Docker and Kubernetes for containerized environments. Deployment pipelines are configured using CI/CD tools like Jenkins, GitHub Actions, or GitLab CI. Applications are then launched through platforms such as web portals, app stores, or internal deployment networks.</w:t>
       </w:r>
     </w:p>
     <w:p>
@@ -26699,22 +26650,6 @@
     </w:p>
     <w:p>
       <w:pPr>
-        <w:pStyle w:val="BodyText"/>
-        <w:sectPr>
-          <w:pgSz w:w="11940" w:h="16860"/>
-          <w:pgMar w:top="1280" w:right="708" w:bottom="460" w:left="708" w:header="0" w:footer="263" w:gutter="0"/>
-          <w:pgBorders w:offsetFrom="page">
-            <w:top w:val="single" w:sz="4" w:space="24" w:color="000000"/>
-            <w:left w:val="single" w:sz="4" w:space="24" w:color="000000"/>
-            <w:bottom w:val="single" w:sz="4" w:space="31" w:color="000000"/>
-            <w:right w:val="single" w:sz="4" w:space="24" w:color="000000"/>
-          </w:pgBorders>
-          <w:cols w:space="720"/>
-        </w:sectPr>
-      </w:pPr>
-    </w:p>
-    <w:p>
-      <w:pPr>
         <w:pStyle w:val="Heading5"/>
         <w:tabs>
           <w:tab w:val="left" w:pos="1060"/>
@@ -26836,7 +26771,7 @@
         <w:tabs>
           <w:tab w:val="left" w:pos="2172"/>
         </w:tabs>
-        <w:spacing w:before="137" w:line="276" w:lineRule="auto"/>
+        <w:spacing w:before="137"/>
         <w:ind w:left="576"/>
         <w:rPr>
           <w:sz w:val="24"/>
@@ -26872,7 +26807,7 @@
         <w:tabs>
           <w:tab w:val="left" w:pos="2172"/>
         </w:tabs>
-        <w:spacing w:before="139" w:line="276" w:lineRule="auto"/>
+        <w:spacing w:before="139"/>
         <w:ind w:left="576"/>
         <w:rPr>
           <w:sz w:val="24"/>
@@ -26896,7 +26831,7 @@
         <w:tabs>
           <w:tab w:val="left" w:pos="2172"/>
         </w:tabs>
-        <w:spacing w:before="142" w:line="276" w:lineRule="auto"/>
+        <w:spacing w:before="142"/>
         <w:ind w:left="576"/>
         <w:rPr>
           <w:sz w:val="24"/>
@@ -26920,7 +26855,7 @@
         <w:tabs>
           <w:tab w:val="left" w:pos="2172"/>
         </w:tabs>
-        <w:spacing w:before="139" w:line="276" w:lineRule="auto"/>
+        <w:spacing w:before="139"/>
         <w:ind w:left="576"/>
         <w:rPr>
           <w:sz w:val="24"/>
@@ -26956,7 +26891,7 @@
         <w:tabs>
           <w:tab w:val="left" w:pos="2172"/>
         </w:tabs>
-        <w:spacing w:before="139" w:line="276" w:lineRule="auto"/>
+        <w:spacing w:before="139"/>
         <w:ind w:left="576"/>
         <w:rPr>
           <w:sz w:val="24"/>
@@ -26981,6 +26916,19 @@
         </w:rPr>
         <w:t>Java</w:t>
       </w:r>
+    </w:p>
+    <w:p>
+      <w:pPr>
+        <w:pStyle w:val="ListParagraph"/>
+        <w:tabs>
+          <w:tab w:val="left" w:pos="2172"/>
+        </w:tabs>
+        <w:spacing w:before="139"/>
+        <w:ind w:left="576" w:firstLine="0"/>
+        <w:rPr>
+          <w:sz w:val="24"/>
+        </w:rPr>
+      </w:pPr>
     </w:p>
     <w:p>
       <w:pPr>
@@ -27133,15 +27081,20 @@
         <w:br/>
         <w:t>• Works well with HTML and CSS for complete front-end development.</w:t>
       </w:r>
-      <w:r>
+    </w:p>
+    <w:p>
+      <w:pPr>
+        <w:pStyle w:val="NormalWeb"/>
+        <w:spacing w:before="0" w:beforeAutospacing="0" w:line="360" w:lineRule="auto"/>
+        <w:ind w:left="144"/>
+      </w:pPr>
+      <w:r>
+        <w:lastRenderedPageBreak/>
         <w:br/>
         <w:t>• Popular frameworks and libraries include React, Angular, and Vue.</w:t>
       </w:r>
       <w:r>
         <w:br/>
-      </w:r>
-      <w:r>
-        <w:lastRenderedPageBreak/>
         <w:t>• Runs in browsers without any additional plugins.</w:t>
       </w:r>
       <w:r>
@@ -27361,118 +27314,6 @@
     </w:p>
     <w:p>
       <w:pPr>
-        <w:tabs>
-          <w:tab w:val="left" w:pos="1065"/>
-        </w:tabs>
-        <w:spacing w:before="76" w:line="360" w:lineRule="auto"/>
-        <w:rPr>
-          <w:b/>
-          <w:sz w:val="28"/>
-          <w:szCs w:val="28"/>
-        </w:rPr>
-      </w:pPr>
-      <w:r>
-        <w:rPr>
-          <w:b/>
-          <w:sz w:val="28"/>
-          <w:szCs w:val="28"/>
-        </w:rPr>
-        <w:lastRenderedPageBreak/>
-        <w:t xml:space="preserve">   </w:t>
-      </w:r>
-      <w:r>
-        <w:rPr>
-          <w:b/>
-          <w:sz w:val="28"/>
-          <w:szCs w:val="28"/>
-        </w:rPr>
-        <w:t>2.3</w:t>
-      </w:r>
-      <w:r>
-        <w:rPr>
-          <w:b/>
-          <w:sz w:val="28"/>
-          <w:szCs w:val="28"/>
-        </w:rPr>
-        <w:t xml:space="preserve"> </w:t>
-      </w:r>
-      <w:r>
-        <w:rPr>
-          <w:b/>
-          <w:sz w:val="28"/>
-          <w:szCs w:val="28"/>
-        </w:rPr>
-        <w:t>TASKS</w:t>
-      </w:r>
-      <w:r>
-        <w:rPr>
-          <w:b/>
-          <w:sz w:val="28"/>
-          <w:szCs w:val="28"/>
-        </w:rPr>
-        <w:t xml:space="preserve"> </w:t>
-      </w:r>
-      <w:r>
-        <w:rPr>
-          <w:b/>
-          <w:sz w:val="28"/>
-          <w:szCs w:val="28"/>
-        </w:rPr>
-        <w:t>ASSIGNED</w:t>
-      </w:r>
-      <w:r>
-        <w:rPr>
-          <w:b/>
-          <w:sz w:val="28"/>
-          <w:szCs w:val="28"/>
-        </w:rPr>
-        <w:t xml:space="preserve"> </w:t>
-      </w:r>
-      <w:r>
-        <w:rPr>
-          <w:b/>
-          <w:spacing w:val="-2"/>
-          <w:sz w:val="28"/>
-          <w:szCs w:val="28"/>
-        </w:rPr>
-        <w:t>DETAILS</w:t>
-      </w:r>
-    </w:p>
-    <w:p>
-      <w:pPr>
-        <w:tabs>
-          <w:tab w:val="left" w:pos="1065"/>
-        </w:tabs>
-        <w:spacing w:before="76" w:line="360" w:lineRule="auto"/>
-        <w:ind w:left="-288"/>
-        <w:rPr>
-          <w:sz w:val="24"/>
-          <w:szCs w:val="24"/>
-          <w:lang w:val="en-IN" w:eastAsia="en-IN"/>
-        </w:rPr>
-        <w:sectPr>
-          <w:pgSz w:w="11940" w:h="16860"/>
-          <w:pgMar w:top="1200" w:right="708" w:bottom="460" w:left="708" w:header="0" w:footer="263" w:gutter="0"/>
-          <w:pgBorders w:offsetFrom="page">
-            <w:top w:val="single" w:sz="4" w:space="24" w:color="000000"/>
-            <w:left w:val="single" w:sz="4" w:space="24" w:color="000000"/>
-            <w:bottom w:val="single" w:sz="4" w:space="31" w:color="000000"/>
-            <w:right w:val="single" w:sz="4" w:space="24" w:color="000000"/>
-          </w:pgBorders>
-          <w:cols w:space="720"/>
-        </w:sectPr>
-      </w:pPr>
-      <w:r>
-        <w:rPr>
-          <w:b/>
-          <w:sz w:val="28"/>
-          <w:szCs w:val="28"/>
-        </w:rPr>
-        <w:t xml:space="preserve">     </w:t>
-      </w:r>
-    </w:p>
-    <w:p>
-      <w:pPr>
         <w:pStyle w:val="BodyText"/>
         <w:rPr>
           <w:sz w:val="52"/>
@@ -27715,7 +27556,19 @@
         <w:rPr>
           <w:spacing w:val="-2"/>
         </w:rPr>
-        <w:t>Module1/Project1:</w:t>
+        <w:t>Module1</w:t>
+      </w:r>
+      <w:r>
+        <w:rPr>
+          <w:spacing w:val="-2"/>
+        </w:rPr>
+        <w:t>/</w:t>
+      </w:r>
+      <w:r>
+        <w:rPr>
+          <w:spacing w:val="-2"/>
+        </w:rPr>
+        <w:t>Project1:</w:t>
       </w:r>
       <w:r>
         <w:rPr>
@@ -27803,23 +27656,7 @@
           <w:sz w:val="24"/>
           <w:lang w:val="en-IN"/>
         </w:rPr>
-        <w:t xml:space="preserve"> is designed as a unified project management platform </w:t>
-      </w:r>
-      <w:proofErr w:type="gramStart"/>
-      <w:r>
-        <w:rPr>
-          <w:sz w:val="24"/>
-          <w:lang w:val="en-IN"/>
-        </w:rPr>
-        <w:t>similar to</w:t>
-      </w:r>
-      <w:proofErr w:type="gramEnd"/>
-      <w:r>
-        <w:rPr>
-          <w:sz w:val="24"/>
-          <w:lang w:val="en-IN"/>
-        </w:rPr>
-        <w:t xml:space="preserve"> tools like Jira. It enables organizations to manage projects, track progress, and facilitate collaboration among team members. The system supports multiple user roles such as Admin, Project Manager, and Team Member, each with specific responsibilities and access controls.</w:t>
+        <w:t xml:space="preserve"> is designed as a unified project management platform similar to tools like Jira. It enables organizations to manage projects, track progress, and facilitate collaboration among team members. The system supports multiple user roles such as Admin, Project Manager, and Team Member, each with specific responsibilities and access controls.</w:t>
       </w:r>
     </w:p>
     <w:p>
@@ -30380,7 +30217,7 @@
           <w:noProof/>
         </w:rPr>
         <w:drawing>
-          <wp:inline distT="0" distB="0" distL="0" distR="0" wp14:anchorId="1D2E0581" wp14:editId="5B00ED75">
+          <wp:inline distT="0" distB="0" distL="0" distR="0" wp14:anchorId="1D2E0581" wp14:editId="3E1DDFC7">
             <wp:extent cx="6682740" cy="3561080"/>
             <wp:effectExtent l="0" t="0" r="3810" b="1270"/>
             <wp:docPr id="1303173920" name="Picture 9"/>
@@ -30486,7 +30323,7 @@
         </w:rPr>
         <w:lastRenderedPageBreak/>
         <w:drawing>
-          <wp:inline distT="0" distB="0" distL="0" distR="0" wp14:anchorId="69A30500" wp14:editId="2BE067F5">
+          <wp:inline distT="0" distB="0" distL="0" distR="0" wp14:anchorId="69A30500" wp14:editId="77A2DDA4">
             <wp:extent cx="6682740" cy="3519805"/>
             <wp:effectExtent l="0" t="0" r="3810" b="4445"/>
             <wp:docPr id="1824989532" name="Picture 10"/>
@@ -30595,7 +30432,7 @@
           <w:noProof/>
         </w:rPr>
         <w:drawing>
-          <wp:anchor distT="0" distB="0" distL="114300" distR="114300" simplePos="0" relativeHeight="487603712" behindDoc="0" locked="0" layoutInCell="1" allowOverlap="1" wp14:anchorId="6E8FAE14" wp14:editId="77EBCB3A">
+          <wp:anchor distT="0" distB="0" distL="114300" distR="114300" simplePos="0" relativeHeight="487603712" behindDoc="0" locked="0" layoutInCell="1" allowOverlap="1" wp14:anchorId="6E8FAE14" wp14:editId="6FFDD35F">
             <wp:simplePos x="0" y="0"/>
             <wp:positionH relativeFrom="margin">
               <wp:posOffset>30480</wp:posOffset>
@@ -30666,13 +30503,7 @@
         <w:t xml:space="preserve">                </w:t>
       </w:r>
       <w:r>
-        <w:t>Fig 3.1.</w:t>
-      </w:r>
-      <w:r>
-        <w:t>3</w:t>
-      </w:r>
-      <w:r>
-        <w:t xml:space="preserve">: </w:t>
+        <w:t xml:space="preserve">Fig 3.1.3: </w:t>
       </w:r>
       <w:proofErr w:type="spellStart"/>
       <w:r>
@@ -30680,10 +30511,7 @@
       </w:r>
       <w:proofErr w:type="spellEnd"/>
       <w:r>
-        <w:t xml:space="preserve"> </w:t>
-      </w:r>
-      <w:r>
-        <w:t>Timeline</w:t>
+        <w:t xml:space="preserve"> Timeline</w:t>
       </w:r>
       <w:r>
         <w:t xml:space="preserve"> Tab </w:t>
@@ -30798,16 +30626,7 @@
         </w:rPr>
       </w:pPr>
       <w:r>
-        <w:t xml:space="preserve">               </w:t>
-      </w:r>
-      <w:r>
-        <w:t>Fig 3.1.</w:t>
-      </w:r>
-      <w:r>
-        <w:t>4</w:t>
-      </w:r>
-      <w:r>
-        <w:t xml:space="preserve">: </w:t>
+        <w:t xml:space="preserve">               Fig 3.1.4: </w:t>
       </w:r>
       <w:proofErr w:type="spellStart"/>
       <w:r>
@@ -30815,13 +30634,7 @@
       </w:r>
       <w:proofErr w:type="spellEnd"/>
       <w:r>
-        <w:t xml:space="preserve"> </w:t>
-      </w:r>
-      <w:r>
-        <w:t xml:space="preserve">Analytics Tab </w:t>
-      </w:r>
-      <w:r>
-        <w:t xml:space="preserve"> </w:t>
+        <w:t xml:space="preserve"> Analytics Tab  </w:t>
       </w:r>
     </w:p>
     <w:p>
@@ -30833,7 +30646,7 @@
           <w:noProof/>
         </w:rPr>
         <w:drawing>
-          <wp:anchor distT="0" distB="0" distL="114300" distR="114300" simplePos="0" relativeHeight="487605760" behindDoc="0" locked="0" layoutInCell="1" allowOverlap="1" wp14:anchorId="43997FE9" wp14:editId="5F721376">
+          <wp:anchor distT="0" distB="0" distL="114300" distR="114300" simplePos="0" relativeHeight="487605760" behindDoc="0" locked="0" layoutInCell="1" allowOverlap="1" wp14:anchorId="43997FE9" wp14:editId="67096F40">
             <wp:simplePos x="0" y="0"/>
             <wp:positionH relativeFrom="margin">
               <wp:align>left</wp:align>
@@ -30901,10 +30714,7 @@
         </w:tabs>
       </w:pPr>
       <w:r>
-        <w:t xml:space="preserve">                                                         </w:t>
-      </w:r>
-      <w:r>
-        <w:t xml:space="preserve">Fig 3.1.4: </w:t>
+        <w:t xml:space="preserve">                                                         Fig 3.1.4: </w:t>
       </w:r>
       <w:proofErr w:type="spellStart"/>
       <w:r>
@@ -30923,17 +30733,6 @@
         <w:t xml:space="preserve"> Info </w:t>
       </w:r>
     </w:p>
-    <w:p/>
-    <w:p/>
-    <w:p/>
-    <w:p/>
-    <w:p/>
-    <w:p/>
-    <w:p/>
-    <w:p/>
-    <w:p/>
-    <w:p/>
-    <w:p/>
     <w:p/>
     <w:p/>
     <w:p/>
@@ -31044,23 +30843,7 @@
           <w:sz w:val="24"/>
           <w:szCs w:val="24"/>
         </w:rPr>
-        <w:t xml:space="preserve"> API. This project combines real-time weather data with temperature conversion features to create a dynamic and user-friendly application. Each technology plays a specific role, and together they provide </w:t>
-      </w:r>
-      <w:proofErr w:type="gramStart"/>
-      <w:r>
-        <w:rPr>
-          <w:sz w:val="24"/>
-          <w:szCs w:val="24"/>
-        </w:rPr>
-        <w:t>a complete</w:t>
-      </w:r>
-      <w:proofErr w:type="gramEnd"/>
-      <w:r>
-        <w:rPr>
-          <w:sz w:val="24"/>
-          <w:szCs w:val="24"/>
-        </w:rPr>
-        <w:t xml:space="preserve"> and engaging web experience</w:t>
+        <w:t xml:space="preserve"> API. This project combines real-time weather data with temperature conversion features to create a dynamic and user-friendly application. Each technology plays a specific role, and together they provide a complete and engaging web experience</w:t>
       </w:r>
       <w:r>
         <w:rPr>
@@ -32384,8 +32167,8 @@
         <w:tblLook w:val="01E0" w:firstRow="1" w:lastRow="1" w:firstColumn="1" w:lastColumn="1" w:noHBand="0" w:noVBand="0"/>
       </w:tblPr>
       <w:tblGrid>
-        <w:gridCol w:w="1774"/>
-        <w:gridCol w:w="7480"/>
+        <w:gridCol w:w="1828"/>
+        <w:gridCol w:w="7426"/>
       </w:tblGrid>
       <w:tr>
         <w:trPr>
@@ -32393,7 +32176,7 @@
         </w:trPr>
         <w:tc>
           <w:tcPr>
-            <w:tcW w:w="1774" w:type="dxa"/>
+            <w:tcW w:w="1828" w:type="dxa"/>
             <w:tcBorders>
               <w:bottom w:val="double" w:sz="12" w:space="0" w:color="000000"/>
               <w:right w:val="single" w:sz="48" w:space="0" w:color="000000"/>
@@ -32421,7 +32204,7 @@
         </w:tc>
         <w:tc>
           <w:tcPr>
-            <w:tcW w:w="7480" w:type="dxa"/>
+            <w:tcW w:w="7426" w:type="dxa"/>
             <w:tcBorders>
               <w:left w:val="single" w:sz="48" w:space="0" w:color="000000"/>
               <w:bottom w:val="double" w:sz="12" w:space="0" w:color="000000"/>
@@ -32454,7 +32237,7 @@
         </w:trPr>
         <w:tc>
           <w:tcPr>
-            <w:tcW w:w="1774" w:type="dxa"/>
+            <w:tcW w:w="1828" w:type="dxa"/>
             <w:tcBorders>
               <w:top w:val="double" w:sz="12" w:space="0" w:color="000000"/>
               <w:right w:val="thinThickMediumGap" w:sz="9" w:space="0" w:color="000000"/>
@@ -32481,7 +32264,7 @@
         </w:tc>
         <w:tc>
           <w:tcPr>
-            <w:tcW w:w="7480" w:type="dxa"/>
+            <w:tcW w:w="7426" w:type="dxa"/>
             <w:tcBorders>
               <w:top w:val="double" w:sz="12" w:space="0" w:color="000000"/>
               <w:left w:val="thickThinMediumGap" w:sz="9" w:space="0" w:color="000000"/>
@@ -32514,7 +32297,7 @@
         </w:trPr>
         <w:tc>
           <w:tcPr>
-            <w:tcW w:w="1774" w:type="dxa"/>
+            <w:tcW w:w="1828" w:type="dxa"/>
             <w:tcBorders>
               <w:bottom w:val="double" w:sz="12" w:space="0" w:color="000000"/>
               <w:right w:val="thinThickMediumGap" w:sz="9" w:space="0" w:color="000000"/>
@@ -32542,7 +32325,7 @@
         </w:tc>
         <w:tc>
           <w:tcPr>
-            <w:tcW w:w="7480" w:type="dxa"/>
+            <w:tcW w:w="7426" w:type="dxa"/>
             <w:tcBorders>
               <w:top w:val="double" w:sz="12" w:space="0" w:color="000000"/>
               <w:left w:val="thickThinMediumGap" w:sz="9" w:space="0" w:color="000000"/>
@@ -32575,7 +32358,7 @@
         </w:trPr>
         <w:tc>
           <w:tcPr>
-            <w:tcW w:w="1774" w:type="dxa"/>
+            <w:tcW w:w="1828" w:type="dxa"/>
             <w:tcBorders>
               <w:bottom w:val="double" w:sz="12" w:space="0" w:color="000000"/>
               <w:right w:val="thinThickMediumGap" w:sz="9" w:space="0" w:color="000000"/>
@@ -32604,7 +32387,7 @@
         </w:tc>
         <w:tc>
           <w:tcPr>
-            <w:tcW w:w="7480" w:type="dxa"/>
+            <w:tcW w:w="7426" w:type="dxa"/>
             <w:tcBorders>
               <w:top w:val="double" w:sz="12" w:space="0" w:color="000000"/>
               <w:left w:val="thickThinMediumGap" w:sz="9" w:space="0" w:color="000000"/>
@@ -32637,7 +32420,7 @@
         </w:trPr>
         <w:tc>
           <w:tcPr>
-            <w:tcW w:w="1774" w:type="dxa"/>
+            <w:tcW w:w="1828" w:type="dxa"/>
             <w:tcBorders>
               <w:bottom w:val="double" w:sz="12" w:space="0" w:color="000000"/>
               <w:right w:val="thinThickMediumGap" w:sz="9" w:space="0" w:color="000000"/>
@@ -32676,7 +32459,7 @@
         </w:tc>
         <w:tc>
           <w:tcPr>
-            <w:tcW w:w="7480" w:type="dxa"/>
+            <w:tcW w:w="7426" w:type="dxa"/>
             <w:tcBorders>
               <w:top w:val="double" w:sz="12" w:space="0" w:color="000000"/>
               <w:left w:val="thickThinMediumGap" w:sz="9" w:space="0" w:color="000000"/>
@@ -32705,11 +32488,11 @@
       </w:tr>
       <w:tr>
         <w:trPr>
-          <w:trHeight w:val="1183"/>
+          <w:trHeight w:val="689"/>
         </w:trPr>
         <w:tc>
           <w:tcPr>
-            <w:tcW w:w="1774" w:type="dxa"/>
+            <w:tcW w:w="1828" w:type="dxa"/>
             <w:tcBorders>
               <w:top w:val="double" w:sz="12" w:space="0" w:color="000000"/>
               <w:right w:val="thinThickMediumGap" w:sz="9" w:space="0" w:color="000000"/>
@@ -32736,7 +32519,7 @@
         </w:tc>
         <w:tc>
           <w:tcPr>
-            <w:tcW w:w="7480" w:type="dxa"/>
+            <w:tcW w:w="7426" w:type="dxa"/>
             <w:tcBorders>
               <w:top w:val="double" w:sz="12" w:space="0" w:color="000000"/>
               <w:left w:val="thickThinMediumGap" w:sz="9" w:space="0" w:color="000000"/>
@@ -33065,7 +32848,7 @@
         </w:rPr>
         <w:lastRenderedPageBreak/>
         <w:drawing>
-          <wp:anchor distT="0" distB="0" distL="114300" distR="114300" simplePos="0" relativeHeight="487606784" behindDoc="0" locked="0" layoutInCell="1" allowOverlap="1" wp14:anchorId="2715E9D8" wp14:editId="4DD2AD55">
+          <wp:anchor distT="0" distB="0" distL="114300" distR="114300" simplePos="0" relativeHeight="487606784" behindDoc="0" locked="0" layoutInCell="1" allowOverlap="1" wp14:anchorId="2715E9D8" wp14:editId="7D1D45BD">
             <wp:simplePos x="0" y="0"/>
             <wp:positionH relativeFrom="column">
               <wp:posOffset>207010</wp:posOffset>
@@ -33489,7 +33272,7 @@
           <w:noProof/>
         </w:rPr>
         <w:drawing>
-          <wp:anchor distT="0" distB="0" distL="114300" distR="114300" simplePos="0" relativeHeight="487607808" behindDoc="0" locked="0" layoutInCell="1" allowOverlap="1" wp14:anchorId="6DC6029C" wp14:editId="20112C06">
+          <wp:anchor distT="0" distB="0" distL="114300" distR="114300" simplePos="0" relativeHeight="487607808" behindDoc="0" locked="0" layoutInCell="1" allowOverlap="1" wp14:anchorId="6DC6029C" wp14:editId="787D61C9">
             <wp:simplePos x="0" y="0"/>
             <wp:positionH relativeFrom="margin">
               <wp:align>right</wp:align>
@@ -33702,19 +33485,7 @@
         <w:jc w:val="center"/>
       </w:pPr>
       <w:r>
-        <w:t>Fig 3.2.</w:t>
-      </w:r>
-      <w:r>
-        <w:t>3</w:t>
-      </w:r>
-      <w:r>
-        <w:t>:</w:t>
-      </w:r>
-      <w:r>
-        <w:t xml:space="preserve"> Popup Showing Temperature in particular city</w:t>
-      </w:r>
-      <w:r>
-        <w:t xml:space="preserve"> </w:t>
+        <w:t xml:space="preserve">Fig 3.2.3: Popup Showing Temperature in particular city </w:t>
       </w:r>
     </w:p>
     <w:p>
@@ -33735,16 +33506,7 @@
         <w:jc w:val="center"/>
       </w:pPr>
       <w:r>
-        <w:t>Fig 3.2.</w:t>
-      </w:r>
-      <w:r>
-        <w:t>4</w:t>
-      </w:r>
-      <w:r>
-        <w:t xml:space="preserve">: </w:t>
-      </w:r>
-      <w:r>
-        <w:t>Graphical Representation of Temperature Difference</w:t>
+        <w:t>Fig 3.2.4: Graphical Representation of Temperature Difference</w:t>
       </w:r>
     </w:p>
     <w:p>
@@ -33755,17 +33517,6 @@
         <w:jc w:val="center"/>
       </w:pPr>
     </w:p>
-    <w:p/>
-    <w:p/>
-    <w:p/>
-    <w:p/>
-    <w:p/>
-    <w:p/>
-    <w:p/>
-    <w:p/>
-    <w:p/>
-    <w:p/>
-    <w:p/>
     <w:p/>
     <w:p/>
     <w:p>
@@ -34319,12 +34070,28 @@
         <w:br/>
         <w:t>• Target Date</w:t>
       </w:r>
+    </w:p>
+    <w:p>
+      <w:pPr>
+        <w:spacing w:line="360" w:lineRule="auto"/>
+        <w:ind w:left="720"/>
+        <w:rPr>
+          <w:lang w:val="en-IN"/>
+        </w:rPr>
+      </w:pPr>
       <w:r>
         <w:rPr>
           <w:sz w:val="24"/>
           <w:szCs w:val="24"/>
         </w:rPr>
         <w:br/>
+      </w:r>
+      <w:r>
+        <w:rPr>
+          <w:sz w:val="24"/>
+          <w:szCs w:val="24"/>
+        </w:rPr>
+        <w:lastRenderedPageBreak/>
         <w:t>• Provides action buttons:</w:t>
       </w:r>
       <w:r>
@@ -34333,13 +34100,6 @@
           <w:szCs w:val="24"/>
         </w:rPr>
         <w:br/>
-      </w:r>
-      <w:r>
-        <w:rPr>
-          <w:sz w:val="24"/>
-          <w:szCs w:val="24"/>
-        </w:rPr>
-        <w:lastRenderedPageBreak/>
         <w:t>• Update</w:t>
       </w:r>
       <w:r>
@@ -35068,7 +34828,7 @@
       </w:tr>
       <w:tr>
         <w:trPr>
-          <w:trHeight w:val="1328"/>
+          <w:trHeight w:val="718"/>
         </w:trPr>
         <w:tc>
           <w:tcPr>
@@ -36322,93 +36082,32 @@
     <w:p>
       <w:pPr>
         <w:rPr>
+          <w:sz w:val="24"/>
+        </w:rPr>
+      </w:pPr>
+      <w:r>
+        <w:rPr>
+          <w:sz w:val="24"/>
+        </w:rPr>
+        <w:lastRenderedPageBreak/>
+        <w:t xml:space="preserve">                               </w:t>
+      </w:r>
+    </w:p>
+    <w:p>
+      <w:r>
+        <w:rPr>
           <w:sz w:val="28"/>
           <w:szCs w:val="28"/>
         </w:rPr>
-      </w:pPr>
-    </w:p>
-    <w:p>
-      <w:pPr>
+        <w:t xml:space="preserve">                      </w:t>
+      </w:r>
+      <w:r>
         <w:rPr>
           <w:sz w:val="28"/>
           <w:szCs w:val="28"/>
         </w:rPr>
-      </w:pPr>
-    </w:p>
-    <w:p>
-      <w:pPr>
-        <w:rPr>
-          <w:sz w:val="28"/>
-          <w:szCs w:val="28"/>
-        </w:rPr>
-      </w:pPr>
-    </w:p>
-    <w:p>
-      <w:pPr>
-        <w:rPr>
-          <w:sz w:val="28"/>
-          <w:szCs w:val="28"/>
-        </w:rPr>
-      </w:pPr>
-    </w:p>
-    <w:p>
-      <w:pPr>
-        <w:rPr>
-          <w:sz w:val="24"/>
-        </w:rPr>
-      </w:pPr>
-      <w:r>
-        <w:rPr>
-          <w:sz w:val="24"/>
-        </w:rPr>
-        <w:t xml:space="preserve">                                    </w:t>
-      </w:r>
-    </w:p>
-    <w:p>
-      <w:pPr>
-        <w:rPr>
-          <w:sz w:val="28"/>
-          <w:szCs w:val="28"/>
-        </w:rPr>
-      </w:pPr>
-      <w:r>
-        <w:rPr>
-          <w:sz w:val="28"/>
-          <w:szCs w:val="28"/>
-        </w:rPr>
-        <w:t xml:space="preserve">                      </w:t>
-      </w:r>
-      <w:r>
-        <w:rPr>
-          <w:sz w:val="28"/>
-          <w:szCs w:val="28"/>
-        </w:rPr>
         <w:t xml:space="preserve">    </w:t>
       </w:r>
-    </w:p>
-    <w:p>
-      <w:pPr>
-        <w:rPr>
-          <w:sz w:val="28"/>
-          <w:szCs w:val="28"/>
-        </w:rPr>
-        <w:sectPr>
-          <w:pgSz w:w="11940" w:h="16860"/>
-          <w:pgMar w:top="1060" w:right="708" w:bottom="460" w:left="708" w:header="0" w:footer="263" w:gutter="0"/>
-          <w:pgBorders w:offsetFrom="page">
-            <w:top w:val="single" w:sz="4" w:space="24" w:color="000000"/>
-            <w:left w:val="single" w:sz="4" w:space="24" w:color="000000"/>
-            <w:bottom w:val="single" w:sz="4" w:space="31" w:color="000000"/>
-            <w:right w:val="single" w:sz="4" w:space="24" w:color="000000"/>
-          </w:pgBorders>
-          <w:cols w:space="720"/>
-        </w:sectPr>
-      </w:pPr>
-    </w:p>
-    <w:p>
-      <w:pPr>
-        <w:pStyle w:val="NormalWeb"/>
-      </w:pPr>
     </w:p>
     <w:p>
       <w:pPr>
@@ -36631,7 +36330,55 @@
           <w:sz w:val="48"/>
           <w:szCs w:val="48"/>
         </w:rPr>
-        <w:t xml:space="preserve">                                  4.</w:t>
+        <w:t xml:space="preserve">                                 </w:t>
+      </w:r>
+      <w:r>
+        <w:rPr>
+          <w:b/>
+          <w:spacing w:val="-2"/>
+          <w:sz w:val="48"/>
+          <w:szCs w:val="48"/>
+        </w:rPr>
+        <w:t xml:space="preserve">Chapter </w:t>
+      </w:r>
+      <w:r>
+        <w:rPr>
+          <w:b/>
+          <w:spacing w:val="-2"/>
+          <w:sz w:val="48"/>
+          <w:szCs w:val="48"/>
+        </w:rPr>
+        <w:t>4</w:t>
+      </w:r>
+      <w:r>
+        <w:rPr>
+          <w:b/>
+          <w:spacing w:val="-2"/>
+          <w:sz w:val="48"/>
+          <w:szCs w:val="48"/>
+        </w:rPr>
+        <w:t>:</w:t>
+      </w:r>
+    </w:p>
+    <w:p>
+      <w:pPr>
+        <w:spacing w:before="73"/>
+        <w:jc w:val="both"/>
+        <w:rPr>
+          <w:b/>
+          <w:spacing w:val="-2"/>
+          <w:sz w:val="48"/>
+          <w:szCs w:val="48"/>
+        </w:rPr>
+      </w:pPr>
+      <w:r>
+        <w:rPr>
+          <w:b/>
+          <w:spacing w:val="-2"/>
+          <w:sz w:val="48"/>
+          <w:szCs w:val="48"/>
+        </w:rPr>
+        <w:t xml:space="preserve">                                </w:t>
       </w:r>
       <w:r>
         <w:rPr>
@@ -37678,7 +37425,15 @@
                 <w:bCs/>
                 <w:sz w:val="24"/>
               </w:rPr>
-              <w:t>Started frontend development with HTML fundamentals including tags, forms, tables, and semantic elements. Created static web pages for practice.</w:t>
+              <w:t xml:space="preserve">Started frontend development with HTML fundamentals including tags, forms, tables, and semantic elements. Created static web pages </w:t>
+            </w:r>
+            <w:r>
+              <w:rPr>
+                <w:bCs/>
+                <w:sz w:val="24"/>
+              </w:rPr>
+              <w:lastRenderedPageBreak/>
+              <w:t>for practice.</w:t>
             </w:r>
           </w:p>
         </w:tc>
@@ -37705,21 +37460,12 @@
                 <w:sz w:val="24"/>
               </w:rPr>
             </w:pPr>
-            <w:proofErr w:type="gramStart"/>
             <w:r>
               <w:rPr>
                 <w:spacing w:val="-2"/>
                 <w:sz w:val="24"/>
               </w:rPr>
-              <w:t>Acquired</w:t>
-            </w:r>
-            <w:proofErr w:type="gramEnd"/>
-            <w:r>
-              <w:rPr>
-                <w:spacing w:val="-2"/>
-                <w:sz w:val="24"/>
-              </w:rPr>
-              <w:t xml:space="preserve"> knowledge of HTML structure and ability to design simple webpages.</w:t>
+              <w:t>Acquired knowledge of HTML structure and ability to design simple webpages.</w:t>
             </w:r>
           </w:p>
         </w:tc>
@@ -38292,19 +38038,11 @@
                 <w:sz w:val="24"/>
               </w:rPr>
             </w:pPr>
-            <w:proofErr w:type="gramStart"/>
             <w:r>
               <w:rPr>
                 <w:sz w:val="24"/>
               </w:rPr>
-              <w:t>Started Java programming</w:t>
-            </w:r>
-            <w:proofErr w:type="gramEnd"/>
-            <w:r>
-              <w:rPr>
-                <w:sz w:val="24"/>
-              </w:rPr>
-              <w:t>. Learned OOP concepts, constructors, inheritance, and event handling. Explored JDBC with Maven and pom.xml configuration. Connected Java applications with databases.</w:t>
+              <w:t>Started Java programming. Learned OOP concepts, constructors, inheritance, and event handling. Explored JDBC with Maven and pom.xml configuration. Connected Java applications with databases.</w:t>
             </w:r>
           </w:p>
         </w:tc>
@@ -38463,85 +38201,12 @@
                 <w:sz w:val="24"/>
               </w:rPr>
             </w:pPr>
-            <w:proofErr w:type="gramStart"/>
             <w:r>
               <w:rPr>
                 <w:spacing w:val="-2"/>
                 <w:sz w:val="24"/>
               </w:rPr>
-              <w:t>Studied</w:t>
-            </w:r>
-            <w:proofErr w:type="gramEnd"/>
-            <w:r>
-              <w:rPr>
-                <w:spacing w:val="-2"/>
-                <w:sz w:val="24"/>
-              </w:rPr>
-              <w:t xml:space="preserve"> SQL concepts including </w:t>
-            </w:r>
-            <w:proofErr w:type="gramStart"/>
-            <w:r>
-              <w:rPr>
-                <w:spacing w:val="-2"/>
-                <w:sz w:val="24"/>
-              </w:rPr>
-              <w:t>create</w:t>
-            </w:r>
-            <w:proofErr w:type="gramEnd"/>
-            <w:r>
-              <w:rPr>
-                <w:spacing w:val="-2"/>
-                <w:sz w:val="24"/>
-              </w:rPr>
-              <w:t xml:space="preserve"> table, </w:t>
-            </w:r>
-            <w:proofErr w:type="gramStart"/>
-            <w:r>
-              <w:rPr>
-                <w:spacing w:val="-2"/>
-                <w:sz w:val="24"/>
-              </w:rPr>
-              <w:t>insert</w:t>
-            </w:r>
-            <w:proofErr w:type="gramEnd"/>
-            <w:r>
-              <w:rPr>
-                <w:spacing w:val="-2"/>
-                <w:sz w:val="24"/>
-              </w:rPr>
-              <w:t xml:space="preserve">, update, </w:t>
-            </w:r>
-            <w:proofErr w:type="gramStart"/>
-            <w:r>
-              <w:rPr>
-                <w:spacing w:val="-2"/>
-                <w:sz w:val="24"/>
-              </w:rPr>
-              <w:t>delete</w:t>
-            </w:r>
-            <w:proofErr w:type="gramEnd"/>
-            <w:r>
-              <w:rPr>
-                <w:spacing w:val="-2"/>
-                <w:sz w:val="24"/>
-              </w:rPr>
-              <w:t xml:space="preserve">, and </w:t>
-            </w:r>
-            <w:proofErr w:type="gramStart"/>
-            <w:r>
-              <w:rPr>
-                <w:spacing w:val="-2"/>
-                <w:sz w:val="24"/>
-              </w:rPr>
-              <w:t>join</w:t>
-            </w:r>
-            <w:proofErr w:type="gramEnd"/>
-            <w:r>
-              <w:rPr>
-                <w:spacing w:val="-2"/>
-                <w:sz w:val="24"/>
-              </w:rPr>
-              <w:t xml:space="preserve"> operations.</w:t>
+              <w:t>Studied SQL concepts including create table, insert, update, delete, and join operations.</w:t>
             </w:r>
           </w:p>
         </w:tc>
@@ -39026,21 +38691,7 @@
               <w:rPr>
                 <w:sz w:val="23"/>
               </w:rPr>
-              <w:t xml:space="preserve">Explored Spring Boot for rapid application development. </w:t>
-            </w:r>
-            <w:proofErr w:type="gramStart"/>
-            <w:r>
-              <w:rPr>
-                <w:sz w:val="23"/>
-              </w:rPr>
-              <w:t>Learned</w:t>
-            </w:r>
-            <w:proofErr w:type="gramEnd"/>
-            <w:r>
-              <w:rPr>
-                <w:sz w:val="23"/>
-              </w:rPr>
-              <w:t xml:space="preserve"> JPA, Data JPA, and Hibernate for database integration and ORM. Implemented CRUD operations and connected backend services with persistent storage.</w:t>
+              <w:t>Explored Spring Boot for rapid application development. Learned JPA, Data JPA, and Hibernate for database integration and ORM. Implemented CRUD operations and connected backend services with persistent storage.</w:t>
             </w:r>
           </w:p>
           <w:p>
@@ -39651,7 +39302,7 @@
       </w:tr>
       <w:tr>
         <w:trPr>
-          <w:trHeight w:val="152"/>
+          <w:trHeight w:val="58"/>
         </w:trPr>
         <w:tc>
           <w:tcPr>
@@ -39890,8 +39541,73 @@
       <w:pPr>
         <w:rPr>
           <w:b/>
+          <w:sz w:val="48"/>
+          <w:szCs w:val="48"/>
+        </w:rPr>
+      </w:pPr>
+      <w:r>
+        <w:rPr>
+          <w:b/>
           <w:sz w:val="52"/>
           <w:szCs w:val="52"/>
+        </w:rPr>
+        <w:t xml:space="preserve">                         </w:t>
+      </w:r>
+      <w:r>
+        <w:rPr>
+          <w:b/>
+          <w:sz w:val="52"/>
+          <w:szCs w:val="52"/>
+        </w:rPr>
+        <w:t xml:space="preserve"> </w:t>
+      </w:r>
+      <w:r>
+        <w:rPr>
+          <w:b/>
+          <w:sz w:val="52"/>
+          <w:szCs w:val="52"/>
+        </w:rPr>
+        <w:t xml:space="preserve">   </w:t>
+      </w:r>
+      <w:r>
+        <w:rPr>
+          <w:b/>
+          <w:sz w:val="52"/>
+          <w:szCs w:val="52"/>
+        </w:rPr>
+        <w:t xml:space="preserve"> </w:t>
+      </w:r>
+      <w:r>
+        <w:rPr>
+          <w:b/>
+          <w:sz w:val="48"/>
+          <w:szCs w:val="48"/>
+        </w:rPr>
+        <w:t xml:space="preserve">Chapter </w:t>
+      </w:r>
+      <w:r>
+        <w:rPr>
+          <w:b/>
+          <w:sz w:val="48"/>
+          <w:szCs w:val="48"/>
+        </w:rPr>
+        <w:t>5</w:t>
+      </w:r>
+      <w:r>
+        <w:rPr>
+          <w:b/>
+          <w:sz w:val="48"/>
+          <w:szCs w:val="48"/>
+        </w:rPr>
+        <w:t>:</w:t>
+      </w:r>
+    </w:p>
+    <w:p>
+      <w:pPr>
+        <w:rPr>
+          <w:b/>
+          <w:sz w:val="48"/>
+          <w:szCs w:val="48"/>
         </w:rPr>
         <w:sectPr>
           <w:pgSz w:w="11940" w:h="16860"/>
@@ -39911,23 +39627,7 @@
           <w:sz w:val="52"/>
           <w:szCs w:val="52"/>
         </w:rPr>
-        <w:t xml:space="preserve">                         </w:t>
-      </w:r>
-      <w:r>
-        <w:rPr>
-          <w:b/>
-          <w:sz w:val="52"/>
-          <w:szCs w:val="52"/>
-        </w:rPr>
-        <w:t xml:space="preserve"> 5</w:t>
-      </w:r>
-      <w:r>
-        <w:rPr>
-          <w:b/>
-          <w:sz w:val="52"/>
-          <w:szCs w:val="52"/>
-        </w:rPr>
-        <w:t>.</w:t>
+        <w:t xml:space="preserve">                        </w:t>
       </w:r>
       <w:r>
         <w:rPr>
@@ -39936,7 +39636,25 @@
           <w:sz w:val="52"/>
           <w:szCs w:val="52"/>
         </w:rPr>
-        <w:t xml:space="preserve"> CONCLUSION</w:t>
+        <w:t xml:space="preserve"> </w:t>
+      </w:r>
+      <w:r>
+        <w:rPr>
+          <w:b/>
+          <w:spacing w:val="-2"/>
+          <w:sz w:val="52"/>
+          <w:szCs w:val="52"/>
+        </w:rPr>
+        <w:t xml:space="preserve"> </w:t>
+      </w:r>
+      <w:r>
+        <w:rPr>
+          <w:b/>
+          <w:spacing w:val="-2"/>
+          <w:sz w:val="48"/>
+          <w:szCs w:val="48"/>
+        </w:rPr>
+        <w:t>CONCLUSION</w:t>
       </w:r>
     </w:p>
     <w:p>
@@ -40457,9 +40175,10 @@
     <w:p>
       <w:pPr>
         <w:rPr>
-          <w:b/>
+          <w:bCs/>
           <w:sz w:val="28"/>
           <w:szCs w:val="28"/>
+          <w:u w:val="single"/>
         </w:rPr>
       </w:pPr>
       <w:r>
@@ -40469,7 +40188,16 @@
           <w:szCs w:val="28"/>
         </w:rPr>
         <w:lastRenderedPageBreak/>
-        <w:t xml:space="preserve">                                                      EVALUATION REPORT</w:t>
+        <w:t xml:space="preserve">                                                      </w:t>
+      </w:r>
+      <w:r>
+        <w:rPr>
+          <w:bCs/>
+          <w:sz w:val="28"/>
+          <w:szCs w:val="28"/>
+          <w:u w:val="single"/>
+        </w:rPr>
+        <w:t>EVALUATION REPORT</w:t>
       </w:r>
     </w:p>
     <w:p>
@@ -40507,12 +40235,13 @@
       <w:r>
         <w:rPr>
           <w:noProof/>
+          <w:sz w:val="24"/>
         </w:rPr>
         <w:drawing>
-          <wp:inline distT="0" distB="0" distL="0" distR="0" wp14:anchorId="2B5B0F77" wp14:editId="40CADC51">
-            <wp:extent cx="6069330" cy="8576442"/>
-            <wp:effectExtent l="0" t="0" r="7620" b="0"/>
-            <wp:docPr id="713918210" name="Picture 14"/>
+          <wp:inline distT="0" distB="0" distL="0" distR="0" wp14:anchorId="0792C202" wp14:editId="25E3AF49">
+            <wp:extent cx="6170295" cy="8947372"/>
+            <wp:effectExtent l="0" t="0" r="1905" b="6350"/>
+            <wp:docPr id="1712962292" name="Picture 7"/>
             <wp:cNvGraphicFramePr>
               <a:graphicFrameLocks xmlns:a="http://schemas.openxmlformats.org/drawingml/2006/main" noChangeAspect="1"/>
             </wp:cNvGraphicFramePr>
@@ -40520,10 +40249,8 @@
               <a:graphicData uri="http://schemas.openxmlformats.org/drawingml/2006/picture">
                 <pic:pic xmlns:pic="http://schemas.openxmlformats.org/drawingml/2006/picture">
                   <pic:nvPicPr>
-                    <pic:cNvPr id="0" name="Picture 11"/>
-                    <pic:cNvPicPr>
-                      <a:picLocks noChangeAspect="1" noChangeArrowheads="1"/>
-                    </pic:cNvPicPr>
+                    <pic:cNvPr id="1712962292" name="Picture 1712962292"/>
+                    <pic:cNvPicPr/>
                   </pic:nvPicPr>
                   <pic:blipFill>
                     <a:blip r:embed="rId29">
@@ -40533,23 +40260,18 @@
                         </a:ext>
                       </a:extLst>
                     </a:blip>
-                    <a:srcRect/>
                     <a:stretch>
                       <a:fillRect/>
                     </a:stretch>
                   </pic:blipFill>
-                  <pic:spPr bwMode="auto">
+                  <pic:spPr>
                     <a:xfrm>
                       <a:off x="0" y="0"/>
-                      <a:ext cx="6075002" cy="8584457"/>
+                      <a:ext cx="6171013" cy="8948413"/>
                     </a:xfrm>
                     <a:prstGeom prst="rect">
                       <a:avLst/>
                     </a:prstGeom>
-                    <a:noFill/>
-                    <a:ln>
-                      <a:noFill/>
-                    </a:ln>
                   </pic:spPr>
                 </pic:pic>
               </a:graphicData>
@@ -62549,6 +62271,7 @@
   <w:style w:type="character" w:default="1" w:styleId="DefaultParagraphFont">
     <w:name w:val="Default Paragraph Font"/>
     <w:uiPriority w:val="1"/>
+    <w:semiHidden/>
     <w:unhideWhenUsed/>
   </w:style>
   <w:style w:type="table" w:default="1" w:styleId="TableNormal">
